--- a/latex/empirical part.docx
+++ b/latex/empirical part.docx
@@ -113,7 +113,7 @@
         <w:pStyle w:val="Paragraphedeliste"/>
         <w:numPr>
           <w:ilvl w:val="0"/>
-          <w:numId w:val="1"/>
+          <w:numId w:val="5"/>
         </w:numPr>
         <w:rPr>
           <w:color w:val="000000"/>
@@ -154,7 +154,7 @@
         <w:pStyle w:val="Paragraphedeliste"/>
         <w:numPr>
           <w:ilvl w:val="0"/>
-          <w:numId w:val="1"/>
+          <w:numId w:val="5"/>
         </w:numPr>
         <w:rPr>
           <w:color w:val="000000"/>
@@ -186,7 +186,7 @@
         <w:pStyle w:val="Paragraphedeliste"/>
         <w:numPr>
           <w:ilvl w:val="0"/>
-          <w:numId w:val="1"/>
+          <w:numId w:val="5"/>
         </w:numPr>
         <w:rPr>
           <w:color w:val="000000"/>
@@ -234,7 +234,7 @@
         <w:pStyle w:val="Paragraphedeliste"/>
         <w:numPr>
           <w:ilvl w:val="0"/>
-          <w:numId w:val="1"/>
+          <w:numId w:val="5"/>
         </w:numPr>
         <w:rPr>
           <w:color w:val="000000"/>
@@ -268,7 +268,7 @@
         <w:pStyle w:val="Paragraphedeliste"/>
         <w:numPr>
           <w:ilvl w:val="0"/>
-          <w:numId w:val="1"/>
+          <w:numId w:val="5"/>
         </w:numPr>
         <w:rPr>
           <w:color w:val="000000"/>
@@ -322,7 +322,7 @@
         <w:pStyle w:val="Paragraphedeliste"/>
         <w:numPr>
           <w:ilvl w:val="0"/>
-          <w:numId w:val="1"/>
+          <w:numId w:val="5"/>
         </w:numPr>
         <w:rPr>
           <w:color w:val="000000"/>
@@ -354,7 +354,7 @@
         <w:pStyle w:val="Paragraphedeliste"/>
         <w:numPr>
           <w:ilvl w:val="0"/>
-          <w:numId w:val="1"/>
+          <w:numId w:val="5"/>
         </w:numPr>
         <w:rPr>
           <w:color w:val="000000"/>
@@ -386,7 +386,7 @@
         <w:pStyle w:val="Paragraphedeliste"/>
         <w:numPr>
           <w:ilvl w:val="0"/>
-          <w:numId w:val="1"/>
+          <w:numId w:val="5"/>
         </w:numPr>
         <w:rPr>
           <w:color w:val="000000"/>
@@ -431,7 +431,7 @@
         <w:pStyle w:val="Paragraphedeliste"/>
         <w:numPr>
           <w:ilvl w:val="0"/>
-          <w:numId w:val="1"/>
+          <w:numId w:val="5"/>
         </w:numPr>
         <w:rPr>
           <w:color w:val="000000"/>
@@ -459,7 +459,7 @@
         <w:pStyle w:val="Paragraphedeliste"/>
         <w:numPr>
           <w:ilvl w:val="0"/>
-          <w:numId w:val="1"/>
+          <w:numId w:val="5"/>
         </w:numPr>
         <w:rPr>
           <w:color w:val="000000"/>
@@ -504,7 +504,7 @@
         <w:pStyle w:val="Paragraphedeliste"/>
         <w:numPr>
           <w:ilvl w:val="0"/>
-          <w:numId w:val="1"/>
+          <w:numId w:val="5"/>
         </w:numPr>
         <w:rPr>
           <w:color w:val="000000"/>
@@ -567,7 +567,7 @@
         <w:pStyle w:val="Paragraphedeliste"/>
         <w:numPr>
           <w:ilvl w:val="0"/>
-          <w:numId w:val="1"/>
+          <w:numId w:val="5"/>
         </w:numPr>
         <w:rPr>
           <w:color w:val="000000"/>
@@ -621,7 +621,7 @@
         <w:pStyle w:val="Paragraphedeliste"/>
         <w:numPr>
           <w:ilvl w:val="0"/>
-          <w:numId w:val="1"/>
+          <w:numId w:val="5"/>
         </w:numPr>
         <w:rPr>
           <w:color w:val="000000"/>
@@ -653,7 +653,7 @@
         <w:pStyle w:val="Paragraphedeliste"/>
         <w:numPr>
           <w:ilvl w:val="0"/>
-          <w:numId w:val="1"/>
+          <w:numId w:val="5"/>
         </w:numPr>
         <w:rPr>
           <w:color w:val="000000"/>
@@ -717,7 +717,7 @@
         <w:pStyle w:val="Paragraphedeliste"/>
         <w:numPr>
           <w:ilvl w:val="0"/>
-          <w:numId w:val="1"/>
+          <w:numId w:val="5"/>
         </w:numPr>
         <w:rPr>
           <w:color w:val="000000"/>
@@ -764,6 +764,7 @@
     </w:p>
     <w:p>
       <w:pPr>
+        <w:jc w:val="center"/>
         <w:rPr>
           <w:color w:val="000000"/>
           <w:szCs w:val="28"/>
@@ -786,7 +787,7 @@
           <w:szCs w:val="28"/>
           <w:shd w:val="clear" w:color="auto" w:fill="FFFFFF"/>
         </w:rPr>
-        <w:t>Table ##. Continous variable descriptive weighted statistics.</w:t>
+        <w:t>Table 5. Continous variable descriptive weighted statistics.</w:t>
       </w:r>
     </w:p>
     <w:tbl>
@@ -1157,23 +1158,40 @@
           <w:shd w:val="clear" w:color="auto" w:fill="FFFFFF"/>
         </w:rPr>
       </w:pPr>
-    </w:p>
-    <w:p>
-      <w:pPr>
-        <w:jc w:val="center"/>
+      <w:r>
         <w:rPr>
           <w:color w:val="000000"/>
           <w:szCs w:val="28"/>
           <w:shd w:val="clear" w:color="auto" w:fill="FFFFFF"/>
         </w:rPr>
-      </w:pPr>
-      <w:r>
+        <w:t>Source: author’s calculations</w:t>
+      </w:r>
+    </w:p>
+    <w:p>
+      <w:pPr>
         <w:rPr>
           <w:color w:val="000000"/>
           <w:szCs w:val="28"/>
           <w:shd w:val="clear" w:color="auto" w:fill="FFFFFF"/>
         </w:rPr>
-        <w:t>Table ##. Binary variable descriptive weighted statistics.</w:t>
+      </w:pPr>
+    </w:p>
+    <w:p>
+      <w:pPr>
+        <w:jc w:val="center"/>
+        <w:rPr>
+          <w:color w:val="000000"/>
+          <w:szCs w:val="28"/>
+          <w:shd w:val="clear" w:color="auto" w:fill="FFFFFF"/>
+        </w:rPr>
+      </w:pPr>
+      <w:r>
+        <w:rPr>
+          <w:color w:val="000000"/>
+          <w:szCs w:val="28"/>
+          <w:shd w:val="clear" w:color="auto" w:fill="FFFFFF"/>
+        </w:rPr>
+        <w:t>Table 6. Binary variable descriptive weighted statistics.</w:t>
       </w:r>
     </w:p>
     <w:tbl>
@@ -1845,6 +1863,14 @@
           <w:shd w:val="clear" w:color="auto" w:fill="FFFFFF"/>
         </w:rPr>
       </w:pPr>
+      <w:r>
+        <w:rPr>
+          <w:color w:val="000000"/>
+          <w:szCs w:val="28"/>
+          <w:shd w:val="clear" w:color="auto" w:fill="FFFFFF"/>
+        </w:rPr>
+        <w:t>Source: author’s calculations</w:t>
+      </w:r>
     </w:p>
     <w:p>
       <w:pPr>
@@ -1889,15 +1915,6 @@
         </w:rPr>
         <w:t xml:space="preserve"> is calculated based on 3 main employment earnings (formula ):</w:t>
       </w:r>
-    </w:p>
-    <w:p>
-      <w:pPr>
-        <w:rPr>
-          <w:color w:val="000000"/>
-          <w:szCs w:val="28"/>
-          <w:shd w:val="clear" w:color="auto" w:fill="FFFFFF"/>
-        </w:rPr>
-      </w:pPr>
     </w:p>
     <w:tbl>
       <w:tblPr>
@@ -2035,7 +2052,7 @@
               <w:jc w:val="right"/>
             </w:pPr>
             <w:r>
-              <w:t>(3.1)</w:t>
+              <w:t>(2.6)</w:t>
             </w:r>
           </w:p>
         </w:tc>
@@ -2063,7 +2080,7 @@
         <w:pStyle w:val="Paragraphedeliste"/>
         <w:numPr>
           <w:ilvl w:val="0"/>
-          <w:numId w:val="1"/>
+          <w:numId w:val="5"/>
         </w:numPr>
         <w:rPr>
           <w:color w:val="000000"/>
@@ -2106,7 +2123,7 @@
         <w:pStyle w:val="Paragraphedeliste"/>
         <w:numPr>
           <w:ilvl w:val="0"/>
-          <w:numId w:val="1"/>
+          <w:numId w:val="5"/>
         </w:numPr>
         <w:rPr>
           <w:color w:val="000000"/>
@@ -2158,7 +2175,7 @@
         <w:pStyle w:val="Paragraphedeliste"/>
         <w:numPr>
           <w:ilvl w:val="0"/>
-          <w:numId w:val="1"/>
+          <w:numId w:val="5"/>
         </w:numPr>
         <w:rPr>
           <w:color w:val="000000"/>
@@ -2198,6 +2215,7 @@
     </w:p>
     <w:p>
       <w:pPr>
+        <w:ind w:firstLine="720"/>
         <w:rPr>
           <w:color w:val="000000"/>
           <w:szCs w:val="28"/>
@@ -2205,44 +2223,35 @@
           <w:lang w:val="en-US"/>
         </w:rPr>
       </w:pPr>
-    </w:p>
-    <w:p>
-      <w:pPr>
+      <w:r>
         <w:rPr>
           <w:color w:val="000000"/>
           <w:szCs w:val="28"/>
           <w:shd w:val="clear" w:color="auto" w:fill="FFFFFF"/>
           <w:lang w:val="en-US"/>
         </w:rPr>
-      </w:pPr>
-      <w:r>
+        <w:lastRenderedPageBreak/>
+        <w:t>This metric combines total employment earnings reflecting both official employment and unofficial sources of income. Additionally, this approach resolves situations with unpaid first jobs where individuals report zero received earnings</w:t>
+      </w:r>
+    </w:p>
+    <w:p>
+      <w:pPr>
         <w:rPr>
           <w:color w:val="000000"/>
           <w:szCs w:val="28"/>
           <w:shd w:val="clear" w:color="auto" w:fill="FFFFFF"/>
           <w:lang w:val="en-US"/>
         </w:rPr>
-        <w:t>This metric combines total employment earnings reflecting both official employment and unofficial sources of income. Additionally, this approach resolves situations with unpaid first jobs where individuals report zero received earnings</w:t>
-      </w:r>
-    </w:p>
-    <w:p>
-      <w:pPr>
+      </w:pPr>
+      <w:r>
         <w:rPr>
           <w:color w:val="000000"/>
           <w:szCs w:val="28"/>
           <w:shd w:val="clear" w:color="auto" w:fill="FFFFFF"/>
           <w:lang w:val="en-US"/>
         </w:rPr>
-      </w:pPr>
-      <w:r>
-        <w:rPr>
-          <w:color w:val="000000"/>
-          <w:szCs w:val="28"/>
-          <w:shd w:val="clear" w:color="auto" w:fill="FFFFFF"/>
-          <w:lang w:val="en-US"/>
-        </w:rPr>
         <w:tab/>
-        <w:t>Picture ## shows timelapse of average wages for disabled and non-disabled groups. At the period of interest (2020) we observe a dip caused by pandemic. While it affected both groups altogether disabled people has suffered greater fall compared to control units.</w:t>
+        <w:t>Picture 1 shows timelapse of average wages for disabled and non-disabled groups. At the period of interest (2020) we observe a dip caused by pandemic. While it affected both groups altogether disabled people has suffered greater fall compared to control units.</w:t>
       </w:r>
     </w:p>
     <w:p>
@@ -2274,7 +2283,7 @@
           <w14:ligatures w14:val="standardContextual"/>
         </w:rPr>
         <w:drawing>
-          <wp:inline distT="0" distB="0" distL="0" distR="0" wp14:anchorId="14D7BD67" wp14:editId="3389CB25">
+          <wp:inline distT="0" distB="0" distL="0" distR="0" wp14:anchorId="2F23DB26" wp14:editId="0D9AFD46">
             <wp:extent cx="5943600" cy="2476500"/>
             <wp:effectExtent l="0" t="0" r="0" b="0"/>
             <wp:docPr id="640402576" name="Image 13"/>
@@ -2289,7 +2298,7 @@
                     <pic:cNvPicPr/>
                   </pic:nvPicPr>
                   <pic:blipFill>
-                    <a:blip r:embed="rId5">
+                    <a:blip r:embed="rId7">
                       <a:extLst>
                         <a:ext uri="{28A0092B-C50C-407E-A947-70E740481C1C}">
                           <a14:useLocalDpi xmlns:a14="http://schemas.microsoft.com/office/drawing/2010/main" val="0"/>
@@ -2333,7 +2342,7 @@
           <w:shd w:val="clear" w:color="auto" w:fill="FFFFFF"/>
           <w:lang w:val="en-US"/>
         </w:rPr>
-        <w:t>Picture ##. Timelapse comparison of average wages between control units (non-disabled people) to treatment units (disabled people)</w:t>
+        <w:t>Picture 1. Timelapse comparison of average wages between control units (non-disabled people) to treatment units (disabled people)</w:t>
       </w:r>
     </w:p>
     <w:p>
@@ -2356,6 +2365,7 @@
           <w:szCs w:val="28"/>
         </w:rPr>
       </w:pPr>
+      <w:bookmarkStart w:id="0" w:name="_Toc229556437"/>
       <w:r>
         <w:rPr>
           <w:rFonts w:cs="Times New Roman"/>
@@ -2364,8 +2374,9 @@
         <w:t xml:space="preserve">2.3 Developing TWFE DiD model </w:t>
       </w:r>
       <w:r>
-        <w:t xml:space="preserve"> </w:t>
-      </w:r>
+        <w:t xml:space="preserve"> with propensity matching approach.</w:t>
+      </w:r>
+      <w:bookmarkEnd w:id="0"/>
     </w:p>
     <w:p>
       <w:pPr>
@@ -2388,11 +2399,11 @@
         <w:t xml:space="preserve"> – </w:t>
       </w:r>
       <w:r>
-        <w:t xml:space="preserve">which is infeasible in disability research due to the inherent nature of disability status—poses a fundamental threat to valid causal inference in observational studies . Under non-randomized designs, treated and untreated units cannot be presumed </w:t>
+        <w:t xml:space="preserve">which is infeasible in disability research due to the inherent nature of disability status—poses a fundamental threat to valid causal inference in observational studies . Under non-randomized designs, treated and untreated units cannot be presumed comparable on pretreatment covariates, yet the validity of causal claims critically </w:t>
       </w:r>
       <w:r>
         <w:lastRenderedPageBreak/>
-        <w:t>comparable on pretreatment covariates, yet the validity of causal claims critically depends on such equivalence</w:t>
+        <w:t>depends on such equivalence</w:t>
       </w:r>
       <w:r>
         <w:t xml:space="preserve">. </w:t>
@@ -2422,7 +2433,16 @@
         <w:t>,</w:t>
       </w:r>
       <w:r>
-        <w:t xml:space="preserve"> demonstrates that conditioning solely on this scalar propensity score suffices to eliminate bias attributable to all observed covariates, thereby approximating the conditions of a randomized experiment in observational studies .</w:t>
+        <w:t xml:space="preserve"> demonstrates that conditioning solely on this scalar propensity score suffices to eliminate bias attributable to all observed covariates, thereby approximating the conditions of a randomized experiment in observational studies</w:t>
+      </w:r>
+      <w:r>
+        <w:rPr>
+          <w:rStyle w:val="Appelnotedebasdep"/>
+        </w:rPr>
+        <w:footnoteReference w:id="1"/>
+      </w:r>
+      <w:r>
+        <w:t>.</w:t>
       </w:r>
     </w:p>
     <w:p>
@@ -2451,7 +2471,7 @@
         <w:t>Age_Box_Cox</w:t>
       </w:r>
       <w:r>
-        <w:t xml:space="preserve"> was calculated according to formula ##:</w:t>
+        <w:t xml:space="preserve"> was calculated according to formula 2.7</w:t>
       </w:r>
     </w:p>
     <w:p>
@@ -2596,25 +2616,21 @@
               <w:jc w:val="right"/>
             </w:pPr>
             <w:r>
-              <w:t>(3.1)</w:t>
+              <w:t>(2.7)</w:t>
             </w:r>
           </w:p>
         </w:tc>
       </w:tr>
     </w:tbl>
     <w:p/>
-    <w:p/>
-    <w:p/>
-    <w:p/>
     <w:p>
       <w:r>
         <w:rPr>
           <w:noProof/>
           <w14:ligatures w14:val="standardContextual"/>
         </w:rPr>
-        <w:lastRenderedPageBreak/>
         <w:drawing>
-          <wp:inline distT="0" distB="0" distL="0" distR="0" wp14:anchorId="48432328" wp14:editId="52A891C4">
+          <wp:inline distT="0" distB="0" distL="0" distR="0" wp14:anchorId="0DF33050" wp14:editId="45912449">
             <wp:extent cx="5943600" cy="3667760"/>
             <wp:effectExtent l="0" t="0" r="0" b="2540"/>
             <wp:docPr id="1335694420" name="Image 10"/>
@@ -2629,7 +2645,7 @@
                     <pic:cNvPicPr/>
                   </pic:nvPicPr>
                   <pic:blipFill>
-                    <a:blip r:embed="rId6">
+                    <a:blip r:embed="rId8">
                       <a:extLst>
                         <a:ext uri="{28A0092B-C50C-407E-A947-70E740481C1C}">
                           <a14:useLocalDpi xmlns:a14="http://schemas.microsoft.com/office/drawing/2010/main" val="0"/>
@@ -2661,13 +2677,14 @@
         <w:jc w:val="center"/>
       </w:pPr>
       <w:r>
-        <w:t>Picture ##. Covariate balance comparison between multiple psm approaches (distances reflected with ASMD and Kolmogorov-Smirnov metrics).</w:t>
+        <w:lastRenderedPageBreak/>
+        <w:t>Picture 2. Covariate balance comparison between multiple psm approaches (distances reflected with ASMD and Kolmogorov-Smirnov metrics).</w:t>
       </w:r>
     </w:p>
     <w:p/>
     <w:p>
       <w:r>
-        <w:t xml:space="preserve">We performed several types of propensity score matching in order to identify the most appropriate for the case (Picture ##): </w:t>
+        <w:t xml:space="preserve">We performed several types of propensity score matching in order to identify the most appropriate for the case (Picture 2): </w:t>
       </w:r>
     </w:p>
     <w:p>
@@ -2675,7 +2692,7 @@
         <w:pStyle w:val="Paragraphedeliste"/>
         <w:numPr>
           <w:ilvl w:val="0"/>
-          <w:numId w:val="1"/>
+          <w:numId w:val="5"/>
         </w:numPr>
       </w:pPr>
       <w:r>
@@ -2687,7 +2704,7 @@
         <w:pStyle w:val="Paragraphedeliste"/>
         <w:numPr>
           <w:ilvl w:val="0"/>
-          <w:numId w:val="1"/>
+          <w:numId w:val="5"/>
         </w:numPr>
       </w:pPr>
       <w:r>
@@ -2696,11 +2713,7 @@
     </w:p>
     <w:p>
       <w:r>
-        <w:t xml:space="preserve">Nearest-neighbor matching yielded poor balance as indicated in Picture ##. On the contrary ligit model has yielded adequate balance. The propensity score was estimated using a logit regression of the treatment on the covariates, which yielded better balance than did NN appriach. After matching, all standardized mean differences for the covariates were below 0.1 and all standardized mean differences for squares and two-way interactions between covariates were below .15, indicating adequate balance. Full matching uses all treated and all control units, so no units were discarded by the matching. Panel weights were applied to </w:t>
-      </w:r>
-      <w:r>
-        <w:lastRenderedPageBreak/>
-        <w:t xml:space="preserve">generate PSM weights. Tables ## and ## summarize balancing results of full ligit model approach. Low standardized mean differences and eCDF statistics indicate adequate balancing performend by PSM approach. As shown in table ## total of </w:t>
+        <w:t xml:space="preserve">Nearest-neighbor matching yielded poor balance as indicated in Picture 2. On the contrary ligit model has yielded adequate balance. The propensity score was estimated using a logit regression of the treatment on the covariates, which yielded better balance than did NN appriach. After matching, all standardized mean differences for the covariates were below 0.1 and all standardized mean differences for squares and two-way interactions between covariates were below .15, indicating adequate balance. Full matching uses all treated and all control units, so no units were discarded by the matching. Panel weights were applied to generate PSM weights. Tables 7 and 8 summarize balancing results of full ligit model approach. Low standardized mean differences and eCDF statistics indicate adequate balancing performend by PSM approach. As shown in table 8 total of </w:t>
       </w:r>
       <w:r>
         <w:rPr>
@@ -2729,10 +2742,9 @@
     </w:p>
     <w:p>
       <w:r>
-        <w:t xml:space="preserve">Final PSM specification as following form (formula ##): </w:t>
+        <w:t xml:space="preserve">Final PSM specification as following form (formula 2.8): </w:t>
       </w:r>
     </w:p>
-    <w:p/>
     <w:tbl>
       <w:tblPr>
         <w:tblStyle w:val="Grilledutableau"/>
@@ -3117,13 +3129,12 @@
               <w:jc w:val="right"/>
             </w:pPr>
             <w:r>
-              <w:t>(3.2)</w:t>
+              <w:t>(2.8)</w:t>
             </w:r>
           </w:p>
         </w:tc>
       </w:tr>
     </w:tbl>
-    <w:p/>
     <w:p>
       <w:r>
         <w:t>where:</w:t>
@@ -3134,7 +3145,7 @@
         <w:pStyle w:val="Paragraphedeliste"/>
         <w:numPr>
           <w:ilvl w:val="0"/>
-          <w:numId w:val="1"/>
+          <w:numId w:val="5"/>
         </w:numPr>
       </w:pPr>
       <w:r>
@@ -3155,7 +3166,11 @@
         <w:t>has_disability</w:t>
       </w:r>
       <w:r>
-        <w:t xml:space="preserve"> considered as a probability of the treatment. Social model of disability was elected in order to evaluate treatment probability as evironmental and social factors were considrered to be regressors.</w:t>
+        <w:t xml:space="preserve"> considered as a probability of the treatment. Social model of disability was elected in order to evaluate </w:t>
+      </w:r>
+      <w:r>
+        <w:lastRenderedPageBreak/>
+        <w:t>treatment probability as evironmental and social factors were considrered to be regressors.</w:t>
       </w:r>
     </w:p>
     <w:p>
@@ -3163,7 +3178,7 @@
         <w:pStyle w:val="Paragraphedeliste"/>
         <w:numPr>
           <w:ilvl w:val="0"/>
-          <w:numId w:val="1"/>
+          <w:numId w:val="5"/>
         </w:numPr>
       </w:pPr>
       <w:r>
@@ -3206,7 +3221,7 @@
         <w:pStyle w:val="Paragraphedeliste"/>
         <w:numPr>
           <w:ilvl w:val="0"/>
-          <w:numId w:val="1"/>
+          <w:numId w:val="5"/>
         </w:numPr>
       </w:pPr>
       <w:r>
@@ -3225,7 +3240,7 @@
         <w:pStyle w:val="Paragraphedeliste"/>
         <w:numPr>
           <w:ilvl w:val="0"/>
-          <w:numId w:val="1"/>
+          <w:numId w:val="5"/>
         </w:numPr>
       </w:pPr>
       <w:r>
@@ -3244,7 +3259,7 @@
         <w:pStyle w:val="Paragraphedeliste"/>
         <w:numPr>
           <w:ilvl w:val="0"/>
-          <w:numId w:val="1"/>
+          <w:numId w:val="5"/>
         </w:numPr>
       </w:pPr>
       <w:r>
@@ -3263,7 +3278,7 @@
         <w:pStyle w:val="Paragraphedeliste"/>
         <w:numPr>
           <w:ilvl w:val="0"/>
-          <w:numId w:val="1"/>
+          <w:numId w:val="5"/>
         </w:numPr>
       </w:pPr>
       <w:r>
@@ -3277,15 +3292,17 @@
         <w:t xml:space="preserve">employment status. </w:t>
       </w:r>
     </w:p>
-    <w:p/>
-    <w:p/>
-    <w:p/>
     <w:p>
       <w:pPr>
+        <w:pStyle w:val="Paragraphedeliste"/>
+      </w:pPr>
+    </w:p>
+    <w:p>
+      <w:pPr>
         <w:jc w:val="center"/>
       </w:pPr>
       <w:r>
-        <w:t>Table ##. Propensity score balancing results summary. Low eCDF and SMD indicate adequate balancing strategies</w:t>
+        <w:t>Table 7. Propensity score balancing results summary. Low eCDF and SMD indicate adequate balancing strategies</w:t>
       </w:r>
     </w:p>
     <w:tbl>
@@ -3328,7 +3345,6 @@
                 <w:caps w:val="0"/>
                 <w:szCs w:val="28"/>
               </w:rPr>
-              <w:lastRenderedPageBreak/>
               <w:t>Variable</w:t>
             </w:r>
           </w:p>
@@ -4742,7 +4758,7 @@
         <w:jc w:val="center"/>
       </w:pPr>
       <w:r>
-        <w:t xml:space="preserve">Table ##. Propensity score matching results summary. Total </w:t>
+        <w:t xml:space="preserve">Table 8. Propensity score matching results summary. Total </w:t>
       </w:r>
       <w:r>
         <w:t>9530</w:t>
@@ -4855,6 +4871,7 @@
                 <w:caps w:val="0"/>
                 <w:szCs w:val="28"/>
               </w:rPr>
+              <w:lastRenderedPageBreak/>
               <w:t>all (</w:t>
             </w:r>
             <w:r>
@@ -5301,8 +5318,6 @@
       </w:tr>
     </w:tbl>
     <w:p/>
-    <w:p/>
-    <w:p/>
     <w:p>
       <w:pPr>
         <w:rPr>
@@ -5313,7 +5328,6 @@
         <w:rPr>
           <w:lang w:val="en-US"/>
         </w:rPr>
-        <w:lastRenderedPageBreak/>
         <w:tab/>
       </w:r>
       <w:proofErr w:type="gramStart"/>
@@ -5408,7 +5422,7 @@
         <w:rPr>
           <w:lang w:val="en-US"/>
         </w:rPr>
-        <w:t>table ##</w:t>
+        <w:t>table 10</w:t>
       </w:r>
       <w:r>
         <w:rPr>
@@ -5451,7 +5465,6 @@
         <w:t xml:space="preserve"> fixed effects (TWFE) specification is used:</w:t>
       </w:r>
     </w:p>
-    <w:p/>
     <w:tbl>
       <w:tblPr>
         <w:tblStyle w:val="Grilledutableau"/>
@@ -5690,7 +5703,7 @@
               <w:jc w:val="right"/>
             </w:pPr>
             <w:r>
-              <w:t>(3.2)</w:t>
+              <w:t>(2.9)</w:t>
             </w:r>
           </w:p>
         </w:tc>
@@ -5714,7 +5727,7 @@
         <w:pStyle w:val="Paragraphedeliste"/>
         <w:numPr>
           <w:ilvl w:val="0"/>
-          <w:numId w:val="1"/>
+          <w:numId w:val="5"/>
         </w:numPr>
         <w:rPr>
           <w:lang w:val="en-US"/>
@@ -5790,7 +5803,7 @@
         <w:pStyle w:val="Paragraphedeliste"/>
         <w:numPr>
           <w:ilvl w:val="0"/>
-          <w:numId w:val="1"/>
+          <w:numId w:val="5"/>
         </w:numPr>
         <w:rPr>
           <w:lang w:val="en-US"/>
@@ -5865,7 +5878,7 @@
         <w:pStyle w:val="Paragraphedeliste"/>
         <w:numPr>
           <w:ilvl w:val="0"/>
-          <w:numId w:val="1"/>
+          <w:numId w:val="5"/>
         </w:numPr>
         <w:rPr>
           <w:lang w:val="en-US"/>
@@ -5888,7 +5901,7 @@
         <w:pStyle w:val="Paragraphedeliste"/>
         <w:numPr>
           <w:ilvl w:val="0"/>
-          <w:numId w:val="1"/>
+          <w:numId w:val="5"/>
         </w:numPr>
         <w:rPr>
           <w:lang w:val="en-US"/>
@@ -5931,7 +5944,7 @@
         <w:pStyle w:val="Paragraphedeliste"/>
         <w:numPr>
           <w:ilvl w:val="0"/>
-          <w:numId w:val="1"/>
+          <w:numId w:val="5"/>
         </w:numPr>
         <w:rPr>
           <w:lang w:val="en-US"/>
@@ -5974,7 +5987,7 @@
         <w:pStyle w:val="Paragraphedeliste"/>
         <w:numPr>
           <w:ilvl w:val="0"/>
-          <w:numId w:val="1"/>
+          <w:numId w:val="5"/>
         </w:numPr>
         <w:rPr>
           <w:lang w:val="en-US"/>
@@ -6071,10 +6084,72 @@
     </w:p>
     <w:p>
       <w:pPr>
+        <w:ind w:firstLine="720"/>
         <w:rPr>
           <w:lang w:val="en-US"/>
         </w:rPr>
       </w:pPr>
+      <w:r>
+        <w:rPr>
+          <w:lang w:val="en-US"/>
+        </w:rPr>
+        <w:t xml:space="preserve">As indicated in table 9, </w:t>
+      </w:r>
+      <w:r>
+        <w:rPr>
+          <w:lang w:val="en-US"/>
+        </w:rPr>
+        <w:t xml:space="preserve">the average marginal effect of having a disability on </w:t>
+      </w:r>
+      <w:r>
+        <w:rPr>
+          <w:lang w:val="en-US"/>
+        </w:rPr>
+        <w:t>aggregated wages</w:t>
+      </w:r>
+      <w:r>
+        <w:rPr>
+          <w:lang w:val="en-US"/>
+        </w:rPr>
+        <w:t xml:space="preserve"> during the pandemic period </w:t>
+      </w:r>
+      <w:r>
+        <w:rPr>
+          <w:lang w:val="en-US"/>
+        </w:rPr>
+        <w:t>is</w:t>
+      </w:r>
+      <w:r>
+        <w:rPr>
+          <w:lang w:val="en-US"/>
+        </w:rPr>
+        <w:t xml:space="preserve"> a statistically significant decline of -5,678.95 in monthly earnings compared to their pre-pandemic baseline relative to non-disabled workers (SE = 2,350.19, p = 0.016). The 95% </w:t>
+      </w:r>
+      <w:r>
+        <w:rPr>
+          <w:lang w:val="en-US"/>
+        </w:rPr>
+        <w:lastRenderedPageBreak/>
+        <w:t xml:space="preserve">confidence interval ranges from -10,287.58 to -1,070.32. This corresponds to approximately a </w:t>
+      </w:r>
+      <w:r>
+        <w:rPr>
+          <w:lang w:val="en-US"/>
+        </w:rPr>
+        <w:t>19</w:t>
+      </w:r>
+      <w:r>
+        <w:rPr>
+          <w:lang w:val="en-US"/>
+        </w:rPr>
+        <w:t>% reduction relative to the pre-pandemic mean for this group</w:t>
+      </w:r>
+      <w:r>
+        <w:rPr>
+          <w:lang w:val="en-US"/>
+        </w:rPr>
+        <w:t>.</w:t>
+      </w:r>
     </w:p>
     <w:p>
       <w:pPr>
@@ -6082,87 +6157,19 @@
           <w:lang w:val="en-US"/>
         </w:rPr>
       </w:pPr>
-      <w:r>
-        <w:rPr>
-          <w:lang w:val="en-US"/>
-        </w:rPr>
-        <w:t xml:space="preserve">As indicated in table ##, </w:t>
-      </w:r>
-      <w:r>
-        <w:rPr>
-          <w:lang w:val="en-US"/>
-        </w:rPr>
-        <w:t xml:space="preserve">the average marginal effect of having a disability on </w:t>
-      </w:r>
-      <w:r>
-        <w:rPr>
-          <w:lang w:val="en-US"/>
-        </w:rPr>
-        <w:t>aggregated wages</w:t>
-      </w:r>
-      <w:r>
-        <w:rPr>
-          <w:lang w:val="en-US"/>
-        </w:rPr>
-        <w:t xml:space="preserve"> during the pandemic period </w:t>
-      </w:r>
-      <w:r>
-        <w:rPr>
-          <w:lang w:val="en-US"/>
-        </w:rPr>
-        <w:t>is</w:t>
-      </w:r>
-      <w:r>
-        <w:rPr>
-          <w:lang w:val="en-US"/>
-        </w:rPr>
-        <w:t xml:space="preserve"> a statistically significant decline of -5,678.95 in monthly earnings compared to their pre-pandemic baseline relative to non-disabled workers (SE = 2,350.19, p = 0.016). The 95% confidence interval ranges from -10,287.58 to -1,070.32. This corresponds to approximately a </w:t>
-      </w:r>
-      <w:r>
-        <w:rPr>
-          <w:lang w:val="en-US"/>
-        </w:rPr>
-        <w:t>19</w:t>
-      </w:r>
-      <w:r>
-        <w:rPr>
-          <w:lang w:val="en-US"/>
-        </w:rPr>
-        <w:t>% reduction relative to the pre-pandemic mean for this group</w:t>
-      </w:r>
-      <w:r>
-        <w:rPr>
-          <w:lang w:val="en-US"/>
-        </w:rPr>
-        <w:t>.</w:t>
-      </w:r>
     </w:p>
     <w:p>
       <w:pPr>
+        <w:jc w:val="center"/>
         <w:rPr>
           <w:lang w:val="en-US"/>
         </w:rPr>
       </w:pPr>
-    </w:p>
-    <w:p>
-      <w:pPr>
+      <w:r>
         <w:rPr>
           <w:lang w:val="en-US"/>
         </w:rPr>
-      </w:pPr>
-    </w:p>
-    <w:p>
-      <w:pPr>
-        <w:jc w:val="center"/>
-        <w:rPr>
-          <w:lang w:val="en-US"/>
-        </w:rPr>
-      </w:pPr>
-      <w:r>
-        <w:rPr>
-          <w:lang w:val="en-US"/>
-        </w:rPr>
-        <w:t>Table ##. TWFE summary statistics.</w:t>
+        <w:t>Table 9. TWFE summary statistics for total market.</w:t>
       </w:r>
     </w:p>
     <w:tbl>
@@ -6211,7 +6218,6 @@
                 <w:sz w:val="28"/>
                 <w:szCs w:val="28"/>
               </w:rPr>
-              <w:lastRenderedPageBreak/>
               <w:t>variable</w:t>
             </w:r>
           </w:p>
@@ -7477,7 +7483,6 @@
     </w:tbl>
     <w:p>
       <w:pPr>
-        <w:jc w:val="center"/>
         <w:rPr>
           <w:lang w:val="en-US"/>
         </w:rPr>
@@ -7532,7 +7537,7 @@
         <w:rPr>
           <w:lang w:val="en-US"/>
         </w:rPr>
-        <w:t xml:space="preserve">Table ##. </w:t>
+        <w:t xml:space="preserve">Table 10. </w:t>
       </w:r>
       <w:r>
         <w:rPr>
@@ -8202,6 +8207,7 @@
                 <w:sz w:val="28"/>
                 <w:szCs w:val="28"/>
               </w:rPr>
+              <w:lastRenderedPageBreak/>
               <w:t>R2</w:t>
             </w:r>
           </w:p>
@@ -8517,7 +8523,6 @@
                 <w:sz w:val="28"/>
                 <w:szCs w:val="28"/>
               </w:rPr>
-              <w:lastRenderedPageBreak/>
               <w:t>.</w:t>
             </w:r>
             <w:r>
@@ -8533,13 +8538,6 @@
         </w:tc>
       </w:tr>
     </w:tbl>
-    <w:p>
-      <w:pPr>
-        <w:rPr>
-          <w:lang w:val="en-US"/>
-        </w:rPr>
-      </w:pPr>
-    </w:p>
     <w:p>
       <w:pPr>
         <w:spacing w:after="160" w:line="278" w:lineRule="auto"/>
@@ -8570,8 +8568,8 @@
         <w:tblLook w:val="04A0" w:firstRow="1" w:lastRow="0" w:firstColumn="1" w:lastColumn="0" w:noHBand="0" w:noVBand="1"/>
       </w:tblPr>
       <w:tblGrid>
-        <w:gridCol w:w="8138"/>
-        <w:gridCol w:w="888"/>
+        <w:gridCol w:w="8131"/>
+        <w:gridCol w:w="895"/>
       </w:tblGrid>
       <w:tr>
         <w:tc>
@@ -8901,7 +8899,7 @@
               <w:jc w:val="right"/>
             </w:pPr>
             <w:r>
-              <w:t>(3.2)</w:t>
+              <w:t>(2.10)</w:t>
             </w:r>
           </w:p>
         </w:tc>
@@ -8921,7 +8919,7 @@
         <w:pStyle w:val="Paragraphedeliste"/>
         <w:numPr>
           <w:ilvl w:val="0"/>
-          <w:numId w:val="1"/>
+          <w:numId w:val="5"/>
         </w:numPr>
         <w:rPr>
           <w:lang w:val="en-US"/>
@@ -8997,7 +8995,7 @@
         <w:pStyle w:val="Paragraphedeliste"/>
         <w:numPr>
           <w:ilvl w:val="0"/>
-          <w:numId w:val="1"/>
+          <w:numId w:val="5"/>
         </w:numPr>
         <w:rPr>
           <w:lang w:val="en-US"/>
@@ -9072,7 +9070,7 @@
         <w:pStyle w:val="Paragraphedeliste"/>
         <w:numPr>
           <w:ilvl w:val="0"/>
-          <w:numId w:val="1"/>
+          <w:numId w:val="5"/>
         </w:numPr>
         <w:rPr>
           <w:lang w:val="en-US"/>
@@ -9115,7 +9113,7 @@
         <w:pStyle w:val="Paragraphedeliste"/>
         <w:numPr>
           <w:ilvl w:val="0"/>
-          <w:numId w:val="1"/>
+          <w:numId w:val="5"/>
         </w:numPr>
         <w:rPr>
           <w:lang w:val="en-US"/>
@@ -9145,7 +9143,7 @@
         <w:pStyle w:val="Paragraphedeliste"/>
         <w:numPr>
           <w:ilvl w:val="0"/>
-          <w:numId w:val="1"/>
+          <w:numId w:val="5"/>
         </w:numPr>
         <w:rPr>
           <w:lang w:val="en-US"/>
@@ -9175,7 +9173,7 @@
         <w:pStyle w:val="Paragraphedeliste"/>
         <w:numPr>
           <w:ilvl w:val="0"/>
-          <w:numId w:val="1"/>
+          <w:numId w:val="5"/>
         </w:numPr>
         <w:rPr>
           <w:lang w:val="en-US"/>
@@ -9218,7 +9216,7 @@
         <w:pStyle w:val="Paragraphedeliste"/>
         <w:numPr>
           <w:ilvl w:val="0"/>
-          <w:numId w:val="1"/>
+          <w:numId w:val="5"/>
         </w:numPr>
         <w:rPr>
           <w:lang w:val="en-US"/>
@@ -9261,7 +9259,7 @@
         <w:pStyle w:val="Paragraphedeliste"/>
         <w:numPr>
           <w:ilvl w:val="0"/>
-          <w:numId w:val="1"/>
+          <w:numId w:val="5"/>
         </w:numPr>
         <w:rPr>
           <w:lang w:val="en-US"/>
@@ -9358,38 +9356,52 @@
     </w:p>
     <w:p>
       <w:pPr>
-        <w:spacing w:after="160" w:line="278" w:lineRule="auto"/>
-        <w:jc w:val="left"/>
+        <w:ind w:firstLine="720"/>
         <w:rPr>
           <w:lang w:val="en-US"/>
         </w:rPr>
       </w:pPr>
-    </w:p>
-    <w:p>
-      <w:pPr>
-        <w:spacing w:after="160" w:line="278" w:lineRule="auto"/>
-        <w:jc w:val="center"/>
+      <w:r>
         <w:rPr>
           <w:lang w:val="en-US"/>
         </w:rPr>
-      </w:pPr>
+        <w:t xml:space="preserve">Table 11 demonstrates no significant effects prior to the pandemic. Additionally, parameters comparatively close to zero indicating prominent parallel trends picture </w:t>
+      </w:r>
       <w:r>
         <w:rPr>
           <w:lang w:val="en-US"/>
         </w:rPr>
-        <w:t>Table ## demonstrates no significant effects prior to the pandemic. Additionally, parameters comparatively close to zero indicating prominent parallel trends picture ##.</w:t>
+        <w:t>3</w:t>
       </w:r>
       <w:r>
         <w:rPr>
           <w:lang w:val="en-US"/>
         </w:rPr>
+        <w:t>.</w:t>
+      </w:r>
+      <w:r>
+        <w:rPr>
+          <w:lang w:val="en-US"/>
+        </w:rPr>
         <w:t xml:space="preserve"> </w:t>
       </w:r>
       <w:r>
         <w:rPr>
           <w:lang w:val="en-US"/>
         </w:rPr>
-        <w:t xml:space="preserve">Joined F-test for pretreatment period shows no significant statistic (table ##): </w:t>
+        <w:t xml:space="preserve">Joined F-test for pretreatment period shows no significant statistic (table </w:t>
+      </w:r>
+      <w:r>
+        <w:rPr>
+          <w:lang w:val="en-US"/>
+        </w:rPr>
+        <w:t>11</w:t>
+      </w:r>
+      <w:r>
+        <w:rPr>
+          <w:lang w:val="en-US"/>
+        </w:rPr>
+        <w:t xml:space="preserve">): </w:t>
       </w:r>
       <w:r>
         <w:rPr>
@@ -9462,7 +9474,7 @@
         <w:rPr>
           <w:lang w:val="en-US"/>
         </w:rPr>
-        <w:t xml:space="preserve">. </w:t>
+        <w:t>.</w:t>
       </w:r>
     </w:p>
     <w:p>
@@ -9477,7 +9489,7 @@
         </w:rPr>
         <w:lastRenderedPageBreak/>
         <w:drawing>
-          <wp:inline distT="0" distB="0" distL="0" distR="0" wp14:anchorId="27ECFD0C" wp14:editId="49B47DF7">
+          <wp:inline distT="0" distB="0" distL="0" distR="0" wp14:anchorId="6C29D956" wp14:editId="1C83A9C3">
             <wp:extent cx="5943600" cy="3837305"/>
             <wp:effectExtent l="0" t="0" r="0" b="0"/>
             <wp:docPr id="1689197623" name="Image 15"/>
@@ -9492,7 +9504,7 @@
                     <pic:cNvPicPr/>
                   </pic:nvPicPr>
                   <pic:blipFill>
-                    <a:blip r:embed="rId7" cstate="print">
+                    <a:blip r:embed="rId9" cstate="print">
                       <a:extLst>
                         <a:ext uri="{28A0092B-C50C-407E-A947-70E740481C1C}">
                           <a14:useLocalDpi xmlns:a14="http://schemas.microsoft.com/office/drawing/2010/main" val="0"/>
@@ -9525,7 +9537,7 @@
         <w:jc w:val="left"/>
       </w:pPr>
       <w:r>
-        <w:t>Picture ##. Coefficient plot of dynamic TWFE regression with hilighted pandemic period.</w:t>
+        <w:t>Picture 3. Coefficient plot of dynamic TWFE regression with hilighted pandemic period.</w:t>
       </w:r>
     </w:p>
     <w:p>
@@ -9534,7 +9546,7 @@
         <w:jc w:val="center"/>
       </w:pPr>
       <w:r>
-        <w:t>Table ##. Results of dynamic TWFE.</w:t>
+        <w:t>Table 11. Results of dynamic TWFE.</w:t>
       </w:r>
     </w:p>
     <w:tbl>
@@ -9738,13 +9750,14 @@
               <w:pStyle w:val="Compact"/>
               <w:rPr>
                 <w:rFonts w:ascii="Times New Roman" w:hAnsi="Times New Roman" w:cs="Times New Roman"/>
-              </w:rPr>
-            </w:pPr>
-            <w:r>
-              <w:rPr>
-                <w:rFonts w:ascii="Times New Roman" w:hAnsi="Times New Roman" w:cs="Times New Roman"/>
-              </w:rPr>
-              <w:t>period_relevance = -5 × has_disability × period</w:t>
+                <w:lang w:val="ru-RU"/>
+              </w:rPr>
+            </w:pPr>
+            <w:r>
+              <w:rPr>
+                <w:rFonts w:ascii="Times New Roman" w:hAnsi="Times New Roman" w:cs="Times New Roman"/>
+              </w:rPr>
+              <w:t>period_relevance = -5 × has_disability</w:t>
             </w:r>
           </w:p>
         </w:tc>
@@ -9895,13 +9908,14 @@
               <w:pStyle w:val="Compact"/>
               <w:rPr>
                 <w:rFonts w:ascii="Times New Roman" w:hAnsi="Times New Roman" w:cs="Times New Roman"/>
-              </w:rPr>
-            </w:pPr>
-            <w:r>
-              <w:rPr>
-                <w:rFonts w:ascii="Times New Roman" w:hAnsi="Times New Roman" w:cs="Times New Roman"/>
-              </w:rPr>
-              <w:t>period_relevance = -4 × has_disability × period</w:t>
+                <w:lang w:val="ru-RU"/>
+              </w:rPr>
+            </w:pPr>
+            <w:r>
+              <w:rPr>
+                <w:rFonts w:ascii="Times New Roman" w:hAnsi="Times New Roman" w:cs="Times New Roman"/>
+              </w:rPr>
+              <w:t>period_relevance = -4 × has_disability</w:t>
             </w:r>
           </w:p>
         </w:tc>
@@ -10053,13 +10067,14 @@
               <w:pStyle w:val="Compact"/>
               <w:rPr>
                 <w:rFonts w:ascii="Times New Roman" w:hAnsi="Times New Roman" w:cs="Times New Roman"/>
-              </w:rPr>
-            </w:pPr>
-            <w:r>
-              <w:rPr>
-                <w:rFonts w:ascii="Times New Roman" w:hAnsi="Times New Roman" w:cs="Times New Roman"/>
-              </w:rPr>
-              <w:t>period_relevance = -3 × has_disability × period</w:t>
+                <w:lang w:val="ru-RU"/>
+              </w:rPr>
+            </w:pPr>
+            <w:r>
+              <w:rPr>
+                <w:rFonts w:ascii="Times New Roman" w:hAnsi="Times New Roman" w:cs="Times New Roman"/>
+              </w:rPr>
+              <w:t>period_relevance = -3 × has_disability</w:t>
             </w:r>
           </w:p>
         </w:tc>
@@ -10211,13 +10226,14 @@
               <w:pStyle w:val="Compact"/>
               <w:rPr>
                 <w:rFonts w:ascii="Times New Roman" w:hAnsi="Times New Roman" w:cs="Times New Roman"/>
-              </w:rPr>
-            </w:pPr>
-            <w:r>
-              <w:rPr>
-                <w:rFonts w:ascii="Times New Roman" w:hAnsi="Times New Roman" w:cs="Times New Roman"/>
-              </w:rPr>
-              <w:t>period_relevance = -2 × has_disability × period</w:t>
+                <w:lang w:val="ru-RU"/>
+              </w:rPr>
+            </w:pPr>
+            <w:r>
+              <w:rPr>
+                <w:rFonts w:ascii="Times New Roman" w:hAnsi="Times New Roman" w:cs="Times New Roman"/>
+              </w:rPr>
+              <w:t>period_relevance = -2 × has_disability</w:t>
             </w:r>
           </w:p>
         </w:tc>
@@ -10369,13 +10385,14 @@
               <w:pStyle w:val="Compact"/>
               <w:rPr>
                 <w:rFonts w:ascii="Times New Roman" w:hAnsi="Times New Roman" w:cs="Times New Roman"/>
-              </w:rPr>
-            </w:pPr>
-            <w:r>
-              <w:rPr>
-                <w:rFonts w:ascii="Times New Roman" w:hAnsi="Times New Roman" w:cs="Times New Roman"/>
-              </w:rPr>
-              <w:t>period_relevance = 0 × has_disability × period</w:t>
+                <w:lang w:val="ru-RU"/>
+              </w:rPr>
+            </w:pPr>
+            <w:r>
+              <w:rPr>
+                <w:rFonts w:ascii="Times New Roman" w:hAnsi="Times New Roman" w:cs="Times New Roman"/>
+              </w:rPr>
+              <w:t>period_relevance = 0 × has_disability</w:t>
             </w:r>
           </w:p>
         </w:tc>
@@ -10525,13 +10542,14 @@
               <w:pStyle w:val="Compact"/>
               <w:rPr>
                 <w:rFonts w:ascii="Times New Roman" w:hAnsi="Times New Roman" w:cs="Times New Roman"/>
-              </w:rPr>
-            </w:pPr>
-            <w:r>
-              <w:rPr>
-                <w:rFonts w:ascii="Times New Roman" w:hAnsi="Times New Roman" w:cs="Times New Roman"/>
-              </w:rPr>
-              <w:t>period_relevance = 1 × has_disability × period</w:t>
+                <w:lang w:val="ru-RU"/>
+              </w:rPr>
+            </w:pPr>
+            <w:r>
+              <w:rPr>
+                <w:rFonts w:ascii="Times New Roman" w:hAnsi="Times New Roman" w:cs="Times New Roman"/>
+              </w:rPr>
+              <w:t>period_relevance = 1 × has_disability</w:t>
             </w:r>
           </w:p>
         </w:tc>
@@ -10695,14 +10713,14 @@
               <w:pStyle w:val="Compact"/>
               <w:rPr>
                 <w:rFonts w:ascii="Times New Roman" w:hAnsi="Times New Roman" w:cs="Times New Roman"/>
-              </w:rPr>
-            </w:pPr>
-            <w:r>
-              <w:rPr>
-                <w:rFonts w:ascii="Times New Roman" w:hAnsi="Times New Roman" w:cs="Times New Roman"/>
-              </w:rPr>
-              <w:lastRenderedPageBreak/>
-              <w:t>period_relevance = 2 × has_disability × period</w:t>
+                <w:lang w:val="ru-RU"/>
+              </w:rPr>
+            </w:pPr>
+            <w:r>
+              <w:rPr>
+                <w:rFonts w:ascii="Times New Roman" w:hAnsi="Times New Roman" w:cs="Times New Roman"/>
+              </w:rPr>
+              <w:t>period_relevance = 2 × has_disability</w:t>
             </w:r>
           </w:p>
         </w:tc>
@@ -10852,13 +10870,14 @@
               <w:pStyle w:val="Compact"/>
               <w:rPr>
                 <w:rFonts w:ascii="Times New Roman" w:hAnsi="Times New Roman" w:cs="Times New Roman"/>
-              </w:rPr>
-            </w:pPr>
-            <w:r>
-              <w:rPr>
-                <w:rFonts w:ascii="Times New Roman" w:hAnsi="Times New Roman" w:cs="Times New Roman"/>
-              </w:rPr>
-              <w:t>period_relevance = 3 × has_disability × period</w:t>
+                <w:lang w:val="ru-RU"/>
+              </w:rPr>
+            </w:pPr>
+            <w:r>
+              <w:rPr>
+                <w:rFonts w:ascii="Times New Roman" w:hAnsi="Times New Roman" w:cs="Times New Roman"/>
+              </w:rPr>
+              <w:t xml:space="preserve">period_relevance = 3 × has_disability </w:t>
             </w:r>
           </w:p>
         </w:tc>
@@ -11008,13 +11027,15 @@
               <w:pStyle w:val="Compact"/>
               <w:rPr>
                 <w:rFonts w:ascii="Times New Roman" w:hAnsi="Times New Roman" w:cs="Times New Roman"/>
-              </w:rPr>
-            </w:pPr>
-            <w:r>
-              <w:rPr>
-                <w:rFonts w:ascii="Times New Roman" w:hAnsi="Times New Roman" w:cs="Times New Roman"/>
-              </w:rPr>
-              <w:t>period_relevance = 4 × has_disability × period</w:t>
+                <w:lang w:val="ru-RU"/>
+              </w:rPr>
+            </w:pPr>
+            <w:r>
+              <w:rPr>
+                <w:rFonts w:ascii="Times New Roman" w:hAnsi="Times New Roman" w:cs="Times New Roman"/>
+              </w:rPr>
+              <w:lastRenderedPageBreak/>
+              <w:t xml:space="preserve">period_relevance = 4 × has_disability </w:t>
             </w:r>
           </w:p>
         </w:tc>
@@ -11753,6 +11774,172 @@
       </w:tr>
     </w:tbl>
     <w:p/>
+    <w:p>
+      <w:r>
+        <w:tab/>
+        <w:t>Empirical study highlighted that disabled workers experienced a statistically significant decline in monthly employment earnings of -5,678.95 rubles (SE = 2,350.19, p = 0.016) during the pandemic period relative to their pre-pandemic baseline when compared to non-disabled workers. This decline represents approximately a 19 percent reduction relative to the pre-pandemic mean for the treatment group. The 95 percent confidence interval, ranging from -10,287.58 to -1,070.32 rubles has reasonable precision around this estimate, though the magnitude of the effect should be interpreted with attention to its substantial lower bound.</w:t>
+      </w:r>
+    </w:p>
+    <w:p>
+      <w:pPr>
+        <w:ind w:firstLine="720"/>
+      </w:pPr>
+      <w:r>
+        <w:t xml:space="preserve">The dynamic TWFE specification provides support for the parallel trends assumption. Pre-treatment coefficients for periods -5 through -2 are not systematically different from zero, with the joint F-test for all pretreatment periods failing to reject the null of no differential pre-trends (F = 2.023, p = 0.099). This lends credence to the interpretation of the post-treatment coefficient </w:t>
+      </w:r>
+      <w:r>
+        <w:lastRenderedPageBreak/>
+        <w:t>as a causal effect rather than an artifact of pre-existing divergence between groups. Notably, the negative effect becomes pronounced immediately at period zero (coinciding with the pandemic onset) and persists through periods one and two, with coefficients of -5,158.92 (p = 0.093), -11,248.30 (p = 0.006), and -9,323.44 (p = 0.015) respectively. By periods three and four, the estimates revert toward statistical insignificance, although wide confidence intervals caution against strong claims regarding effect dissipation.</w:t>
+      </w:r>
+    </w:p>
+    <w:p>
+      <w:pPr>
+        <w:ind w:firstLine="720"/>
+      </w:pPr>
+      <w:r>
+        <w:t>The Propensity Score Matching procedure employing full logit matching successfully balanced covariates between treatment and control groups, with all standardized mean differences below 0.10 and all squared and interaction terms below 0.15 post-matching. This balance strengthens the comparability of the comparison groups and reduces concerns about confounding by observed characteristics such as age, education, gender, marital status, harmful work exposure, and employment status.</w:t>
+      </w:r>
+    </w:p>
+    <w:p>
+      <w:pPr>
+        <w:ind w:firstLine="720"/>
+      </w:pPr>
+      <w:r>
+        <w:t xml:space="preserve">Several limitations warrant consideration. First, the self-reported nature of wage variables may introduce measurement error, though there is little reason to suspect differential reporting bias between disabled and non-disabled respondents. Second, the exclusion of individuals who acquired or lost disability status during the period of interest, while necessary for SUTVA compliance, limits generalizability to the stable disability population. Third, the relatively small number of treated units (221 matched disabled individuals) relative to controls (9,309) may affect precision, though the cluster-robust standard errors partially address concerns about dependence. Fourth, the analysis captures short- to medium-term effects only; longer-term adjustments in labor market outcomes remain unobserved. Additionally there are possible cofounders presented in picture 4 that may effect treatment directly such as: </w:t>
+      </w:r>
+    </w:p>
+    <w:p>
+      <w:pPr>
+        <w:pStyle w:val="Paragraphedeliste"/>
+        <w:numPr>
+          <w:ilvl w:val="0"/>
+          <w:numId w:val="5"/>
+        </w:numPr>
+      </w:pPr>
+      <w:r>
+        <w:t xml:space="preserve">discrimination by age (ageism), </w:t>
+      </w:r>
+    </w:p>
+    <w:p>
+      <w:pPr>
+        <w:pStyle w:val="Paragraphedeliste"/>
+        <w:numPr>
+          <w:ilvl w:val="0"/>
+          <w:numId w:val="5"/>
+        </w:numPr>
+      </w:pPr>
+      <w:r>
+        <w:t>employer’s prejudge which is present in all sectors of the employment market</w:t>
+      </w:r>
+    </w:p>
+    <w:p>
+      <w:pPr>
+        <w:pStyle w:val="Paragraphedeliste"/>
+        <w:numPr>
+          <w:ilvl w:val="0"/>
+          <w:numId w:val="5"/>
+        </w:numPr>
+      </w:pPr>
+      <w:r>
+        <w:lastRenderedPageBreak/>
+        <w:t xml:space="preserve">other types of discrimination. </w:t>
+      </w:r>
+    </w:p>
+    <w:p>
+      <w:r>
+        <w:t>Unfortunatly those confounders remain unobserved.</w:t>
+      </w:r>
+    </w:p>
+    <w:p>
+      <w:pPr>
+        <w:ind w:firstLine="720"/>
+      </w:pPr>
+    </w:p>
+    <w:p>
+      <w:pPr>
+        <w:spacing w:after="160" w:line="278" w:lineRule="auto"/>
+        <w:jc w:val="center"/>
+      </w:pPr>
+      <w:r>
+        <w:rPr>
+          <w:noProof/>
+          <w14:ligatures w14:val="standardContextual"/>
+        </w:rPr>
+        <w:drawing>
+          <wp:inline distT="0" distB="0" distL="0" distR="0" wp14:anchorId="02145883" wp14:editId="619455AE">
+            <wp:extent cx="4864755" cy="1731523"/>
+            <wp:effectExtent l="0" t="0" r="0" b="0"/>
+            <wp:docPr id="2145475263" name="Image 1"/>
+            <wp:cNvGraphicFramePr>
+              <a:graphicFrameLocks xmlns:a="http://schemas.openxmlformats.org/drawingml/2006/main" noChangeAspect="1"/>
+            </wp:cNvGraphicFramePr>
+            <a:graphic xmlns:a="http://schemas.openxmlformats.org/drawingml/2006/main">
+              <a:graphicData uri="http://schemas.openxmlformats.org/drawingml/2006/picture">
+                <pic:pic xmlns:pic="http://schemas.openxmlformats.org/drawingml/2006/picture">
+                  <pic:nvPicPr>
+                    <pic:cNvPr id="2145475263" name="Image 2145475263"/>
+                    <pic:cNvPicPr/>
+                  </pic:nvPicPr>
+                  <pic:blipFill>
+                    <a:blip r:embed="rId10">
+                      <a:extLst>
+                        <a:ext uri="{28A0092B-C50C-407E-A947-70E740481C1C}">
+                          <a14:useLocalDpi xmlns:a14="http://schemas.microsoft.com/office/drawing/2010/main" val="0"/>
+                        </a:ext>
+                      </a:extLst>
+                    </a:blip>
+                    <a:stretch>
+                      <a:fillRect/>
+                    </a:stretch>
+                  </pic:blipFill>
+                  <pic:spPr>
+                    <a:xfrm>
+                      <a:off x="0" y="0"/>
+                      <a:ext cx="4889762" cy="1740424"/>
+                    </a:xfrm>
+                    <a:prstGeom prst="rect">
+                      <a:avLst/>
+                    </a:prstGeom>
+                  </pic:spPr>
+                </pic:pic>
+              </a:graphicData>
+            </a:graphic>
+          </wp:inline>
+        </w:drawing>
+      </w:r>
+    </w:p>
+    <w:p>
+      <w:pPr>
+        <w:spacing w:after="160" w:line="278" w:lineRule="auto"/>
+        <w:jc w:val="center"/>
+      </w:pPr>
+      <w:r>
+        <w:t>Picture 4. Casual inference on outcome.</w:t>
+      </w:r>
+    </w:p>
+    <w:p>
+      <w:pPr>
+        <w:spacing w:after="160" w:line="278" w:lineRule="auto"/>
+        <w:jc w:val="left"/>
+      </w:pPr>
+    </w:p>
+    <w:p>
+      <w:pPr>
+        <w:ind w:firstLine="720"/>
+      </w:pPr>
+      <w:r>
+        <w:t>Future research should examine the mechanisms underlying the observed effect should investigate whether similar patterns hold in other national contexts with different disability support systems and pandemic policy responses. Additionally, as longer-term data become available, researchers should assess whether the earnings gap persists, narrows, or widens beyond the immediate crisis period.</w:t>
+      </w:r>
+    </w:p>
+    <w:p>
+      <w:pPr>
+        <w:ind w:firstLine="720"/>
+      </w:pPr>
+      <w:r>
+        <w:t>In sumary, our study provides robust evidence that disabled workers in Russia bore a statistically and economically meaningful earnings penalty during the initial years of the COVID-19 pandemic relative to their non-disabled counterparts. The findings underscore the importance of disaggregating crisis impacts by disability status and of designing targeted interventions to prevent the exacerbation of pre-existing labor market inequalities during systemic disruptions.</w:t>
+      </w:r>
+    </w:p>
+    <w:p/>
     <w:sectPr>
       <w:pgSz w:w="11906" w:h="16838"/>
       <w:pgMar w:top="1440" w:right="1440" w:bottom="1440" w:left="1440" w:header="708" w:footer="708" w:gutter="0"/>
@@ -11763,9 +11950,565 @@
 </w:document>
 </file>
 
+<file path=word/endnotes.xml><?xml version="1.0" encoding="utf-8"?>
+<w:endnotes xmlns:wpc="http://schemas.microsoft.com/office/word/2010/wordprocessingCanvas" xmlns:cx="http://schemas.microsoft.com/office/drawing/2014/chartex" xmlns:cx1="http://schemas.microsoft.com/office/drawing/2015/9/8/chartex" xmlns:cx2="http://schemas.microsoft.com/office/drawing/2015/10/21/chartex" xmlns:cx3="http://schemas.microsoft.com/office/drawing/2016/5/9/chartex" xmlns:cx4="http://schemas.microsoft.com/office/drawing/2016/5/10/chartex" xmlns:cx5="http://schemas.microsoft.com/office/drawing/2016/5/11/chartex" xmlns:cx6="http://schemas.microsoft.com/office/drawing/2016/5/12/chartex" xmlns:cx7="http://schemas.microsoft.com/office/drawing/2016/5/13/chartex" xmlns:cx8="http://schemas.microsoft.com/office/drawing/2016/5/14/chartex" xmlns:mc="http://schemas.openxmlformats.org/markup-compatibility/2006" xmlns:aink="http://schemas.microsoft.com/office/drawing/2016/ink" xmlns:am3d="http://schemas.microsoft.com/office/drawing/2017/model3d" xmlns:o="urn:schemas-microsoft-com:office:office" xmlns:oel="http://schemas.microsoft.com/office/2019/extlst" xmlns:r="http://schemas.openxmlformats.org/officeDocument/2006/relationships" xmlns:m="http://schemas.openxmlformats.org/officeDocument/2006/math" xmlns:v="urn:schemas-microsoft-com:vml" xmlns:wp14="http://schemas.microsoft.com/office/word/2010/wordprocessingDrawing" xmlns:wp="http://schemas.openxmlformats.org/drawingml/2006/wordprocessingDrawing" xmlns:w10="urn:schemas-microsoft-com:office:word" xmlns:w="http://schemas.openxmlformats.org/wordprocessingml/2006/main" xmlns:w14="http://schemas.microsoft.com/office/word/2010/wordml" xmlns:w15="http://schemas.microsoft.com/office/word/2012/wordml" xmlns:w16cex="http://schemas.microsoft.com/office/word/2018/wordml/cex" xmlns:w16cid="http://schemas.microsoft.com/office/word/2016/wordml/cid" xmlns:w16="http://schemas.microsoft.com/office/word/2018/wordml" xmlns:w16du="http://schemas.microsoft.com/office/word/2023/wordml/word16du" xmlns:w16sdtdh="http://schemas.microsoft.com/office/word/2020/wordml/sdtdatahash" xmlns:w16sdtfl="http://schemas.microsoft.com/office/word/2024/wordml/sdtformatlock" xmlns:w16se="http://schemas.microsoft.com/office/word/2015/wordml/symex" xmlns:wpg="http://schemas.microsoft.com/office/word/2010/wordprocessingGroup" xmlns:wpi="http://schemas.microsoft.com/office/word/2010/wordprocessingInk" xmlns:wne="http://schemas.microsoft.com/office/word/2006/wordml" xmlns:wps="http://schemas.microsoft.com/office/word/2010/wordprocessingShape" mc:Ignorable="w14 w15 w16se w16cid w16 w16cex w16sdtdh w16sdtfl w16du wp14">
+  <w:endnote w:type="separator" w:id="-1">
+    <w:p>
+      <w:pPr>
+        <w:spacing w:line="240" w:lineRule="auto"/>
+      </w:pPr>
+      <w:r>
+        <w:separator/>
+      </w:r>
+    </w:p>
+  </w:endnote>
+  <w:endnote w:type="continuationSeparator" w:id="0">
+    <w:p>
+      <w:pPr>
+        <w:spacing w:line="240" w:lineRule="auto"/>
+      </w:pPr>
+      <w:r>
+        <w:continuationSeparator/>
+      </w:r>
+    </w:p>
+  </w:endnote>
+</w:endnotes>
+</file>
+
+<file path=word/footnotes.xml><?xml version="1.0" encoding="utf-8"?>
+<w:footnotes xmlns:wpc="http://schemas.microsoft.com/office/word/2010/wordprocessingCanvas" xmlns:cx="http://schemas.microsoft.com/office/drawing/2014/chartex" xmlns:cx1="http://schemas.microsoft.com/office/drawing/2015/9/8/chartex" xmlns:cx2="http://schemas.microsoft.com/office/drawing/2015/10/21/chartex" xmlns:cx3="http://schemas.microsoft.com/office/drawing/2016/5/9/chartex" xmlns:cx4="http://schemas.microsoft.com/office/drawing/2016/5/10/chartex" xmlns:cx5="http://schemas.microsoft.com/office/drawing/2016/5/11/chartex" xmlns:cx6="http://schemas.microsoft.com/office/drawing/2016/5/12/chartex" xmlns:cx7="http://schemas.microsoft.com/office/drawing/2016/5/13/chartex" xmlns:cx8="http://schemas.microsoft.com/office/drawing/2016/5/14/chartex" xmlns:mc="http://schemas.openxmlformats.org/markup-compatibility/2006" xmlns:aink="http://schemas.microsoft.com/office/drawing/2016/ink" xmlns:am3d="http://schemas.microsoft.com/office/drawing/2017/model3d" xmlns:o="urn:schemas-microsoft-com:office:office" xmlns:oel="http://schemas.microsoft.com/office/2019/extlst" xmlns:r="http://schemas.openxmlformats.org/officeDocument/2006/relationships" xmlns:m="http://schemas.openxmlformats.org/officeDocument/2006/math" xmlns:v="urn:schemas-microsoft-com:vml" xmlns:wp14="http://schemas.microsoft.com/office/word/2010/wordprocessingDrawing" xmlns:wp="http://schemas.openxmlformats.org/drawingml/2006/wordprocessingDrawing" xmlns:w10="urn:schemas-microsoft-com:office:word" xmlns:w="http://schemas.openxmlformats.org/wordprocessingml/2006/main" xmlns:w14="http://schemas.microsoft.com/office/word/2010/wordml" xmlns:w15="http://schemas.microsoft.com/office/word/2012/wordml" xmlns:w16cex="http://schemas.microsoft.com/office/word/2018/wordml/cex" xmlns:w16cid="http://schemas.microsoft.com/office/word/2016/wordml/cid" xmlns:w16="http://schemas.microsoft.com/office/word/2018/wordml" xmlns:w16du="http://schemas.microsoft.com/office/word/2023/wordml/word16du" xmlns:w16sdtdh="http://schemas.microsoft.com/office/word/2020/wordml/sdtdatahash" xmlns:w16sdtfl="http://schemas.microsoft.com/office/word/2024/wordml/sdtformatlock" xmlns:w16se="http://schemas.microsoft.com/office/word/2015/wordml/symex" xmlns:wpg="http://schemas.microsoft.com/office/word/2010/wordprocessingGroup" xmlns:wpi="http://schemas.microsoft.com/office/word/2010/wordprocessingInk" xmlns:wne="http://schemas.microsoft.com/office/word/2006/wordml" xmlns:wps="http://schemas.microsoft.com/office/word/2010/wordprocessingShape" mc:Ignorable="w14 w15 w16se w16cid w16 w16cex w16sdtdh w16sdtfl w16du wp14">
+  <w:footnote w:type="separator" w:id="-1">
+    <w:p>
+      <w:pPr>
+        <w:spacing w:line="240" w:lineRule="auto"/>
+      </w:pPr>
+      <w:r>
+        <w:separator/>
+      </w:r>
+    </w:p>
+  </w:footnote>
+  <w:footnote w:type="continuationSeparator" w:id="0">
+    <w:p>
+      <w:pPr>
+        <w:spacing w:line="240" w:lineRule="auto"/>
+      </w:pPr>
+      <w:r>
+        <w:continuationSeparator/>
+      </w:r>
+    </w:p>
+  </w:footnote>
+  <w:footnote w:id="1">
+    <w:p>
+      <w:pPr>
+        <w:pStyle w:val="Notedebasdepage"/>
+        <w:rPr>
+          <w:lang w:val="en-US"/>
+        </w:rPr>
+      </w:pPr>
+      <w:r>
+        <w:rPr>
+          <w:rStyle w:val="Appelnotedebasdep"/>
+        </w:rPr>
+        <w:footnoteRef/>
+      </w:r>
+      <w:r>
+        <w:t xml:space="preserve"> </w:t>
+      </w:r>
+      <w:r>
+        <w:t>Rosenbaum, P. R., &amp; Rubin, D. B. (1983). The central role of the propensity score in observational studies for causal effects. Biometrika, 70(1), 41–55.</w:t>
+      </w:r>
+    </w:p>
+  </w:footnote>
+</w:footnotes>
+</file>
+
 <file path=word/numbering.xml><?xml version="1.0" encoding="utf-8"?>
 <w:numbering xmlns:wpc="http://schemas.microsoft.com/office/word/2010/wordprocessingCanvas" xmlns:cx="http://schemas.microsoft.com/office/drawing/2014/chartex" xmlns:cx1="http://schemas.microsoft.com/office/drawing/2015/9/8/chartex" xmlns:cx2="http://schemas.microsoft.com/office/drawing/2015/10/21/chartex" xmlns:cx3="http://schemas.microsoft.com/office/drawing/2016/5/9/chartex" xmlns:cx4="http://schemas.microsoft.com/office/drawing/2016/5/10/chartex" xmlns:cx5="http://schemas.microsoft.com/office/drawing/2016/5/11/chartex" xmlns:cx6="http://schemas.microsoft.com/office/drawing/2016/5/12/chartex" xmlns:cx7="http://schemas.microsoft.com/office/drawing/2016/5/13/chartex" xmlns:cx8="http://schemas.microsoft.com/office/drawing/2016/5/14/chartex" xmlns:mc="http://schemas.openxmlformats.org/markup-compatibility/2006" xmlns:aink="http://schemas.microsoft.com/office/drawing/2016/ink" xmlns:am3d="http://schemas.microsoft.com/office/drawing/2017/model3d" xmlns:o="urn:schemas-microsoft-com:office:office" xmlns:oel="http://schemas.microsoft.com/office/2019/extlst" xmlns:r="http://schemas.openxmlformats.org/officeDocument/2006/relationships" xmlns:m="http://schemas.openxmlformats.org/officeDocument/2006/math" xmlns:v="urn:schemas-microsoft-com:vml" xmlns:wp14="http://schemas.microsoft.com/office/word/2010/wordprocessingDrawing" xmlns:wp="http://schemas.openxmlformats.org/drawingml/2006/wordprocessingDrawing" xmlns:w10="urn:schemas-microsoft-com:office:word" xmlns:w="http://schemas.openxmlformats.org/wordprocessingml/2006/main" xmlns:w14="http://schemas.microsoft.com/office/word/2010/wordml" xmlns:w15="http://schemas.microsoft.com/office/word/2012/wordml" xmlns:w16cex="http://schemas.microsoft.com/office/word/2018/wordml/cex" xmlns:w16cid="http://schemas.microsoft.com/office/word/2016/wordml/cid" xmlns:w16="http://schemas.microsoft.com/office/word/2018/wordml" xmlns:w16du="http://schemas.microsoft.com/office/word/2023/wordml/word16du" xmlns:w16sdtdh="http://schemas.microsoft.com/office/word/2020/wordml/sdtdatahash" xmlns:w16sdtfl="http://schemas.microsoft.com/office/word/2024/wordml/sdtformatlock" xmlns:w16se="http://schemas.microsoft.com/office/word/2015/wordml/symex" xmlns:wpg="http://schemas.microsoft.com/office/word/2010/wordprocessingGroup" xmlns:wpi="http://schemas.microsoft.com/office/word/2010/wordprocessingInk" xmlns:wne="http://schemas.microsoft.com/office/word/2006/wordml" xmlns:wps="http://schemas.microsoft.com/office/word/2010/wordprocessingShape" mc:Ignorable="w14 w15 w16se w16cid w16 w16cex w16sdtdh w16sdtfl w16du wp14">
   <w:abstractNum w:abstractNumId="0" w15:restartNumberingAfterBreak="0">
+    <w:nsid w:val="0000A991"/>
+    <w:multiLevelType w:val="multilevel"/>
+    <w:tmpl w:val="3766983C"/>
+    <w:lvl w:ilvl="0">
+      <w:numFmt w:val="bullet"/>
+      <w:lvlText w:val=""/>
+      <w:lvlJc w:val="left"/>
+      <w:pPr>
+        <w:ind w:left="720" w:hanging="360"/>
+      </w:pPr>
+      <w:rPr>
+        <w:rFonts w:ascii="Symbol" w:hAnsi="Symbol" w:cs="Symbol" w:hint="default"/>
+      </w:rPr>
+    </w:lvl>
+    <w:lvl w:ilvl="1">
+      <w:numFmt w:val="bullet"/>
+      <w:lvlText w:val="o"/>
+      <w:lvlJc w:val="left"/>
+      <w:pPr>
+        <w:ind w:left="1440" w:hanging="360"/>
+      </w:pPr>
+      <w:rPr>
+        <w:rFonts w:ascii="Courier New" w:hAnsi="Courier New" w:cs="Courier New" w:hint="default"/>
+      </w:rPr>
+    </w:lvl>
+    <w:lvl w:ilvl="2">
+      <w:numFmt w:val="bullet"/>
+      <w:lvlText w:val=""/>
+      <w:lvlJc w:val="left"/>
+      <w:pPr>
+        <w:ind w:left="2160" w:hanging="360"/>
+      </w:pPr>
+      <w:rPr>
+        <w:rFonts w:ascii="Wingdings" w:hAnsi="Wingdings" w:cs="Wingdings" w:hint="default"/>
+      </w:rPr>
+    </w:lvl>
+    <w:lvl w:ilvl="3">
+      <w:numFmt w:val="bullet"/>
+      <w:lvlText w:val=""/>
+      <w:lvlJc w:val="left"/>
+      <w:pPr>
+        <w:ind w:left="2880" w:hanging="360"/>
+      </w:pPr>
+      <w:rPr>
+        <w:rFonts w:ascii="Symbol" w:hAnsi="Symbol" w:cs="Symbol" w:hint="default"/>
+      </w:rPr>
+    </w:lvl>
+    <w:lvl w:ilvl="4">
+      <w:numFmt w:val="bullet"/>
+      <w:lvlText w:val="o"/>
+      <w:lvlJc w:val="left"/>
+      <w:pPr>
+        <w:ind w:left="3600" w:hanging="360"/>
+      </w:pPr>
+      <w:rPr>
+        <w:rFonts w:ascii="Courier New" w:hAnsi="Courier New" w:cs="Courier New" w:hint="default"/>
+      </w:rPr>
+    </w:lvl>
+    <w:lvl w:ilvl="5">
+      <w:numFmt w:val="bullet"/>
+      <w:lvlText w:val=""/>
+      <w:lvlJc w:val="left"/>
+      <w:pPr>
+        <w:ind w:left="4320" w:hanging="360"/>
+      </w:pPr>
+      <w:rPr>
+        <w:rFonts w:ascii="Wingdings" w:hAnsi="Wingdings" w:cs="Wingdings" w:hint="default"/>
+      </w:rPr>
+    </w:lvl>
+    <w:lvl w:ilvl="6">
+      <w:numFmt w:val="bullet"/>
+      <w:lvlText w:val=""/>
+      <w:lvlJc w:val="left"/>
+      <w:pPr>
+        <w:ind w:left="5040" w:hanging="360"/>
+      </w:pPr>
+      <w:rPr>
+        <w:rFonts w:ascii="Symbol" w:hAnsi="Symbol" w:cs="Symbol" w:hint="default"/>
+      </w:rPr>
+    </w:lvl>
+    <w:lvl w:ilvl="7">
+      <w:numFmt w:val="bullet"/>
+      <w:lvlText w:val="o"/>
+      <w:lvlJc w:val="left"/>
+      <w:pPr>
+        <w:ind w:left="5760" w:hanging="360"/>
+      </w:pPr>
+      <w:rPr>
+        <w:rFonts w:ascii="Courier New" w:hAnsi="Courier New" w:cs="Courier New" w:hint="default"/>
+      </w:rPr>
+    </w:lvl>
+    <w:lvl w:ilvl="8">
+      <w:numFmt w:val="bullet"/>
+      <w:lvlText w:val=""/>
+      <w:lvlJc w:val="left"/>
+      <w:pPr>
+        <w:ind w:left="6480" w:hanging="360"/>
+      </w:pPr>
+      <w:rPr>
+        <w:rFonts w:ascii="Wingdings" w:hAnsi="Wingdings" w:cs="Wingdings" w:hint="default"/>
+      </w:rPr>
+    </w:lvl>
+  </w:abstractNum>
+  <w:abstractNum w:abstractNumId="1" w15:restartNumberingAfterBreak="0">
+    <w:nsid w:val="05E72FE0"/>
+    <w:multiLevelType w:val="hybridMultilevel"/>
+    <w:tmpl w:val="43CEA4A0"/>
+    <w:lvl w:ilvl="0" w:tplc="0409000F">
+      <w:start w:val="1"/>
+      <w:numFmt w:val="decimal"/>
+      <w:lvlText w:val="%1."/>
+      <w:lvlJc w:val="left"/>
+      <w:pPr>
+        <w:ind w:left="720" w:hanging="360"/>
+      </w:pPr>
+      <w:rPr>
+        <w:rFonts w:hint="default"/>
+      </w:rPr>
+    </w:lvl>
+    <w:lvl w:ilvl="1" w:tplc="04090017">
+      <w:start w:val="1"/>
+      <w:numFmt w:val="lowerLetter"/>
+      <w:lvlText w:val="%2)"/>
+      <w:lvlJc w:val="left"/>
+      <w:pPr>
+        <w:ind w:left="1440" w:hanging="360"/>
+      </w:pPr>
+    </w:lvl>
+    <w:lvl w:ilvl="2" w:tplc="0409001B" w:tentative="1">
+      <w:start w:val="1"/>
+      <w:numFmt w:val="lowerRoman"/>
+      <w:lvlText w:val="%3."/>
+      <w:lvlJc w:val="right"/>
+      <w:pPr>
+        <w:ind w:left="2160" w:hanging="180"/>
+      </w:pPr>
+    </w:lvl>
+    <w:lvl w:ilvl="3" w:tplc="0409000F" w:tentative="1">
+      <w:start w:val="1"/>
+      <w:numFmt w:val="decimal"/>
+      <w:lvlText w:val="%4."/>
+      <w:lvlJc w:val="left"/>
+      <w:pPr>
+        <w:ind w:left="2880" w:hanging="360"/>
+      </w:pPr>
+    </w:lvl>
+    <w:lvl w:ilvl="4" w:tplc="04090019" w:tentative="1">
+      <w:start w:val="1"/>
+      <w:numFmt w:val="lowerLetter"/>
+      <w:lvlText w:val="%5."/>
+      <w:lvlJc w:val="left"/>
+      <w:pPr>
+        <w:ind w:left="3600" w:hanging="360"/>
+      </w:pPr>
+    </w:lvl>
+    <w:lvl w:ilvl="5" w:tplc="0409001B" w:tentative="1">
+      <w:start w:val="1"/>
+      <w:numFmt w:val="lowerRoman"/>
+      <w:lvlText w:val="%6."/>
+      <w:lvlJc w:val="right"/>
+      <w:pPr>
+        <w:ind w:left="4320" w:hanging="180"/>
+      </w:pPr>
+    </w:lvl>
+    <w:lvl w:ilvl="6" w:tplc="0409000F" w:tentative="1">
+      <w:start w:val="1"/>
+      <w:numFmt w:val="decimal"/>
+      <w:lvlText w:val="%7."/>
+      <w:lvlJc w:val="left"/>
+      <w:pPr>
+        <w:ind w:left="5040" w:hanging="360"/>
+      </w:pPr>
+    </w:lvl>
+    <w:lvl w:ilvl="7" w:tplc="04090019" w:tentative="1">
+      <w:start w:val="1"/>
+      <w:numFmt w:val="lowerLetter"/>
+      <w:lvlText w:val="%8."/>
+      <w:lvlJc w:val="left"/>
+      <w:pPr>
+        <w:ind w:left="5760" w:hanging="360"/>
+      </w:pPr>
+    </w:lvl>
+    <w:lvl w:ilvl="8" w:tplc="0409001B" w:tentative="1">
+      <w:start w:val="1"/>
+      <w:numFmt w:val="lowerRoman"/>
+      <w:lvlText w:val="%9."/>
+      <w:lvlJc w:val="right"/>
+      <w:pPr>
+        <w:ind w:left="6480" w:hanging="180"/>
+      </w:pPr>
+    </w:lvl>
+  </w:abstractNum>
+  <w:abstractNum w:abstractNumId="2" w15:restartNumberingAfterBreak="0">
+    <w:nsid w:val="06162610"/>
+    <w:multiLevelType w:val="hybridMultilevel"/>
+    <w:tmpl w:val="EFE2622E"/>
+    <w:lvl w:ilvl="0" w:tplc="04090001">
+      <w:start w:val="1"/>
+      <w:numFmt w:val="bullet"/>
+      <w:lvlText w:val=""/>
+      <w:lvlJc w:val="left"/>
+      <w:pPr>
+        <w:ind w:left="720" w:hanging="360"/>
+      </w:pPr>
+      <w:rPr>
+        <w:rFonts w:ascii="Symbol" w:hAnsi="Symbol" w:hint="default"/>
+      </w:rPr>
+    </w:lvl>
+    <w:lvl w:ilvl="1" w:tplc="040C0003" w:tentative="1">
+      <w:start w:val="1"/>
+      <w:numFmt w:val="bullet"/>
+      <w:lvlText w:val="o"/>
+      <w:lvlJc w:val="left"/>
+      <w:pPr>
+        <w:ind w:left="1440" w:hanging="360"/>
+      </w:pPr>
+      <w:rPr>
+        <w:rFonts w:ascii="Courier New" w:hAnsi="Courier New" w:cs="Courier New" w:hint="default"/>
+      </w:rPr>
+    </w:lvl>
+    <w:lvl w:ilvl="2" w:tplc="040C0005" w:tentative="1">
+      <w:start w:val="1"/>
+      <w:numFmt w:val="bullet"/>
+      <w:lvlText w:val=""/>
+      <w:lvlJc w:val="left"/>
+      <w:pPr>
+        <w:ind w:left="2160" w:hanging="360"/>
+      </w:pPr>
+      <w:rPr>
+        <w:rFonts w:ascii="Wingdings" w:hAnsi="Wingdings" w:hint="default"/>
+      </w:rPr>
+    </w:lvl>
+    <w:lvl w:ilvl="3" w:tplc="040C0001" w:tentative="1">
+      <w:start w:val="1"/>
+      <w:numFmt w:val="bullet"/>
+      <w:lvlText w:val=""/>
+      <w:lvlJc w:val="left"/>
+      <w:pPr>
+        <w:ind w:left="2880" w:hanging="360"/>
+      </w:pPr>
+      <w:rPr>
+        <w:rFonts w:ascii="Symbol" w:hAnsi="Symbol" w:hint="default"/>
+      </w:rPr>
+    </w:lvl>
+    <w:lvl w:ilvl="4" w:tplc="040C0003" w:tentative="1">
+      <w:start w:val="1"/>
+      <w:numFmt w:val="bullet"/>
+      <w:lvlText w:val="o"/>
+      <w:lvlJc w:val="left"/>
+      <w:pPr>
+        <w:ind w:left="3600" w:hanging="360"/>
+      </w:pPr>
+      <w:rPr>
+        <w:rFonts w:ascii="Courier New" w:hAnsi="Courier New" w:cs="Courier New" w:hint="default"/>
+      </w:rPr>
+    </w:lvl>
+    <w:lvl w:ilvl="5" w:tplc="040C0005" w:tentative="1">
+      <w:start w:val="1"/>
+      <w:numFmt w:val="bullet"/>
+      <w:lvlText w:val=""/>
+      <w:lvlJc w:val="left"/>
+      <w:pPr>
+        <w:ind w:left="4320" w:hanging="360"/>
+      </w:pPr>
+      <w:rPr>
+        <w:rFonts w:ascii="Wingdings" w:hAnsi="Wingdings" w:hint="default"/>
+      </w:rPr>
+    </w:lvl>
+    <w:lvl w:ilvl="6" w:tplc="040C0001" w:tentative="1">
+      <w:start w:val="1"/>
+      <w:numFmt w:val="bullet"/>
+      <w:lvlText w:val=""/>
+      <w:lvlJc w:val="left"/>
+      <w:pPr>
+        <w:ind w:left="5040" w:hanging="360"/>
+      </w:pPr>
+      <w:rPr>
+        <w:rFonts w:ascii="Symbol" w:hAnsi="Symbol" w:hint="default"/>
+      </w:rPr>
+    </w:lvl>
+    <w:lvl w:ilvl="7" w:tplc="040C0003" w:tentative="1">
+      <w:start w:val="1"/>
+      <w:numFmt w:val="bullet"/>
+      <w:lvlText w:val="o"/>
+      <w:lvlJc w:val="left"/>
+      <w:pPr>
+        <w:ind w:left="5760" w:hanging="360"/>
+      </w:pPr>
+      <w:rPr>
+        <w:rFonts w:ascii="Courier New" w:hAnsi="Courier New" w:cs="Courier New" w:hint="default"/>
+      </w:rPr>
+    </w:lvl>
+    <w:lvl w:ilvl="8" w:tplc="040C0005" w:tentative="1">
+      <w:start w:val="1"/>
+      <w:numFmt w:val="bullet"/>
+      <w:lvlText w:val=""/>
+      <w:lvlJc w:val="left"/>
+      <w:pPr>
+        <w:ind w:left="6480" w:hanging="360"/>
+      </w:pPr>
+      <w:rPr>
+        <w:rFonts w:ascii="Wingdings" w:hAnsi="Wingdings" w:hint="default"/>
+      </w:rPr>
+    </w:lvl>
+  </w:abstractNum>
+  <w:abstractNum w:abstractNumId="3" w15:restartNumberingAfterBreak="0">
+    <w:nsid w:val="0AFF0D25"/>
+    <w:multiLevelType w:val="hybridMultilevel"/>
+    <w:tmpl w:val="5DD4E64E"/>
+    <w:lvl w:ilvl="0" w:tplc="040C0011">
+      <w:start w:val="1"/>
+      <w:numFmt w:val="decimal"/>
+      <w:lvlText w:val="%1)"/>
+      <w:lvlJc w:val="left"/>
+      <w:pPr>
+        <w:ind w:left="720" w:hanging="360"/>
+      </w:pPr>
+      <w:rPr>
+        <w:rFonts w:hint="default"/>
+      </w:rPr>
+    </w:lvl>
+    <w:lvl w:ilvl="1" w:tplc="040C0019" w:tentative="1">
+      <w:start w:val="1"/>
+      <w:numFmt w:val="lowerLetter"/>
+      <w:lvlText w:val="%2."/>
+      <w:lvlJc w:val="left"/>
+      <w:pPr>
+        <w:ind w:left="1440" w:hanging="360"/>
+      </w:pPr>
+    </w:lvl>
+    <w:lvl w:ilvl="2" w:tplc="040C001B" w:tentative="1">
+      <w:start w:val="1"/>
+      <w:numFmt w:val="lowerRoman"/>
+      <w:lvlText w:val="%3."/>
+      <w:lvlJc w:val="right"/>
+      <w:pPr>
+        <w:ind w:left="2160" w:hanging="180"/>
+      </w:pPr>
+    </w:lvl>
+    <w:lvl w:ilvl="3" w:tplc="040C000F" w:tentative="1">
+      <w:start w:val="1"/>
+      <w:numFmt w:val="decimal"/>
+      <w:lvlText w:val="%4."/>
+      <w:lvlJc w:val="left"/>
+      <w:pPr>
+        <w:ind w:left="2880" w:hanging="360"/>
+      </w:pPr>
+    </w:lvl>
+    <w:lvl w:ilvl="4" w:tplc="040C0019" w:tentative="1">
+      <w:start w:val="1"/>
+      <w:numFmt w:val="lowerLetter"/>
+      <w:lvlText w:val="%5."/>
+      <w:lvlJc w:val="left"/>
+      <w:pPr>
+        <w:ind w:left="3600" w:hanging="360"/>
+      </w:pPr>
+    </w:lvl>
+    <w:lvl w:ilvl="5" w:tplc="040C001B" w:tentative="1">
+      <w:start w:val="1"/>
+      <w:numFmt w:val="lowerRoman"/>
+      <w:lvlText w:val="%6."/>
+      <w:lvlJc w:val="right"/>
+      <w:pPr>
+        <w:ind w:left="4320" w:hanging="180"/>
+      </w:pPr>
+    </w:lvl>
+    <w:lvl w:ilvl="6" w:tplc="040C000F" w:tentative="1">
+      <w:start w:val="1"/>
+      <w:numFmt w:val="decimal"/>
+      <w:lvlText w:val="%7."/>
+      <w:lvlJc w:val="left"/>
+      <w:pPr>
+        <w:ind w:left="5040" w:hanging="360"/>
+      </w:pPr>
+    </w:lvl>
+    <w:lvl w:ilvl="7" w:tplc="040C0019" w:tentative="1">
+      <w:start w:val="1"/>
+      <w:numFmt w:val="lowerLetter"/>
+      <w:lvlText w:val="%8."/>
+      <w:lvlJc w:val="left"/>
+      <w:pPr>
+        <w:ind w:left="5760" w:hanging="360"/>
+      </w:pPr>
+    </w:lvl>
+    <w:lvl w:ilvl="8" w:tplc="040C001B" w:tentative="1">
+      <w:start w:val="1"/>
+      <w:numFmt w:val="lowerRoman"/>
+      <w:lvlText w:val="%9."/>
+      <w:lvlJc w:val="right"/>
+      <w:pPr>
+        <w:ind w:left="6480" w:hanging="180"/>
+      </w:pPr>
+    </w:lvl>
+  </w:abstractNum>
+  <w:abstractNum w:abstractNumId="4" w15:restartNumberingAfterBreak="0">
+    <w:nsid w:val="1A6D740F"/>
+    <w:multiLevelType w:val="hybridMultilevel"/>
+    <w:tmpl w:val="BBE005BE"/>
+    <w:lvl w:ilvl="0" w:tplc="FFFFFFFF">
+      <w:start w:val="1"/>
+      <w:numFmt w:val="decimal"/>
+      <w:lvlText w:val="%1."/>
+      <w:lvlJc w:val="left"/>
+      <w:pPr>
+        <w:ind w:left="720" w:hanging="360"/>
+      </w:pPr>
+      <w:rPr>
+        <w:rFonts w:hint="default"/>
+      </w:rPr>
+    </w:lvl>
+    <w:lvl w:ilvl="1" w:tplc="FFFFFFFF">
+      <w:start w:val="1"/>
+      <w:numFmt w:val="lowerLetter"/>
+      <w:lvlText w:val="%2."/>
+      <w:lvlJc w:val="left"/>
+      <w:pPr>
+        <w:ind w:left="1440" w:hanging="360"/>
+      </w:pPr>
+    </w:lvl>
+    <w:lvl w:ilvl="2" w:tplc="FFFFFFFF" w:tentative="1">
+      <w:start w:val="1"/>
+      <w:numFmt w:val="lowerRoman"/>
+      <w:lvlText w:val="%3."/>
+      <w:lvlJc w:val="right"/>
+      <w:pPr>
+        <w:ind w:left="2160" w:hanging="180"/>
+      </w:pPr>
+    </w:lvl>
+    <w:lvl w:ilvl="3" w:tplc="FFFFFFFF" w:tentative="1">
+      <w:start w:val="1"/>
+      <w:numFmt w:val="decimal"/>
+      <w:lvlText w:val="%4."/>
+      <w:lvlJc w:val="left"/>
+      <w:pPr>
+        <w:ind w:left="2880" w:hanging="360"/>
+      </w:pPr>
+    </w:lvl>
+    <w:lvl w:ilvl="4" w:tplc="FFFFFFFF" w:tentative="1">
+      <w:start w:val="1"/>
+      <w:numFmt w:val="lowerLetter"/>
+      <w:lvlText w:val="%5."/>
+      <w:lvlJc w:val="left"/>
+      <w:pPr>
+        <w:ind w:left="3600" w:hanging="360"/>
+      </w:pPr>
+    </w:lvl>
+    <w:lvl w:ilvl="5" w:tplc="FFFFFFFF" w:tentative="1">
+      <w:start w:val="1"/>
+      <w:numFmt w:val="lowerRoman"/>
+      <w:lvlText w:val="%6."/>
+      <w:lvlJc w:val="right"/>
+      <w:pPr>
+        <w:ind w:left="4320" w:hanging="180"/>
+      </w:pPr>
+    </w:lvl>
+    <w:lvl w:ilvl="6" w:tplc="FFFFFFFF" w:tentative="1">
+      <w:start w:val="1"/>
+      <w:numFmt w:val="decimal"/>
+      <w:lvlText w:val="%7."/>
+      <w:lvlJc w:val="left"/>
+      <w:pPr>
+        <w:ind w:left="5040" w:hanging="360"/>
+      </w:pPr>
+    </w:lvl>
+    <w:lvl w:ilvl="7" w:tplc="FFFFFFFF" w:tentative="1">
+      <w:start w:val="1"/>
+      <w:numFmt w:val="lowerLetter"/>
+      <w:lvlText w:val="%8."/>
+      <w:lvlJc w:val="left"/>
+      <w:pPr>
+        <w:ind w:left="5760" w:hanging="360"/>
+      </w:pPr>
+    </w:lvl>
+    <w:lvl w:ilvl="8" w:tplc="FFFFFFFF" w:tentative="1">
+      <w:start w:val="1"/>
+      <w:numFmt w:val="lowerRoman"/>
+      <w:lvlText w:val="%9."/>
+      <w:lvlJc w:val="right"/>
+      <w:pPr>
+        <w:ind w:left="6480" w:hanging="180"/>
+      </w:pPr>
+    </w:lvl>
+  </w:abstractNum>
+  <w:abstractNum w:abstractNumId="5" w15:restartNumberingAfterBreak="0">
     <w:nsid w:val="256C47D2"/>
     <w:multiLevelType w:val="hybridMultilevel"/>
     <w:tmpl w:val="092630A4"/>
@@ -11878,8 +12621,2600 @@
       </w:rPr>
     </w:lvl>
   </w:abstractNum>
-  <w:num w:numId="1" w16cid:durableId="213273258">
+  <w:abstractNum w:abstractNumId="6" w15:restartNumberingAfterBreak="0">
+    <w:nsid w:val="26BE73E6"/>
+    <w:multiLevelType w:val="hybridMultilevel"/>
+    <w:tmpl w:val="15604864"/>
+    <w:lvl w:ilvl="0" w:tplc="04090001">
+      <w:start w:val="1"/>
+      <w:numFmt w:val="bullet"/>
+      <w:lvlText w:val=""/>
+      <w:lvlJc w:val="left"/>
+      <w:pPr>
+        <w:ind w:left="720" w:hanging="360"/>
+      </w:pPr>
+      <w:rPr>
+        <w:rFonts w:ascii="Symbol" w:hAnsi="Symbol" w:hint="default"/>
+      </w:rPr>
+    </w:lvl>
+    <w:lvl w:ilvl="1" w:tplc="04090003" w:tentative="1">
+      <w:start w:val="1"/>
+      <w:numFmt w:val="bullet"/>
+      <w:lvlText w:val="o"/>
+      <w:lvlJc w:val="left"/>
+      <w:pPr>
+        <w:ind w:left="1440" w:hanging="360"/>
+      </w:pPr>
+      <w:rPr>
+        <w:rFonts w:ascii="Courier New" w:hAnsi="Courier New" w:cs="Courier New" w:hint="default"/>
+      </w:rPr>
+    </w:lvl>
+    <w:lvl w:ilvl="2" w:tplc="04090005" w:tentative="1">
+      <w:start w:val="1"/>
+      <w:numFmt w:val="bullet"/>
+      <w:lvlText w:val=""/>
+      <w:lvlJc w:val="left"/>
+      <w:pPr>
+        <w:ind w:left="2160" w:hanging="360"/>
+      </w:pPr>
+      <w:rPr>
+        <w:rFonts w:ascii="Wingdings" w:hAnsi="Wingdings" w:hint="default"/>
+      </w:rPr>
+    </w:lvl>
+    <w:lvl w:ilvl="3" w:tplc="04090001" w:tentative="1">
+      <w:start w:val="1"/>
+      <w:numFmt w:val="bullet"/>
+      <w:lvlText w:val=""/>
+      <w:lvlJc w:val="left"/>
+      <w:pPr>
+        <w:ind w:left="2880" w:hanging="360"/>
+      </w:pPr>
+      <w:rPr>
+        <w:rFonts w:ascii="Symbol" w:hAnsi="Symbol" w:hint="default"/>
+      </w:rPr>
+    </w:lvl>
+    <w:lvl w:ilvl="4" w:tplc="04090003" w:tentative="1">
+      <w:start w:val="1"/>
+      <w:numFmt w:val="bullet"/>
+      <w:lvlText w:val="o"/>
+      <w:lvlJc w:val="left"/>
+      <w:pPr>
+        <w:ind w:left="3600" w:hanging="360"/>
+      </w:pPr>
+      <w:rPr>
+        <w:rFonts w:ascii="Courier New" w:hAnsi="Courier New" w:cs="Courier New" w:hint="default"/>
+      </w:rPr>
+    </w:lvl>
+    <w:lvl w:ilvl="5" w:tplc="04090005" w:tentative="1">
+      <w:start w:val="1"/>
+      <w:numFmt w:val="bullet"/>
+      <w:lvlText w:val=""/>
+      <w:lvlJc w:val="left"/>
+      <w:pPr>
+        <w:ind w:left="4320" w:hanging="360"/>
+      </w:pPr>
+      <w:rPr>
+        <w:rFonts w:ascii="Wingdings" w:hAnsi="Wingdings" w:hint="default"/>
+      </w:rPr>
+    </w:lvl>
+    <w:lvl w:ilvl="6" w:tplc="04090001" w:tentative="1">
+      <w:start w:val="1"/>
+      <w:numFmt w:val="bullet"/>
+      <w:lvlText w:val=""/>
+      <w:lvlJc w:val="left"/>
+      <w:pPr>
+        <w:ind w:left="5040" w:hanging="360"/>
+      </w:pPr>
+      <w:rPr>
+        <w:rFonts w:ascii="Symbol" w:hAnsi="Symbol" w:hint="default"/>
+      </w:rPr>
+    </w:lvl>
+    <w:lvl w:ilvl="7" w:tplc="04090003" w:tentative="1">
+      <w:start w:val="1"/>
+      <w:numFmt w:val="bullet"/>
+      <w:lvlText w:val="o"/>
+      <w:lvlJc w:val="left"/>
+      <w:pPr>
+        <w:ind w:left="5760" w:hanging="360"/>
+      </w:pPr>
+      <w:rPr>
+        <w:rFonts w:ascii="Courier New" w:hAnsi="Courier New" w:cs="Courier New" w:hint="default"/>
+      </w:rPr>
+    </w:lvl>
+    <w:lvl w:ilvl="8" w:tplc="04090005" w:tentative="1">
+      <w:start w:val="1"/>
+      <w:numFmt w:val="bullet"/>
+      <w:lvlText w:val=""/>
+      <w:lvlJc w:val="left"/>
+      <w:pPr>
+        <w:ind w:left="6480" w:hanging="360"/>
+      </w:pPr>
+      <w:rPr>
+        <w:rFonts w:ascii="Wingdings" w:hAnsi="Wingdings" w:hint="default"/>
+      </w:rPr>
+    </w:lvl>
+  </w:abstractNum>
+  <w:abstractNum w:abstractNumId="7" w15:restartNumberingAfterBreak="0">
+    <w:nsid w:val="282C4EC0"/>
+    <w:multiLevelType w:val="hybridMultilevel"/>
+    <w:tmpl w:val="90CA4388"/>
+    <w:lvl w:ilvl="0" w:tplc="0409000F">
+      <w:start w:val="1"/>
+      <w:numFmt w:val="decimal"/>
+      <w:lvlText w:val="%1."/>
+      <w:lvlJc w:val="left"/>
+      <w:pPr>
+        <w:ind w:left="720" w:hanging="360"/>
+      </w:pPr>
+      <w:rPr>
+        <w:rFonts w:hint="default"/>
+      </w:rPr>
+    </w:lvl>
+    <w:lvl w:ilvl="1" w:tplc="04090019" w:tentative="1">
+      <w:start w:val="1"/>
+      <w:numFmt w:val="lowerLetter"/>
+      <w:lvlText w:val="%2."/>
+      <w:lvlJc w:val="left"/>
+      <w:pPr>
+        <w:ind w:left="1440" w:hanging="360"/>
+      </w:pPr>
+    </w:lvl>
+    <w:lvl w:ilvl="2" w:tplc="0409001B" w:tentative="1">
+      <w:start w:val="1"/>
+      <w:numFmt w:val="lowerRoman"/>
+      <w:lvlText w:val="%3."/>
+      <w:lvlJc w:val="right"/>
+      <w:pPr>
+        <w:ind w:left="2160" w:hanging="180"/>
+      </w:pPr>
+    </w:lvl>
+    <w:lvl w:ilvl="3" w:tplc="0409000F" w:tentative="1">
+      <w:start w:val="1"/>
+      <w:numFmt w:val="decimal"/>
+      <w:lvlText w:val="%4."/>
+      <w:lvlJc w:val="left"/>
+      <w:pPr>
+        <w:ind w:left="2880" w:hanging="360"/>
+      </w:pPr>
+    </w:lvl>
+    <w:lvl w:ilvl="4" w:tplc="04090019" w:tentative="1">
+      <w:start w:val="1"/>
+      <w:numFmt w:val="lowerLetter"/>
+      <w:lvlText w:val="%5."/>
+      <w:lvlJc w:val="left"/>
+      <w:pPr>
+        <w:ind w:left="3600" w:hanging="360"/>
+      </w:pPr>
+    </w:lvl>
+    <w:lvl w:ilvl="5" w:tplc="0409001B" w:tentative="1">
+      <w:start w:val="1"/>
+      <w:numFmt w:val="lowerRoman"/>
+      <w:lvlText w:val="%6."/>
+      <w:lvlJc w:val="right"/>
+      <w:pPr>
+        <w:ind w:left="4320" w:hanging="180"/>
+      </w:pPr>
+    </w:lvl>
+    <w:lvl w:ilvl="6" w:tplc="0409000F" w:tentative="1">
+      <w:start w:val="1"/>
+      <w:numFmt w:val="decimal"/>
+      <w:lvlText w:val="%7."/>
+      <w:lvlJc w:val="left"/>
+      <w:pPr>
+        <w:ind w:left="5040" w:hanging="360"/>
+      </w:pPr>
+    </w:lvl>
+    <w:lvl w:ilvl="7" w:tplc="04090019" w:tentative="1">
+      <w:start w:val="1"/>
+      <w:numFmt w:val="lowerLetter"/>
+      <w:lvlText w:val="%8."/>
+      <w:lvlJc w:val="left"/>
+      <w:pPr>
+        <w:ind w:left="5760" w:hanging="360"/>
+      </w:pPr>
+    </w:lvl>
+    <w:lvl w:ilvl="8" w:tplc="0409001B" w:tentative="1">
+      <w:start w:val="1"/>
+      <w:numFmt w:val="lowerRoman"/>
+      <w:lvlText w:val="%9."/>
+      <w:lvlJc w:val="right"/>
+      <w:pPr>
+        <w:ind w:left="6480" w:hanging="180"/>
+      </w:pPr>
+    </w:lvl>
+  </w:abstractNum>
+  <w:abstractNum w:abstractNumId="8" w15:restartNumberingAfterBreak="0">
+    <w:nsid w:val="2A537D0E"/>
+    <w:multiLevelType w:val="hybridMultilevel"/>
+    <w:tmpl w:val="0D2820A6"/>
+    <w:lvl w:ilvl="0" w:tplc="9B68786A">
+      <w:start w:val="1"/>
+      <w:numFmt w:val="decimal"/>
+      <w:lvlText w:val="%1)"/>
+      <w:lvlJc w:val="left"/>
+      <w:pPr>
+        <w:ind w:left="1080" w:hanging="360"/>
+      </w:pPr>
+      <w:rPr>
+        <w:rFonts w:hint="default"/>
+      </w:rPr>
+    </w:lvl>
+    <w:lvl w:ilvl="1" w:tplc="040C0019" w:tentative="1">
+      <w:start w:val="1"/>
+      <w:numFmt w:val="lowerLetter"/>
+      <w:lvlText w:val="%2."/>
+      <w:lvlJc w:val="left"/>
+      <w:pPr>
+        <w:ind w:left="1800" w:hanging="360"/>
+      </w:pPr>
+    </w:lvl>
+    <w:lvl w:ilvl="2" w:tplc="040C001B" w:tentative="1">
+      <w:start w:val="1"/>
+      <w:numFmt w:val="lowerRoman"/>
+      <w:lvlText w:val="%3."/>
+      <w:lvlJc w:val="right"/>
+      <w:pPr>
+        <w:ind w:left="2520" w:hanging="180"/>
+      </w:pPr>
+    </w:lvl>
+    <w:lvl w:ilvl="3" w:tplc="040C000F" w:tentative="1">
+      <w:start w:val="1"/>
+      <w:numFmt w:val="decimal"/>
+      <w:lvlText w:val="%4."/>
+      <w:lvlJc w:val="left"/>
+      <w:pPr>
+        <w:ind w:left="3240" w:hanging="360"/>
+      </w:pPr>
+    </w:lvl>
+    <w:lvl w:ilvl="4" w:tplc="040C0019" w:tentative="1">
+      <w:start w:val="1"/>
+      <w:numFmt w:val="lowerLetter"/>
+      <w:lvlText w:val="%5."/>
+      <w:lvlJc w:val="left"/>
+      <w:pPr>
+        <w:ind w:left="3960" w:hanging="360"/>
+      </w:pPr>
+    </w:lvl>
+    <w:lvl w:ilvl="5" w:tplc="040C001B" w:tentative="1">
+      <w:start w:val="1"/>
+      <w:numFmt w:val="lowerRoman"/>
+      <w:lvlText w:val="%6."/>
+      <w:lvlJc w:val="right"/>
+      <w:pPr>
+        <w:ind w:left="4680" w:hanging="180"/>
+      </w:pPr>
+    </w:lvl>
+    <w:lvl w:ilvl="6" w:tplc="040C000F" w:tentative="1">
+      <w:start w:val="1"/>
+      <w:numFmt w:val="decimal"/>
+      <w:lvlText w:val="%7."/>
+      <w:lvlJc w:val="left"/>
+      <w:pPr>
+        <w:ind w:left="5400" w:hanging="360"/>
+      </w:pPr>
+    </w:lvl>
+    <w:lvl w:ilvl="7" w:tplc="040C0019" w:tentative="1">
+      <w:start w:val="1"/>
+      <w:numFmt w:val="lowerLetter"/>
+      <w:lvlText w:val="%8."/>
+      <w:lvlJc w:val="left"/>
+      <w:pPr>
+        <w:ind w:left="6120" w:hanging="360"/>
+      </w:pPr>
+    </w:lvl>
+    <w:lvl w:ilvl="8" w:tplc="040C001B" w:tentative="1">
+      <w:start w:val="1"/>
+      <w:numFmt w:val="lowerRoman"/>
+      <w:lvlText w:val="%9."/>
+      <w:lvlJc w:val="right"/>
+      <w:pPr>
+        <w:ind w:left="6840" w:hanging="180"/>
+      </w:pPr>
+    </w:lvl>
+  </w:abstractNum>
+  <w:abstractNum w:abstractNumId="9" w15:restartNumberingAfterBreak="0">
+    <w:nsid w:val="36010965"/>
+    <w:multiLevelType w:val="hybridMultilevel"/>
+    <w:tmpl w:val="DCA8922C"/>
+    <w:lvl w:ilvl="0" w:tplc="0409000F">
+      <w:start w:val="1"/>
+      <w:numFmt w:val="decimal"/>
+      <w:lvlText w:val="%1."/>
+      <w:lvlJc w:val="left"/>
+      <w:pPr>
+        <w:ind w:left="720" w:hanging="360"/>
+      </w:pPr>
+      <w:rPr>
+        <w:rFonts w:hint="default"/>
+      </w:rPr>
+    </w:lvl>
+    <w:lvl w:ilvl="1" w:tplc="04090019" w:tentative="1">
+      <w:start w:val="1"/>
+      <w:numFmt w:val="lowerLetter"/>
+      <w:lvlText w:val="%2."/>
+      <w:lvlJc w:val="left"/>
+      <w:pPr>
+        <w:ind w:left="1440" w:hanging="360"/>
+      </w:pPr>
+    </w:lvl>
+    <w:lvl w:ilvl="2" w:tplc="0409001B" w:tentative="1">
+      <w:start w:val="1"/>
+      <w:numFmt w:val="lowerRoman"/>
+      <w:lvlText w:val="%3."/>
+      <w:lvlJc w:val="right"/>
+      <w:pPr>
+        <w:ind w:left="2160" w:hanging="180"/>
+      </w:pPr>
+    </w:lvl>
+    <w:lvl w:ilvl="3" w:tplc="0409000F" w:tentative="1">
+      <w:start w:val="1"/>
+      <w:numFmt w:val="decimal"/>
+      <w:lvlText w:val="%4."/>
+      <w:lvlJc w:val="left"/>
+      <w:pPr>
+        <w:ind w:left="2880" w:hanging="360"/>
+      </w:pPr>
+    </w:lvl>
+    <w:lvl w:ilvl="4" w:tplc="04090019" w:tentative="1">
+      <w:start w:val="1"/>
+      <w:numFmt w:val="lowerLetter"/>
+      <w:lvlText w:val="%5."/>
+      <w:lvlJc w:val="left"/>
+      <w:pPr>
+        <w:ind w:left="3600" w:hanging="360"/>
+      </w:pPr>
+    </w:lvl>
+    <w:lvl w:ilvl="5" w:tplc="0409001B" w:tentative="1">
+      <w:start w:val="1"/>
+      <w:numFmt w:val="lowerRoman"/>
+      <w:lvlText w:val="%6."/>
+      <w:lvlJc w:val="right"/>
+      <w:pPr>
+        <w:ind w:left="4320" w:hanging="180"/>
+      </w:pPr>
+    </w:lvl>
+    <w:lvl w:ilvl="6" w:tplc="0409000F" w:tentative="1">
+      <w:start w:val="1"/>
+      <w:numFmt w:val="decimal"/>
+      <w:lvlText w:val="%7."/>
+      <w:lvlJc w:val="left"/>
+      <w:pPr>
+        <w:ind w:left="5040" w:hanging="360"/>
+      </w:pPr>
+    </w:lvl>
+    <w:lvl w:ilvl="7" w:tplc="04090019" w:tentative="1">
+      <w:start w:val="1"/>
+      <w:numFmt w:val="lowerLetter"/>
+      <w:lvlText w:val="%8."/>
+      <w:lvlJc w:val="left"/>
+      <w:pPr>
+        <w:ind w:left="5760" w:hanging="360"/>
+      </w:pPr>
+    </w:lvl>
+    <w:lvl w:ilvl="8" w:tplc="0409001B" w:tentative="1">
+      <w:start w:val="1"/>
+      <w:numFmt w:val="lowerRoman"/>
+      <w:lvlText w:val="%9."/>
+      <w:lvlJc w:val="right"/>
+      <w:pPr>
+        <w:ind w:left="6480" w:hanging="180"/>
+      </w:pPr>
+    </w:lvl>
+  </w:abstractNum>
+  <w:abstractNum w:abstractNumId="10" w15:restartNumberingAfterBreak="0">
+    <w:nsid w:val="3A505105"/>
+    <w:multiLevelType w:val="hybridMultilevel"/>
+    <w:tmpl w:val="CB228516"/>
+    <w:lvl w:ilvl="0" w:tplc="04090001">
+      <w:numFmt w:val="bullet"/>
+      <w:lvlText w:val=""/>
+      <w:lvlJc w:val="left"/>
+      <w:pPr>
+        <w:ind w:left="720" w:hanging="360"/>
+      </w:pPr>
+      <w:rPr>
+        <w:rFonts w:ascii="Symbol" w:eastAsia="Times New Roman" w:hAnsi="Symbol" w:cs="Times New Roman" w:hint="default"/>
+      </w:rPr>
+    </w:lvl>
+    <w:lvl w:ilvl="1" w:tplc="04090003" w:tentative="1">
+      <w:start w:val="1"/>
+      <w:numFmt w:val="bullet"/>
+      <w:lvlText w:val="o"/>
+      <w:lvlJc w:val="left"/>
+      <w:pPr>
+        <w:ind w:left="1440" w:hanging="360"/>
+      </w:pPr>
+      <w:rPr>
+        <w:rFonts w:ascii="Courier New" w:hAnsi="Courier New" w:cs="Courier New" w:hint="default"/>
+      </w:rPr>
+    </w:lvl>
+    <w:lvl w:ilvl="2" w:tplc="04090005" w:tentative="1">
+      <w:start w:val="1"/>
+      <w:numFmt w:val="bullet"/>
+      <w:lvlText w:val=""/>
+      <w:lvlJc w:val="left"/>
+      <w:pPr>
+        <w:ind w:left="2160" w:hanging="360"/>
+      </w:pPr>
+      <w:rPr>
+        <w:rFonts w:ascii="Wingdings" w:hAnsi="Wingdings" w:hint="default"/>
+      </w:rPr>
+    </w:lvl>
+    <w:lvl w:ilvl="3" w:tplc="04090001" w:tentative="1">
+      <w:start w:val="1"/>
+      <w:numFmt w:val="bullet"/>
+      <w:lvlText w:val=""/>
+      <w:lvlJc w:val="left"/>
+      <w:pPr>
+        <w:ind w:left="2880" w:hanging="360"/>
+      </w:pPr>
+      <w:rPr>
+        <w:rFonts w:ascii="Symbol" w:hAnsi="Symbol" w:hint="default"/>
+      </w:rPr>
+    </w:lvl>
+    <w:lvl w:ilvl="4" w:tplc="04090003" w:tentative="1">
+      <w:start w:val="1"/>
+      <w:numFmt w:val="bullet"/>
+      <w:lvlText w:val="o"/>
+      <w:lvlJc w:val="left"/>
+      <w:pPr>
+        <w:ind w:left="3600" w:hanging="360"/>
+      </w:pPr>
+      <w:rPr>
+        <w:rFonts w:ascii="Courier New" w:hAnsi="Courier New" w:cs="Courier New" w:hint="default"/>
+      </w:rPr>
+    </w:lvl>
+    <w:lvl w:ilvl="5" w:tplc="04090005" w:tentative="1">
+      <w:start w:val="1"/>
+      <w:numFmt w:val="bullet"/>
+      <w:lvlText w:val=""/>
+      <w:lvlJc w:val="left"/>
+      <w:pPr>
+        <w:ind w:left="4320" w:hanging="360"/>
+      </w:pPr>
+      <w:rPr>
+        <w:rFonts w:ascii="Wingdings" w:hAnsi="Wingdings" w:hint="default"/>
+      </w:rPr>
+    </w:lvl>
+    <w:lvl w:ilvl="6" w:tplc="04090001" w:tentative="1">
+      <w:start w:val="1"/>
+      <w:numFmt w:val="bullet"/>
+      <w:lvlText w:val=""/>
+      <w:lvlJc w:val="left"/>
+      <w:pPr>
+        <w:ind w:left="5040" w:hanging="360"/>
+      </w:pPr>
+      <w:rPr>
+        <w:rFonts w:ascii="Symbol" w:hAnsi="Symbol" w:hint="default"/>
+      </w:rPr>
+    </w:lvl>
+    <w:lvl w:ilvl="7" w:tplc="04090003" w:tentative="1">
+      <w:start w:val="1"/>
+      <w:numFmt w:val="bullet"/>
+      <w:lvlText w:val="o"/>
+      <w:lvlJc w:val="left"/>
+      <w:pPr>
+        <w:ind w:left="5760" w:hanging="360"/>
+      </w:pPr>
+      <w:rPr>
+        <w:rFonts w:ascii="Courier New" w:hAnsi="Courier New" w:cs="Courier New" w:hint="default"/>
+      </w:rPr>
+    </w:lvl>
+    <w:lvl w:ilvl="8" w:tplc="04090005" w:tentative="1">
+      <w:start w:val="1"/>
+      <w:numFmt w:val="bullet"/>
+      <w:lvlText w:val=""/>
+      <w:lvlJc w:val="left"/>
+      <w:pPr>
+        <w:ind w:left="6480" w:hanging="360"/>
+      </w:pPr>
+      <w:rPr>
+        <w:rFonts w:ascii="Wingdings" w:hAnsi="Wingdings" w:hint="default"/>
+      </w:rPr>
+    </w:lvl>
+  </w:abstractNum>
+  <w:abstractNum w:abstractNumId="11" w15:restartNumberingAfterBreak="0">
+    <w:nsid w:val="3B073817"/>
+    <w:multiLevelType w:val="hybridMultilevel"/>
+    <w:tmpl w:val="26F03700"/>
+    <w:lvl w:ilvl="0" w:tplc="388E1FEC">
+      <w:start w:val="1"/>
+      <w:numFmt w:val="decimal"/>
+      <w:lvlText w:val="%1."/>
+      <w:lvlJc w:val="left"/>
+      <w:pPr>
+        <w:ind w:left="720" w:hanging="360"/>
+      </w:pPr>
+      <w:rPr>
+        <w:rFonts w:hint="default"/>
+      </w:rPr>
+    </w:lvl>
+    <w:lvl w:ilvl="1" w:tplc="04090019">
+      <w:start w:val="1"/>
+      <w:numFmt w:val="lowerLetter"/>
+      <w:lvlText w:val="%2."/>
+      <w:lvlJc w:val="left"/>
+      <w:pPr>
+        <w:ind w:left="1440" w:hanging="360"/>
+      </w:pPr>
+    </w:lvl>
+    <w:lvl w:ilvl="2" w:tplc="0409001B" w:tentative="1">
+      <w:start w:val="1"/>
+      <w:numFmt w:val="lowerRoman"/>
+      <w:lvlText w:val="%3."/>
+      <w:lvlJc w:val="right"/>
+      <w:pPr>
+        <w:ind w:left="2160" w:hanging="180"/>
+      </w:pPr>
+    </w:lvl>
+    <w:lvl w:ilvl="3" w:tplc="0409000F" w:tentative="1">
+      <w:start w:val="1"/>
+      <w:numFmt w:val="decimal"/>
+      <w:lvlText w:val="%4."/>
+      <w:lvlJc w:val="left"/>
+      <w:pPr>
+        <w:ind w:left="2880" w:hanging="360"/>
+      </w:pPr>
+    </w:lvl>
+    <w:lvl w:ilvl="4" w:tplc="04090019" w:tentative="1">
+      <w:start w:val="1"/>
+      <w:numFmt w:val="lowerLetter"/>
+      <w:lvlText w:val="%5."/>
+      <w:lvlJc w:val="left"/>
+      <w:pPr>
+        <w:ind w:left="3600" w:hanging="360"/>
+      </w:pPr>
+    </w:lvl>
+    <w:lvl w:ilvl="5" w:tplc="0409001B" w:tentative="1">
+      <w:start w:val="1"/>
+      <w:numFmt w:val="lowerRoman"/>
+      <w:lvlText w:val="%6."/>
+      <w:lvlJc w:val="right"/>
+      <w:pPr>
+        <w:ind w:left="4320" w:hanging="180"/>
+      </w:pPr>
+    </w:lvl>
+    <w:lvl w:ilvl="6" w:tplc="0409000F" w:tentative="1">
+      <w:start w:val="1"/>
+      <w:numFmt w:val="decimal"/>
+      <w:lvlText w:val="%7."/>
+      <w:lvlJc w:val="left"/>
+      <w:pPr>
+        <w:ind w:left="5040" w:hanging="360"/>
+      </w:pPr>
+    </w:lvl>
+    <w:lvl w:ilvl="7" w:tplc="04090019" w:tentative="1">
+      <w:start w:val="1"/>
+      <w:numFmt w:val="lowerLetter"/>
+      <w:lvlText w:val="%8."/>
+      <w:lvlJc w:val="left"/>
+      <w:pPr>
+        <w:ind w:left="5760" w:hanging="360"/>
+      </w:pPr>
+    </w:lvl>
+    <w:lvl w:ilvl="8" w:tplc="0409001B" w:tentative="1">
+      <w:start w:val="1"/>
+      <w:numFmt w:val="lowerRoman"/>
+      <w:lvlText w:val="%9."/>
+      <w:lvlJc w:val="right"/>
+      <w:pPr>
+        <w:ind w:left="6480" w:hanging="180"/>
+      </w:pPr>
+    </w:lvl>
+  </w:abstractNum>
+  <w:abstractNum w:abstractNumId="12" w15:restartNumberingAfterBreak="0">
+    <w:nsid w:val="45E64FEE"/>
+    <w:multiLevelType w:val="hybridMultilevel"/>
+    <w:tmpl w:val="22D21B7A"/>
+    <w:lvl w:ilvl="0" w:tplc="0409000F">
+      <w:start w:val="1"/>
+      <w:numFmt w:val="decimal"/>
+      <w:lvlText w:val="%1."/>
+      <w:lvlJc w:val="left"/>
+      <w:pPr>
+        <w:ind w:left="720" w:hanging="360"/>
+      </w:pPr>
+    </w:lvl>
+    <w:lvl w:ilvl="1" w:tplc="04090019" w:tentative="1">
+      <w:start w:val="1"/>
+      <w:numFmt w:val="lowerLetter"/>
+      <w:lvlText w:val="%2."/>
+      <w:lvlJc w:val="left"/>
+      <w:pPr>
+        <w:ind w:left="1440" w:hanging="360"/>
+      </w:pPr>
+    </w:lvl>
+    <w:lvl w:ilvl="2" w:tplc="0409001B" w:tentative="1">
+      <w:start w:val="1"/>
+      <w:numFmt w:val="lowerRoman"/>
+      <w:lvlText w:val="%3."/>
+      <w:lvlJc w:val="right"/>
+      <w:pPr>
+        <w:ind w:left="2160" w:hanging="180"/>
+      </w:pPr>
+    </w:lvl>
+    <w:lvl w:ilvl="3" w:tplc="0409000F" w:tentative="1">
+      <w:start w:val="1"/>
+      <w:numFmt w:val="decimal"/>
+      <w:lvlText w:val="%4."/>
+      <w:lvlJc w:val="left"/>
+      <w:pPr>
+        <w:ind w:left="2880" w:hanging="360"/>
+      </w:pPr>
+    </w:lvl>
+    <w:lvl w:ilvl="4" w:tplc="04090019" w:tentative="1">
+      <w:start w:val="1"/>
+      <w:numFmt w:val="lowerLetter"/>
+      <w:lvlText w:val="%5."/>
+      <w:lvlJc w:val="left"/>
+      <w:pPr>
+        <w:ind w:left="3600" w:hanging="360"/>
+      </w:pPr>
+    </w:lvl>
+    <w:lvl w:ilvl="5" w:tplc="0409001B" w:tentative="1">
+      <w:start w:val="1"/>
+      <w:numFmt w:val="lowerRoman"/>
+      <w:lvlText w:val="%6."/>
+      <w:lvlJc w:val="right"/>
+      <w:pPr>
+        <w:ind w:left="4320" w:hanging="180"/>
+      </w:pPr>
+    </w:lvl>
+    <w:lvl w:ilvl="6" w:tplc="0409000F" w:tentative="1">
+      <w:start w:val="1"/>
+      <w:numFmt w:val="decimal"/>
+      <w:lvlText w:val="%7."/>
+      <w:lvlJc w:val="left"/>
+      <w:pPr>
+        <w:ind w:left="5040" w:hanging="360"/>
+      </w:pPr>
+    </w:lvl>
+    <w:lvl w:ilvl="7" w:tplc="04090019" w:tentative="1">
+      <w:start w:val="1"/>
+      <w:numFmt w:val="lowerLetter"/>
+      <w:lvlText w:val="%8."/>
+      <w:lvlJc w:val="left"/>
+      <w:pPr>
+        <w:ind w:left="5760" w:hanging="360"/>
+      </w:pPr>
+    </w:lvl>
+    <w:lvl w:ilvl="8" w:tplc="0409001B" w:tentative="1">
+      <w:start w:val="1"/>
+      <w:numFmt w:val="lowerRoman"/>
+      <w:lvlText w:val="%9."/>
+      <w:lvlJc w:val="right"/>
+      <w:pPr>
+        <w:ind w:left="6480" w:hanging="180"/>
+      </w:pPr>
+    </w:lvl>
+  </w:abstractNum>
+  <w:abstractNum w:abstractNumId="13" w15:restartNumberingAfterBreak="0">
+    <w:nsid w:val="4C326977"/>
+    <w:multiLevelType w:val="hybridMultilevel"/>
+    <w:tmpl w:val="6F48ABC0"/>
+    <w:lvl w:ilvl="0" w:tplc="04090001">
+      <w:start w:val="1"/>
+      <w:numFmt w:val="bullet"/>
+      <w:lvlText w:val=""/>
+      <w:lvlJc w:val="left"/>
+      <w:pPr>
+        <w:ind w:left="1080" w:hanging="360"/>
+      </w:pPr>
+      <w:rPr>
+        <w:rFonts w:ascii="Symbol" w:hAnsi="Symbol" w:hint="default"/>
+      </w:rPr>
+    </w:lvl>
+    <w:lvl w:ilvl="1" w:tplc="04090003" w:tentative="1">
+      <w:start w:val="1"/>
+      <w:numFmt w:val="bullet"/>
+      <w:lvlText w:val="o"/>
+      <w:lvlJc w:val="left"/>
+      <w:pPr>
+        <w:ind w:left="1800" w:hanging="360"/>
+      </w:pPr>
+      <w:rPr>
+        <w:rFonts w:ascii="Courier New" w:hAnsi="Courier New" w:cs="Courier New" w:hint="default"/>
+      </w:rPr>
+    </w:lvl>
+    <w:lvl w:ilvl="2" w:tplc="04090005" w:tentative="1">
+      <w:start w:val="1"/>
+      <w:numFmt w:val="bullet"/>
+      <w:lvlText w:val=""/>
+      <w:lvlJc w:val="left"/>
+      <w:pPr>
+        <w:ind w:left="2520" w:hanging="360"/>
+      </w:pPr>
+      <w:rPr>
+        <w:rFonts w:ascii="Wingdings" w:hAnsi="Wingdings" w:hint="default"/>
+      </w:rPr>
+    </w:lvl>
+    <w:lvl w:ilvl="3" w:tplc="04090001" w:tentative="1">
+      <w:start w:val="1"/>
+      <w:numFmt w:val="bullet"/>
+      <w:lvlText w:val=""/>
+      <w:lvlJc w:val="left"/>
+      <w:pPr>
+        <w:ind w:left="3240" w:hanging="360"/>
+      </w:pPr>
+      <w:rPr>
+        <w:rFonts w:ascii="Symbol" w:hAnsi="Symbol" w:hint="default"/>
+      </w:rPr>
+    </w:lvl>
+    <w:lvl w:ilvl="4" w:tplc="04090003" w:tentative="1">
+      <w:start w:val="1"/>
+      <w:numFmt w:val="bullet"/>
+      <w:lvlText w:val="o"/>
+      <w:lvlJc w:val="left"/>
+      <w:pPr>
+        <w:ind w:left="3960" w:hanging="360"/>
+      </w:pPr>
+      <w:rPr>
+        <w:rFonts w:ascii="Courier New" w:hAnsi="Courier New" w:cs="Courier New" w:hint="default"/>
+      </w:rPr>
+    </w:lvl>
+    <w:lvl w:ilvl="5" w:tplc="04090005" w:tentative="1">
+      <w:start w:val="1"/>
+      <w:numFmt w:val="bullet"/>
+      <w:lvlText w:val=""/>
+      <w:lvlJc w:val="left"/>
+      <w:pPr>
+        <w:ind w:left="4680" w:hanging="360"/>
+      </w:pPr>
+      <w:rPr>
+        <w:rFonts w:ascii="Wingdings" w:hAnsi="Wingdings" w:hint="default"/>
+      </w:rPr>
+    </w:lvl>
+    <w:lvl w:ilvl="6" w:tplc="04090001" w:tentative="1">
+      <w:start w:val="1"/>
+      <w:numFmt w:val="bullet"/>
+      <w:lvlText w:val=""/>
+      <w:lvlJc w:val="left"/>
+      <w:pPr>
+        <w:ind w:left="5400" w:hanging="360"/>
+      </w:pPr>
+      <w:rPr>
+        <w:rFonts w:ascii="Symbol" w:hAnsi="Symbol" w:hint="default"/>
+      </w:rPr>
+    </w:lvl>
+    <w:lvl w:ilvl="7" w:tplc="04090003" w:tentative="1">
+      <w:start w:val="1"/>
+      <w:numFmt w:val="bullet"/>
+      <w:lvlText w:val="o"/>
+      <w:lvlJc w:val="left"/>
+      <w:pPr>
+        <w:ind w:left="6120" w:hanging="360"/>
+      </w:pPr>
+      <w:rPr>
+        <w:rFonts w:ascii="Courier New" w:hAnsi="Courier New" w:cs="Courier New" w:hint="default"/>
+      </w:rPr>
+    </w:lvl>
+    <w:lvl w:ilvl="8" w:tplc="04090005" w:tentative="1">
+      <w:start w:val="1"/>
+      <w:numFmt w:val="bullet"/>
+      <w:lvlText w:val=""/>
+      <w:lvlJc w:val="left"/>
+      <w:pPr>
+        <w:ind w:left="6840" w:hanging="360"/>
+      </w:pPr>
+      <w:rPr>
+        <w:rFonts w:ascii="Wingdings" w:hAnsi="Wingdings" w:hint="default"/>
+      </w:rPr>
+    </w:lvl>
+  </w:abstractNum>
+  <w:abstractNum w:abstractNumId="14" w15:restartNumberingAfterBreak="0">
+    <w:nsid w:val="4CF47393"/>
+    <w:multiLevelType w:val="multilevel"/>
+    <w:tmpl w:val="59BE2A5A"/>
+    <w:lvl w:ilvl="0">
+      <w:start w:val="1"/>
+      <w:numFmt w:val="decimal"/>
+      <w:lvlText w:val="%1."/>
+      <w:lvlJc w:val="left"/>
+      <w:pPr>
+        <w:tabs>
+          <w:tab w:val="num" w:pos="720"/>
+        </w:tabs>
+        <w:ind w:left="720" w:hanging="360"/>
+      </w:pPr>
+    </w:lvl>
+    <w:lvl w:ilvl="1" w:tentative="1">
+      <w:start w:val="1"/>
+      <w:numFmt w:val="decimal"/>
+      <w:lvlText w:val="%2."/>
+      <w:lvlJc w:val="left"/>
+      <w:pPr>
+        <w:tabs>
+          <w:tab w:val="num" w:pos="1440"/>
+        </w:tabs>
+        <w:ind w:left="1440" w:hanging="360"/>
+      </w:pPr>
+    </w:lvl>
+    <w:lvl w:ilvl="2" w:tentative="1">
+      <w:start w:val="1"/>
+      <w:numFmt w:val="decimal"/>
+      <w:lvlText w:val="%3."/>
+      <w:lvlJc w:val="left"/>
+      <w:pPr>
+        <w:tabs>
+          <w:tab w:val="num" w:pos="2160"/>
+        </w:tabs>
+        <w:ind w:left="2160" w:hanging="360"/>
+      </w:pPr>
+    </w:lvl>
+    <w:lvl w:ilvl="3" w:tentative="1">
+      <w:start w:val="1"/>
+      <w:numFmt w:val="decimal"/>
+      <w:lvlText w:val="%4."/>
+      <w:lvlJc w:val="left"/>
+      <w:pPr>
+        <w:tabs>
+          <w:tab w:val="num" w:pos="2880"/>
+        </w:tabs>
+        <w:ind w:left="2880" w:hanging="360"/>
+      </w:pPr>
+    </w:lvl>
+    <w:lvl w:ilvl="4" w:tentative="1">
+      <w:start w:val="1"/>
+      <w:numFmt w:val="decimal"/>
+      <w:lvlText w:val="%5."/>
+      <w:lvlJc w:val="left"/>
+      <w:pPr>
+        <w:tabs>
+          <w:tab w:val="num" w:pos="3600"/>
+        </w:tabs>
+        <w:ind w:left="3600" w:hanging="360"/>
+      </w:pPr>
+    </w:lvl>
+    <w:lvl w:ilvl="5" w:tentative="1">
+      <w:start w:val="1"/>
+      <w:numFmt w:val="decimal"/>
+      <w:lvlText w:val="%6."/>
+      <w:lvlJc w:val="left"/>
+      <w:pPr>
+        <w:tabs>
+          <w:tab w:val="num" w:pos="4320"/>
+        </w:tabs>
+        <w:ind w:left="4320" w:hanging="360"/>
+      </w:pPr>
+    </w:lvl>
+    <w:lvl w:ilvl="6" w:tentative="1">
+      <w:start w:val="1"/>
+      <w:numFmt w:val="decimal"/>
+      <w:lvlText w:val="%7."/>
+      <w:lvlJc w:val="left"/>
+      <w:pPr>
+        <w:tabs>
+          <w:tab w:val="num" w:pos="5040"/>
+        </w:tabs>
+        <w:ind w:left="5040" w:hanging="360"/>
+      </w:pPr>
+    </w:lvl>
+    <w:lvl w:ilvl="7" w:tentative="1">
+      <w:start w:val="1"/>
+      <w:numFmt w:val="decimal"/>
+      <w:lvlText w:val="%8."/>
+      <w:lvlJc w:val="left"/>
+      <w:pPr>
+        <w:tabs>
+          <w:tab w:val="num" w:pos="5760"/>
+        </w:tabs>
+        <w:ind w:left="5760" w:hanging="360"/>
+      </w:pPr>
+    </w:lvl>
+    <w:lvl w:ilvl="8" w:tentative="1">
+      <w:start w:val="1"/>
+      <w:numFmt w:val="decimal"/>
+      <w:lvlText w:val="%9."/>
+      <w:lvlJc w:val="left"/>
+      <w:pPr>
+        <w:tabs>
+          <w:tab w:val="num" w:pos="6480"/>
+        </w:tabs>
+        <w:ind w:left="6480" w:hanging="360"/>
+      </w:pPr>
+    </w:lvl>
+  </w:abstractNum>
+  <w:abstractNum w:abstractNumId="15" w15:restartNumberingAfterBreak="0">
+    <w:nsid w:val="4DFF7CF2"/>
+    <w:multiLevelType w:val="hybridMultilevel"/>
+    <w:tmpl w:val="9D101992"/>
+    <w:lvl w:ilvl="0" w:tplc="FFFFFFFF">
+      <w:start w:val="1"/>
+      <w:numFmt w:val="decimal"/>
+      <w:lvlText w:val="%1)"/>
+      <w:lvlJc w:val="left"/>
+      <w:pPr>
+        <w:ind w:left="720" w:hanging="360"/>
+      </w:pPr>
+      <w:rPr>
+        <w:rFonts w:hint="default"/>
+      </w:rPr>
+    </w:lvl>
+    <w:lvl w:ilvl="1" w:tplc="FFFFFFFF" w:tentative="1">
+      <w:start w:val="1"/>
+      <w:numFmt w:val="bullet"/>
+      <w:lvlText w:val="o"/>
+      <w:lvlJc w:val="left"/>
+      <w:pPr>
+        <w:ind w:left="1440" w:hanging="360"/>
+      </w:pPr>
+      <w:rPr>
+        <w:rFonts w:ascii="Courier New" w:hAnsi="Courier New" w:cs="Courier New" w:hint="default"/>
+      </w:rPr>
+    </w:lvl>
+    <w:lvl w:ilvl="2" w:tplc="FFFFFFFF" w:tentative="1">
+      <w:start w:val="1"/>
+      <w:numFmt w:val="bullet"/>
+      <w:lvlText w:val=""/>
+      <w:lvlJc w:val="left"/>
+      <w:pPr>
+        <w:ind w:left="2160" w:hanging="360"/>
+      </w:pPr>
+      <w:rPr>
+        <w:rFonts w:ascii="Wingdings" w:hAnsi="Wingdings" w:hint="default"/>
+      </w:rPr>
+    </w:lvl>
+    <w:lvl w:ilvl="3" w:tplc="FFFFFFFF" w:tentative="1">
+      <w:start w:val="1"/>
+      <w:numFmt w:val="bullet"/>
+      <w:lvlText w:val=""/>
+      <w:lvlJc w:val="left"/>
+      <w:pPr>
+        <w:ind w:left="2880" w:hanging="360"/>
+      </w:pPr>
+      <w:rPr>
+        <w:rFonts w:ascii="Symbol" w:hAnsi="Symbol" w:hint="default"/>
+      </w:rPr>
+    </w:lvl>
+    <w:lvl w:ilvl="4" w:tplc="FFFFFFFF" w:tentative="1">
+      <w:start w:val="1"/>
+      <w:numFmt w:val="bullet"/>
+      <w:lvlText w:val="o"/>
+      <w:lvlJc w:val="left"/>
+      <w:pPr>
+        <w:ind w:left="3600" w:hanging="360"/>
+      </w:pPr>
+      <w:rPr>
+        <w:rFonts w:ascii="Courier New" w:hAnsi="Courier New" w:cs="Courier New" w:hint="default"/>
+      </w:rPr>
+    </w:lvl>
+    <w:lvl w:ilvl="5" w:tplc="FFFFFFFF" w:tentative="1">
+      <w:start w:val="1"/>
+      <w:numFmt w:val="bullet"/>
+      <w:lvlText w:val=""/>
+      <w:lvlJc w:val="left"/>
+      <w:pPr>
+        <w:ind w:left="4320" w:hanging="360"/>
+      </w:pPr>
+      <w:rPr>
+        <w:rFonts w:ascii="Wingdings" w:hAnsi="Wingdings" w:hint="default"/>
+      </w:rPr>
+    </w:lvl>
+    <w:lvl w:ilvl="6" w:tplc="FFFFFFFF" w:tentative="1">
+      <w:start w:val="1"/>
+      <w:numFmt w:val="bullet"/>
+      <w:lvlText w:val=""/>
+      <w:lvlJc w:val="left"/>
+      <w:pPr>
+        <w:ind w:left="5040" w:hanging="360"/>
+      </w:pPr>
+      <w:rPr>
+        <w:rFonts w:ascii="Symbol" w:hAnsi="Symbol" w:hint="default"/>
+      </w:rPr>
+    </w:lvl>
+    <w:lvl w:ilvl="7" w:tplc="FFFFFFFF" w:tentative="1">
+      <w:start w:val="1"/>
+      <w:numFmt w:val="bullet"/>
+      <w:lvlText w:val="o"/>
+      <w:lvlJc w:val="left"/>
+      <w:pPr>
+        <w:ind w:left="5760" w:hanging="360"/>
+      </w:pPr>
+      <w:rPr>
+        <w:rFonts w:ascii="Courier New" w:hAnsi="Courier New" w:cs="Courier New" w:hint="default"/>
+      </w:rPr>
+    </w:lvl>
+    <w:lvl w:ilvl="8" w:tplc="FFFFFFFF" w:tentative="1">
+      <w:start w:val="1"/>
+      <w:numFmt w:val="bullet"/>
+      <w:lvlText w:val=""/>
+      <w:lvlJc w:val="left"/>
+      <w:pPr>
+        <w:ind w:left="6480" w:hanging="360"/>
+      </w:pPr>
+      <w:rPr>
+        <w:rFonts w:ascii="Wingdings" w:hAnsi="Wingdings" w:hint="default"/>
+      </w:rPr>
+    </w:lvl>
+  </w:abstractNum>
+  <w:abstractNum w:abstractNumId="16" w15:restartNumberingAfterBreak="0">
+    <w:nsid w:val="4F936D7C"/>
+    <w:multiLevelType w:val="hybridMultilevel"/>
+    <w:tmpl w:val="9D101992"/>
+    <w:lvl w:ilvl="0" w:tplc="9B68786A">
+      <w:start w:val="1"/>
+      <w:numFmt w:val="decimal"/>
+      <w:lvlText w:val="%1)"/>
+      <w:lvlJc w:val="left"/>
+      <w:pPr>
+        <w:ind w:left="720" w:hanging="360"/>
+      </w:pPr>
+      <w:rPr>
+        <w:rFonts w:hint="default"/>
+      </w:rPr>
+    </w:lvl>
+    <w:lvl w:ilvl="1" w:tplc="040C0003" w:tentative="1">
+      <w:start w:val="1"/>
+      <w:numFmt w:val="bullet"/>
+      <w:lvlText w:val="o"/>
+      <w:lvlJc w:val="left"/>
+      <w:pPr>
+        <w:ind w:left="1440" w:hanging="360"/>
+      </w:pPr>
+      <w:rPr>
+        <w:rFonts w:ascii="Courier New" w:hAnsi="Courier New" w:cs="Courier New" w:hint="default"/>
+      </w:rPr>
+    </w:lvl>
+    <w:lvl w:ilvl="2" w:tplc="040C0005" w:tentative="1">
+      <w:start w:val="1"/>
+      <w:numFmt w:val="bullet"/>
+      <w:lvlText w:val=""/>
+      <w:lvlJc w:val="left"/>
+      <w:pPr>
+        <w:ind w:left="2160" w:hanging="360"/>
+      </w:pPr>
+      <w:rPr>
+        <w:rFonts w:ascii="Wingdings" w:hAnsi="Wingdings" w:hint="default"/>
+      </w:rPr>
+    </w:lvl>
+    <w:lvl w:ilvl="3" w:tplc="040C0001" w:tentative="1">
+      <w:start w:val="1"/>
+      <w:numFmt w:val="bullet"/>
+      <w:lvlText w:val=""/>
+      <w:lvlJc w:val="left"/>
+      <w:pPr>
+        <w:ind w:left="2880" w:hanging="360"/>
+      </w:pPr>
+      <w:rPr>
+        <w:rFonts w:ascii="Symbol" w:hAnsi="Symbol" w:hint="default"/>
+      </w:rPr>
+    </w:lvl>
+    <w:lvl w:ilvl="4" w:tplc="040C0003" w:tentative="1">
+      <w:start w:val="1"/>
+      <w:numFmt w:val="bullet"/>
+      <w:lvlText w:val="o"/>
+      <w:lvlJc w:val="left"/>
+      <w:pPr>
+        <w:ind w:left="3600" w:hanging="360"/>
+      </w:pPr>
+      <w:rPr>
+        <w:rFonts w:ascii="Courier New" w:hAnsi="Courier New" w:cs="Courier New" w:hint="default"/>
+      </w:rPr>
+    </w:lvl>
+    <w:lvl w:ilvl="5" w:tplc="040C0005" w:tentative="1">
+      <w:start w:val="1"/>
+      <w:numFmt w:val="bullet"/>
+      <w:lvlText w:val=""/>
+      <w:lvlJc w:val="left"/>
+      <w:pPr>
+        <w:ind w:left="4320" w:hanging="360"/>
+      </w:pPr>
+      <w:rPr>
+        <w:rFonts w:ascii="Wingdings" w:hAnsi="Wingdings" w:hint="default"/>
+      </w:rPr>
+    </w:lvl>
+    <w:lvl w:ilvl="6" w:tplc="040C0001" w:tentative="1">
+      <w:start w:val="1"/>
+      <w:numFmt w:val="bullet"/>
+      <w:lvlText w:val=""/>
+      <w:lvlJc w:val="left"/>
+      <w:pPr>
+        <w:ind w:left="5040" w:hanging="360"/>
+      </w:pPr>
+      <w:rPr>
+        <w:rFonts w:ascii="Symbol" w:hAnsi="Symbol" w:hint="default"/>
+      </w:rPr>
+    </w:lvl>
+    <w:lvl w:ilvl="7" w:tplc="040C0003" w:tentative="1">
+      <w:start w:val="1"/>
+      <w:numFmt w:val="bullet"/>
+      <w:lvlText w:val="o"/>
+      <w:lvlJc w:val="left"/>
+      <w:pPr>
+        <w:ind w:left="5760" w:hanging="360"/>
+      </w:pPr>
+      <w:rPr>
+        <w:rFonts w:ascii="Courier New" w:hAnsi="Courier New" w:cs="Courier New" w:hint="default"/>
+      </w:rPr>
+    </w:lvl>
+    <w:lvl w:ilvl="8" w:tplc="040C0005" w:tentative="1">
+      <w:start w:val="1"/>
+      <w:numFmt w:val="bullet"/>
+      <w:lvlText w:val=""/>
+      <w:lvlJc w:val="left"/>
+      <w:pPr>
+        <w:ind w:left="6480" w:hanging="360"/>
+      </w:pPr>
+      <w:rPr>
+        <w:rFonts w:ascii="Wingdings" w:hAnsi="Wingdings" w:hint="default"/>
+      </w:rPr>
+    </w:lvl>
+  </w:abstractNum>
+  <w:abstractNum w:abstractNumId="17" w15:restartNumberingAfterBreak="0">
+    <w:nsid w:val="50830462"/>
+    <w:multiLevelType w:val="hybridMultilevel"/>
+    <w:tmpl w:val="B73ACA3E"/>
+    <w:lvl w:ilvl="0" w:tplc="0409000F">
+      <w:start w:val="1"/>
+      <w:numFmt w:val="decimal"/>
+      <w:lvlText w:val="%1."/>
+      <w:lvlJc w:val="left"/>
+      <w:pPr>
+        <w:ind w:left="720" w:hanging="360"/>
+      </w:pPr>
+    </w:lvl>
+    <w:lvl w:ilvl="1" w:tplc="04090019" w:tentative="1">
+      <w:start w:val="1"/>
+      <w:numFmt w:val="lowerLetter"/>
+      <w:lvlText w:val="%2."/>
+      <w:lvlJc w:val="left"/>
+      <w:pPr>
+        <w:ind w:left="1440" w:hanging="360"/>
+      </w:pPr>
+    </w:lvl>
+    <w:lvl w:ilvl="2" w:tplc="0409001B" w:tentative="1">
+      <w:start w:val="1"/>
+      <w:numFmt w:val="lowerRoman"/>
+      <w:lvlText w:val="%3."/>
+      <w:lvlJc w:val="right"/>
+      <w:pPr>
+        <w:ind w:left="2160" w:hanging="180"/>
+      </w:pPr>
+    </w:lvl>
+    <w:lvl w:ilvl="3" w:tplc="0409000F" w:tentative="1">
+      <w:start w:val="1"/>
+      <w:numFmt w:val="decimal"/>
+      <w:lvlText w:val="%4."/>
+      <w:lvlJc w:val="left"/>
+      <w:pPr>
+        <w:ind w:left="2880" w:hanging="360"/>
+      </w:pPr>
+    </w:lvl>
+    <w:lvl w:ilvl="4" w:tplc="04090019" w:tentative="1">
+      <w:start w:val="1"/>
+      <w:numFmt w:val="lowerLetter"/>
+      <w:lvlText w:val="%5."/>
+      <w:lvlJc w:val="left"/>
+      <w:pPr>
+        <w:ind w:left="3600" w:hanging="360"/>
+      </w:pPr>
+    </w:lvl>
+    <w:lvl w:ilvl="5" w:tplc="0409001B" w:tentative="1">
+      <w:start w:val="1"/>
+      <w:numFmt w:val="lowerRoman"/>
+      <w:lvlText w:val="%6."/>
+      <w:lvlJc w:val="right"/>
+      <w:pPr>
+        <w:ind w:left="4320" w:hanging="180"/>
+      </w:pPr>
+    </w:lvl>
+    <w:lvl w:ilvl="6" w:tplc="0409000F" w:tentative="1">
+      <w:start w:val="1"/>
+      <w:numFmt w:val="decimal"/>
+      <w:lvlText w:val="%7."/>
+      <w:lvlJc w:val="left"/>
+      <w:pPr>
+        <w:ind w:left="5040" w:hanging="360"/>
+      </w:pPr>
+    </w:lvl>
+    <w:lvl w:ilvl="7" w:tplc="04090019" w:tentative="1">
+      <w:start w:val="1"/>
+      <w:numFmt w:val="lowerLetter"/>
+      <w:lvlText w:val="%8."/>
+      <w:lvlJc w:val="left"/>
+      <w:pPr>
+        <w:ind w:left="5760" w:hanging="360"/>
+      </w:pPr>
+    </w:lvl>
+    <w:lvl w:ilvl="8" w:tplc="0409001B" w:tentative="1">
+      <w:start w:val="1"/>
+      <w:numFmt w:val="lowerRoman"/>
+      <w:lvlText w:val="%9."/>
+      <w:lvlJc w:val="right"/>
+      <w:pPr>
+        <w:ind w:left="6480" w:hanging="180"/>
+      </w:pPr>
+    </w:lvl>
+  </w:abstractNum>
+  <w:abstractNum w:abstractNumId="18" w15:restartNumberingAfterBreak="0">
+    <w:nsid w:val="518E794D"/>
+    <w:multiLevelType w:val="hybridMultilevel"/>
+    <w:tmpl w:val="935A837E"/>
+    <w:lvl w:ilvl="0" w:tplc="04090001">
+      <w:start w:val="1"/>
+      <w:numFmt w:val="bullet"/>
+      <w:lvlText w:val=""/>
+      <w:lvlJc w:val="left"/>
+      <w:pPr>
+        <w:ind w:left="720" w:hanging="360"/>
+      </w:pPr>
+      <w:rPr>
+        <w:rFonts w:ascii="Symbol" w:hAnsi="Symbol" w:hint="default"/>
+      </w:rPr>
+    </w:lvl>
+    <w:lvl w:ilvl="1" w:tplc="040C0003" w:tentative="1">
+      <w:start w:val="1"/>
+      <w:numFmt w:val="bullet"/>
+      <w:lvlText w:val="o"/>
+      <w:lvlJc w:val="left"/>
+      <w:pPr>
+        <w:ind w:left="1440" w:hanging="360"/>
+      </w:pPr>
+      <w:rPr>
+        <w:rFonts w:ascii="Courier New" w:hAnsi="Courier New" w:cs="Courier New" w:hint="default"/>
+      </w:rPr>
+    </w:lvl>
+    <w:lvl w:ilvl="2" w:tplc="040C0005" w:tentative="1">
+      <w:start w:val="1"/>
+      <w:numFmt w:val="bullet"/>
+      <w:lvlText w:val=""/>
+      <w:lvlJc w:val="left"/>
+      <w:pPr>
+        <w:ind w:left="2160" w:hanging="360"/>
+      </w:pPr>
+      <w:rPr>
+        <w:rFonts w:ascii="Wingdings" w:hAnsi="Wingdings" w:hint="default"/>
+      </w:rPr>
+    </w:lvl>
+    <w:lvl w:ilvl="3" w:tplc="040C0001" w:tentative="1">
+      <w:start w:val="1"/>
+      <w:numFmt w:val="bullet"/>
+      <w:lvlText w:val=""/>
+      <w:lvlJc w:val="left"/>
+      <w:pPr>
+        <w:ind w:left="2880" w:hanging="360"/>
+      </w:pPr>
+      <w:rPr>
+        <w:rFonts w:ascii="Symbol" w:hAnsi="Symbol" w:hint="default"/>
+      </w:rPr>
+    </w:lvl>
+    <w:lvl w:ilvl="4" w:tplc="040C0003" w:tentative="1">
+      <w:start w:val="1"/>
+      <w:numFmt w:val="bullet"/>
+      <w:lvlText w:val="o"/>
+      <w:lvlJc w:val="left"/>
+      <w:pPr>
+        <w:ind w:left="3600" w:hanging="360"/>
+      </w:pPr>
+      <w:rPr>
+        <w:rFonts w:ascii="Courier New" w:hAnsi="Courier New" w:cs="Courier New" w:hint="default"/>
+      </w:rPr>
+    </w:lvl>
+    <w:lvl w:ilvl="5" w:tplc="040C0005" w:tentative="1">
+      <w:start w:val="1"/>
+      <w:numFmt w:val="bullet"/>
+      <w:lvlText w:val=""/>
+      <w:lvlJc w:val="left"/>
+      <w:pPr>
+        <w:ind w:left="4320" w:hanging="360"/>
+      </w:pPr>
+      <w:rPr>
+        <w:rFonts w:ascii="Wingdings" w:hAnsi="Wingdings" w:hint="default"/>
+      </w:rPr>
+    </w:lvl>
+    <w:lvl w:ilvl="6" w:tplc="040C0001" w:tentative="1">
+      <w:start w:val="1"/>
+      <w:numFmt w:val="bullet"/>
+      <w:lvlText w:val=""/>
+      <w:lvlJc w:val="left"/>
+      <w:pPr>
+        <w:ind w:left="5040" w:hanging="360"/>
+      </w:pPr>
+      <w:rPr>
+        <w:rFonts w:ascii="Symbol" w:hAnsi="Symbol" w:hint="default"/>
+      </w:rPr>
+    </w:lvl>
+    <w:lvl w:ilvl="7" w:tplc="040C0003" w:tentative="1">
+      <w:start w:val="1"/>
+      <w:numFmt w:val="bullet"/>
+      <w:lvlText w:val="o"/>
+      <w:lvlJc w:val="left"/>
+      <w:pPr>
+        <w:ind w:left="5760" w:hanging="360"/>
+      </w:pPr>
+      <w:rPr>
+        <w:rFonts w:ascii="Courier New" w:hAnsi="Courier New" w:cs="Courier New" w:hint="default"/>
+      </w:rPr>
+    </w:lvl>
+    <w:lvl w:ilvl="8" w:tplc="040C0005" w:tentative="1">
+      <w:start w:val="1"/>
+      <w:numFmt w:val="bullet"/>
+      <w:lvlText w:val=""/>
+      <w:lvlJc w:val="left"/>
+      <w:pPr>
+        <w:ind w:left="6480" w:hanging="360"/>
+      </w:pPr>
+      <w:rPr>
+        <w:rFonts w:ascii="Wingdings" w:hAnsi="Wingdings" w:hint="default"/>
+      </w:rPr>
+    </w:lvl>
+  </w:abstractNum>
+  <w:abstractNum w:abstractNumId="19" w15:restartNumberingAfterBreak="0">
+    <w:nsid w:val="565D64B9"/>
+    <w:multiLevelType w:val="hybridMultilevel"/>
+    <w:tmpl w:val="D02CA01A"/>
+    <w:lvl w:ilvl="0" w:tplc="13EA5FDA">
+      <w:start w:val="1"/>
+      <w:numFmt w:val="decimal"/>
+      <w:lvlText w:val="[%1]"/>
+      <w:lvlJc w:val="left"/>
+      <w:pPr>
+        <w:ind w:left="720" w:hanging="360"/>
+      </w:pPr>
+      <w:rPr>
+        <w:rFonts w:hint="default"/>
+      </w:rPr>
+    </w:lvl>
+    <w:lvl w:ilvl="1" w:tplc="040C0019" w:tentative="1">
+      <w:start w:val="1"/>
+      <w:numFmt w:val="lowerLetter"/>
+      <w:lvlText w:val="%2."/>
+      <w:lvlJc w:val="left"/>
+      <w:pPr>
+        <w:ind w:left="1440" w:hanging="360"/>
+      </w:pPr>
+    </w:lvl>
+    <w:lvl w:ilvl="2" w:tplc="040C001B" w:tentative="1">
+      <w:start w:val="1"/>
+      <w:numFmt w:val="lowerRoman"/>
+      <w:lvlText w:val="%3."/>
+      <w:lvlJc w:val="right"/>
+      <w:pPr>
+        <w:ind w:left="2160" w:hanging="180"/>
+      </w:pPr>
+    </w:lvl>
+    <w:lvl w:ilvl="3" w:tplc="040C000F" w:tentative="1">
+      <w:start w:val="1"/>
+      <w:numFmt w:val="decimal"/>
+      <w:lvlText w:val="%4."/>
+      <w:lvlJc w:val="left"/>
+      <w:pPr>
+        <w:ind w:left="2880" w:hanging="360"/>
+      </w:pPr>
+    </w:lvl>
+    <w:lvl w:ilvl="4" w:tplc="040C0019" w:tentative="1">
+      <w:start w:val="1"/>
+      <w:numFmt w:val="lowerLetter"/>
+      <w:lvlText w:val="%5."/>
+      <w:lvlJc w:val="left"/>
+      <w:pPr>
+        <w:ind w:left="3600" w:hanging="360"/>
+      </w:pPr>
+    </w:lvl>
+    <w:lvl w:ilvl="5" w:tplc="040C001B" w:tentative="1">
+      <w:start w:val="1"/>
+      <w:numFmt w:val="lowerRoman"/>
+      <w:lvlText w:val="%6."/>
+      <w:lvlJc w:val="right"/>
+      <w:pPr>
+        <w:ind w:left="4320" w:hanging="180"/>
+      </w:pPr>
+    </w:lvl>
+    <w:lvl w:ilvl="6" w:tplc="040C000F" w:tentative="1">
+      <w:start w:val="1"/>
+      <w:numFmt w:val="decimal"/>
+      <w:lvlText w:val="%7."/>
+      <w:lvlJc w:val="left"/>
+      <w:pPr>
+        <w:ind w:left="5040" w:hanging="360"/>
+      </w:pPr>
+    </w:lvl>
+    <w:lvl w:ilvl="7" w:tplc="040C0019" w:tentative="1">
+      <w:start w:val="1"/>
+      <w:numFmt w:val="lowerLetter"/>
+      <w:lvlText w:val="%8."/>
+      <w:lvlJc w:val="left"/>
+      <w:pPr>
+        <w:ind w:left="5760" w:hanging="360"/>
+      </w:pPr>
+    </w:lvl>
+    <w:lvl w:ilvl="8" w:tplc="040C001B" w:tentative="1">
+      <w:start w:val="1"/>
+      <w:numFmt w:val="lowerRoman"/>
+      <w:lvlText w:val="%9."/>
+      <w:lvlJc w:val="right"/>
+      <w:pPr>
+        <w:ind w:left="6480" w:hanging="180"/>
+      </w:pPr>
+    </w:lvl>
+  </w:abstractNum>
+  <w:abstractNum w:abstractNumId="20" w15:restartNumberingAfterBreak="0">
+    <w:nsid w:val="5C241D72"/>
+    <w:multiLevelType w:val="hybridMultilevel"/>
+    <w:tmpl w:val="B9D25C62"/>
+    <w:lvl w:ilvl="0" w:tplc="0409000F">
+      <w:start w:val="1"/>
+      <w:numFmt w:val="decimal"/>
+      <w:lvlText w:val="%1."/>
+      <w:lvlJc w:val="left"/>
+      <w:pPr>
+        <w:ind w:left="720" w:hanging="360"/>
+      </w:pPr>
+    </w:lvl>
+    <w:lvl w:ilvl="1" w:tplc="04090019" w:tentative="1">
+      <w:start w:val="1"/>
+      <w:numFmt w:val="lowerLetter"/>
+      <w:lvlText w:val="%2."/>
+      <w:lvlJc w:val="left"/>
+      <w:pPr>
+        <w:ind w:left="1440" w:hanging="360"/>
+      </w:pPr>
+    </w:lvl>
+    <w:lvl w:ilvl="2" w:tplc="0409001B" w:tentative="1">
+      <w:start w:val="1"/>
+      <w:numFmt w:val="lowerRoman"/>
+      <w:lvlText w:val="%3."/>
+      <w:lvlJc w:val="right"/>
+      <w:pPr>
+        <w:ind w:left="2160" w:hanging="180"/>
+      </w:pPr>
+    </w:lvl>
+    <w:lvl w:ilvl="3" w:tplc="0409000F" w:tentative="1">
+      <w:start w:val="1"/>
+      <w:numFmt w:val="decimal"/>
+      <w:lvlText w:val="%4."/>
+      <w:lvlJc w:val="left"/>
+      <w:pPr>
+        <w:ind w:left="2880" w:hanging="360"/>
+      </w:pPr>
+    </w:lvl>
+    <w:lvl w:ilvl="4" w:tplc="04090019" w:tentative="1">
+      <w:start w:val="1"/>
+      <w:numFmt w:val="lowerLetter"/>
+      <w:lvlText w:val="%5."/>
+      <w:lvlJc w:val="left"/>
+      <w:pPr>
+        <w:ind w:left="3600" w:hanging="360"/>
+      </w:pPr>
+    </w:lvl>
+    <w:lvl w:ilvl="5" w:tplc="0409001B" w:tentative="1">
+      <w:start w:val="1"/>
+      <w:numFmt w:val="lowerRoman"/>
+      <w:lvlText w:val="%6."/>
+      <w:lvlJc w:val="right"/>
+      <w:pPr>
+        <w:ind w:left="4320" w:hanging="180"/>
+      </w:pPr>
+    </w:lvl>
+    <w:lvl w:ilvl="6" w:tplc="0409000F" w:tentative="1">
+      <w:start w:val="1"/>
+      <w:numFmt w:val="decimal"/>
+      <w:lvlText w:val="%7."/>
+      <w:lvlJc w:val="left"/>
+      <w:pPr>
+        <w:ind w:left="5040" w:hanging="360"/>
+      </w:pPr>
+    </w:lvl>
+    <w:lvl w:ilvl="7" w:tplc="04090019" w:tentative="1">
+      <w:start w:val="1"/>
+      <w:numFmt w:val="lowerLetter"/>
+      <w:lvlText w:val="%8."/>
+      <w:lvlJc w:val="left"/>
+      <w:pPr>
+        <w:ind w:left="5760" w:hanging="360"/>
+      </w:pPr>
+    </w:lvl>
+    <w:lvl w:ilvl="8" w:tplc="0409001B" w:tentative="1">
+      <w:start w:val="1"/>
+      <w:numFmt w:val="lowerRoman"/>
+      <w:lvlText w:val="%9."/>
+      <w:lvlJc w:val="right"/>
+      <w:pPr>
+        <w:ind w:left="6480" w:hanging="180"/>
+      </w:pPr>
+    </w:lvl>
+  </w:abstractNum>
+  <w:abstractNum w:abstractNumId="21" w15:restartNumberingAfterBreak="0">
+    <w:nsid w:val="5CBB317F"/>
+    <w:multiLevelType w:val="hybridMultilevel"/>
+    <w:tmpl w:val="1500DE1C"/>
+    <w:lvl w:ilvl="0" w:tplc="04090011">
+      <w:start w:val="1"/>
+      <w:numFmt w:val="decimal"/>
+      <w:lvlText w:val="%1)"/>
+      <w:lvlJc w:val="left"/>
+      <w:pPr>
+        <w:ind w:left="1440" w:hanging="360"/>
+      </w:pPr>
+    </w:lvl>
+    <w:lvl w:ilvl="1" w:tplc="04090019" w:tentative="1">
+      <w:start w:val="1"/>
+      <w:numFmt w:val="lowerLetter"/>
+      <w:lvlText w:val="%2."/>
+      <w:lvlJc w:val="left"/>
+      <w:pPr>
+        <w:ind w:left="2160" w:hanging="360"/>
+      </w:pPr>
+    </w:lvl>
+    <w:lvl w:ilvl="2" w:tplc="0409001B" w:tentative="1">
+      <w:start w:val="1"/>
+      <w:numFmt w:val="lowerRoman"/>
+      <w:lvlText w:val="%3."/>
+      <w:lvlJc w:val="right"/>
+      <w:pPr>
+        <w:ind w:left="2880" w:hanging="180"/>
+      </w:pPr>
+    </w:lvl>
+    <w:lvl w:ilvl="3" w:tplc="0409000F" w:tentative="1">
+      <w:start w:val="1"/>
+      <w:numFmt w:val="decimal"/>
+      <w:lvlText w:val="%4."/>
+      <w:lvlJc w:val="left"/>
+      <w:pPr>
+        <w:ind w:left="3600" w:hanging="360"/>
+      </w:pPr>
+    </w:lvl>
+    <w:lvl w:ilvl="4" w:tplc="04090019" w:tentative="1">
+      <w:start w:val="1"/>
+      <w:numFmt w:val="lowerLetter"/>
+      <w:lvlText w:val="%5."/>
+      <w:lvlJc w:val="left"/>
+      <w:pPr>
+        <w:ind w:left="4320" w:hanging="360"/>
+      </w:pPr>
+    </w:lvl>
+    <w:lvl w:ilvl="5" w:tplc="0409001B" w:tentative="1">
+      <w:start w:val="1"/>
+      <w:numFmt w:val="lowerRoman"/>
+      <w:lvlText w:val="%6."/>
+      <w:lvlJc w:val="right"/>
+      <w:pPr>
+        <w:ind w:left="5040" w:hanging="180"/>
+      </w:pPr>
+    </w:lvl>
+    <w:lvl w:ilvl="6" w:tplc="0409000F" w:tentative="1">
+      <w:start w:val="1"/>
+      <w:numFmt w:val="decimal"/>
+      <w:lvlText w:val="%7."/>
+      <w:lvlJc w:val="left"/>
+      <w:pPr>
+        <w:ind w:left="5760" w:hanging="360"/>
+      </w:pPr>
+    </w:lvl>
+    <w:lvl w:ilvl="7" w:tplc="04090019" w:tentative="1">
+      <w:start w:val="1"/>
+      <w:numFmt w:val="lowerLetter"/>
+      <w:lvlText w:val="%8."/>
+      <w:lvlJc w:val="left"/>
+      <w:pPr>
+        <w:ind w:left="6480" w:hanging="360"/>
+      </w:pPr>
+    </w:lvl>
+    <w:lvl w:ilvl="8" w:tplc="0409001B" w:tentative="1">
+      <w:start w:val="1"/>
+      <w:numFmt w:val="lowerRoman"/>
+      <w:lvlText w:val="%9."/>
+      <w:lvlJc w:val="right"/>
+      <w:pPr>
+        <w:ind w:left="7200" w:hanging="180"/>
+      </w:pPr>
+    </w:lvl>
+  </w:abstractNum>
+  <w:abstractNum w:abstractNumId="22" w15:restartNumberingAfterBreak="0">
+    <w:nsid w:val="65BC1713"/>
+    <w:multiLevelType w:val="hybridMultilevel"/>
+    <w:tmpl w:val="43CEA4A0"/>
+    <w:lvl w:ilvl="0" w:tplc="FFFFFFFF">
+      <w:start w:val="1"/>
+      <w:numFmt w:val="decimal"/>
+      <w:lvlText w:val="%1."/>
+      <w:lvlJc w:val="left"/>
+      <w:pPr>
+        <w:ind w:left="720" w:hanging="360"/>
+      </w:pPr>
+      <w:rPr>
+        <w:rFonts w:hint="default"/>
+      </w:rPr>
+    </w:lvl>
+    <w:lvl w:ilvl="1" w:tplc="FFFFFFFF">
+      <w:start w:val="1"/>
+      <w:numFmt w:val="lowerLetter"/>
+      <w:lvlText w:val="%2)"/>
+      <w:lvlJc w:val="left"/>
+      <w:pPr>
+        <w:ind w:left="1440" w:hanging="360"/>
+      </w:pPr>
+    </w:lvl>
+    <w:lvl w:ilvl="2" w:tplc="FFFFFFFF" w:tentative="1">
+      <w:start w:val="1"/>
+      <w:numFmt w:val="lowerRoman"/>
+      <w:lvlText w:val="%3."/>
+      <w:lvlJc w:val="right"/>
+      <w:pPr>
+        <w:ind w:left="2160" w:hanging="180"/>
+      </w:pPr>
+    </w:lvl>
+    <w:lvl w:ilvl="3" w:tplc="FFFFFFFF" w:tentative="1">
+      <w:start w:val="1"/>
+      <w:numFmt w:val="decimal"/>
+      <w:lvlText w:val="%4."/>
+      <w:lvlJc w:val="left"/>
+      <w:pPr>
+        <w:ind w:left="2880" w:hanging="360"/>
+      </w:pPr>
+    </w:lvl>
+    <w:lvl w:ilvl="4" w:tplc="FFFFFFFF" w:tentative="1">
+      <w:start w:val="1"/>
+      <w:numFmt w:val="lowerLetter"/>
+      <w:lvlText w:val="%5."/>
+      <w:lvlJc w:val="left"/>
+      <w:pPr>
+        <w:ind w:left="3600" w:hanging="360"/>
+      </w:pPr>
+    </w:lvl>
+    <w:lvl w:ilvl="5" w:tplc="FFFFFFFF" w:tentative="1">
+      <w:start w:val="1"/>
+      <w:numFmt w:val="lowerRoman"/>
+      <w:lvlText w:val="%6."/>
+      <w:lvlJc w:val="right"/>
+      <w:pPr>
+        <w:ind w:left="4320" w:hanging="180"/>
+      </w:pPr>
+    </w:lvl>
+    <w:lvl w:ilvl="6" w:tplc="FFFFFFFF" w:tentative="1">
+      <w:start w:val="1"/>
+      <w:numFmt w:val="decimal"/>
+      <w:lvlText w:val="%7."/>
+      <w:lvlJc w:val="left"/>
+      <w:pPr>
+        <w:ind w:left="5040" w:hanging="360"/>
+      </w:pPr>
+    </w:lvl>
+    <w:lvl w:ilvl="7" w:tplc="FFFFFFFF" w:tentative="1">
+      <w:start w:val="1"/>
+      <w:numFmt w:val="lowerLetter"/>
+      <w:lvlText w:val="%8."/>
+      <w:lvlJc w:val="left"/>
+      <w:pPr>
+        <w:ind w:left="5760" w:hanging="360"/>
+      </w:pPr>
+    </w:lvl>
+    <w:lvl w:ilvl="8" w:tplc="FFFFFFFF" w:tentative="1">
+      <w:start w:val="1"/>
+      <w:numFmt w:val="lowerRoman"/>
+      <w:lvlText w:val="%9."/>
+      <w:lvlJc w:val="right"/>
+      <w:pPr>
+        <w:ind w:left="6480" w:hanging="180"/>
+      </w:pPr>
+    </w:lvl>
+  </w:abstractNum>
+  <w:abstractNum w:abstractNumId="23" w15:restartNumberingAfterBreak="0">
+    <w:nsid w:val="66103EE7"/>
+    <w:multiLevelType w:val="hybridMultilevel"/>
+    <w:tmpl w:val="EE72548A"/>
+    <w:lvl w:ilvl="0" w:tplc="04090001">
+      <w:start w:val="1"/>
+      <w:numFmt w:val="bullet"/>
+      <w:lvlText w:val=""/>
+      <w:lvlJc w:val="left"/>
+      <w:pPr>
+        <w:ind w:left="720" w:hanging="360"/>
+      </w:pPr>
+      <w:rPr>
+        <w:rFonts w:ascii="Symbol" w:hAnsi="Symbol" w:hint="default"/>
+      </w:rPr>
+    </w:lvl>
+    <w:lvl w:ilvl="1" w:tplc="040C0003" w:tentative="1">
+      <w:start w:val="1"/>
+      <w:numFmt w:val="bullet"/>
+      <w:lvlText w:val="o"/>
+      <w:lvlJc w:val="left"/>
+      <w:pPr>
+        <w:ind w:left="1440" w:hanging="360"/>
+      </w:pPr>
+      <w:rPr>
+        <w:rFonts w:ascii="Courier New" w:hAnsi="Courier New" w:cs="Courier New" w:hint="default"/>
+      </w:rPr>
+    </w:lvl>
+    <w:lvl w:ilvl="2" w:tplc="040C0005" w:tentative="1">
+      <w:start w:val="1"/>
+      <w:numFmt w:val="bullet"/>
+      <w:lvlText w:val=""/>
+      <w:lvlJc w:val="left"/>
+      <w:pPr>
+        <w:ind w:left="2160" w:hanging="360"/>
+      </w:pPr>
+      <w:rPr>
+        <w:rFonts w:ascii="Wingdings" w:hAnsi="Wingdings" w:hint="default"/>
+      </w:rPr>
+    </w:lvl>
+    <w:lvl w:ilvl="3" w:tplc="040C0001" w:tentative="1">
+      <w:start w:val="1"/>
+      <w:numFmt w:val="bullet"/>
+      <w:lvlText w:val=""/>
+      <w:lvlJc w:val="left"/>
+      <w:pPr>
+        <w:ind w:left="2880" w:hanging="360"/>
+      </w:pPr>
+      <w:rPr>
+        <w:rFonts w:ascii="Symbol" w:hAnsi="Symbol" w:hint="default"/>
+      </w:rPr>
+    </w:lvl>
+    <w:lvl w:ilvl="4" w:tplc="040C0003" w:tentative="1">
+      <w:start w:val="1"/>
+      <w:numFmt w:val="bullet"/>
+      <w:lvlText w:val="o"/>
+      <w:lvlJc w:val="left"/>
+      <w:pPr>
+        <w:ind w:left="3600" w:hanging="360"/>
+      </w:pPr>
+      <w:rPr>
+        <w:rFonts w:ascii="Courier New" w:hAnsi="Courier New" w:cs="Courier New" w:hint="default"/>
+      </w:rPr>
+    </w:lvl>
+    <w:lvl w:ilvl="5" w:tplc="040C0005" w:tentative="1">
+      <w:start w:val="1"/>
+      <w:numFmt w:val="bullet"/>
+      <w:lvlText w:val=""/>
+      <w:lvlJc w:val="left"/>
+      <w:pPr>
+        <w:ind w:left="4320" w:hanging="360"/>
+      </w:pPr>
+      <w:rPr>
+        <w:rFonts w:ascii="Wingdings" w:hAnsi="Wingdings" w:hint="default"/>
+      </w:rPr>
+    </w:lvl>
+    <w:lvl w:ilvl="6" w:tplc="040C0001" w:tentative="1">
+      <w:start w:val="1"/>
+      <w:numFmt w:val="bullet"/>
+      <w:lvlText w:val=""/>
+      <w:lvlJc w:val="left"/>
+      <w:pPr>
+        <w:ind w:left="5040" w:hanging="360"/>
+      </w:pPr>
+      <w:rPr>
+        <w:rFonts w:ascii="Symbol" w:hAnsi="Symbol" w:hint="default"/>
+      </w:rPr>
+    </w:lvl>
+    <w:lvl w:ilvl="7" w:tplc="040C0003" w:tentative="1">
+      <w:start w:val="1"/>
+      <w:numFmt w:val="bullet"/>
+      <w:lvlText w:val="o"/>
+      <w:lvlJc w:val="left"/>
+      <w:pPr>
+        <w:ind w:left="5760" w:hanging="360"/>
+      </w:pPr>
+      <w:rPr>
+        <w:rFonts w:ascii="Courier New" w:hAnsi="Courier New" w:cs="Courier New" w:hint="default"/>
+      </w:rPr>
+    </w:lvl>
+    <w:lvl w:ilvl="8" w:tplc="040C0005" w:tentative="1">
+      <w:start w:val="1"/>
+      <w:numFmt w:val="bullet"/>
+      <w:lvlText w:val=""/>
+      <w:lvlJc w:val="left"/>
+      <w:pPr>
+        <w:ind w:left="6480" w:hanging="360"/>
+      </w:pPr>
+      <w:rPr>
+        <w:rFonts w:ascii="Wingdings" w:hAnsi="Wingdings" w:hint="default"/>
+      </w:rPr>
+    </w:lvl>
+  </w:abstractNum>
+  <w:abstractNum w:abstractNumId="24" w15:restartNumberingAfterBreak="0">
+    <w:nsid w:val="689263D6"/>
+    <w:multiLevelType w:val="hybridMultilevel"/>
+    <w:tmpl w:val="83EA1518"/>
+    <w:lvl w:ilvl="0" w:tplc="0409000F">
+      <w:start w:val="1"/>
+      <w:numFmt w:val="decimal"/>
+      <w:lvlText w:val="%1."/>
+      <w:lvlJc w:val="left"/>
+      <w:pPr>
+        <w:ind w:left="720" w:hanging="360"/>
+      </w:pPr>
+    </w:lvl>
+    <w:lvl w:ilvl="1" w:tplc="04090019" w:tentative="1">
+      <w:start w:val="1"/>
+      <w:numFmt w:val="lowerLetter"/>
+      <w:lvlText w:val="%2."/>
+      <w:lvlJc w:val="left"/>
+      <w:pPr>
+        <w:ind w:left="1440" w:hanging="360"/>
+      </w:pPr>
+    </w:lvl>
+    <w:lvl w:ilvl="2" w:tplc="0409001B" w:tentative="1">
+      <w:start w:val="1"/>
+      <w:numFmt w:val="lowerRoman"/>
+      <w:lvlText w:val="%3."/>
+      <w:lvlJc w:val="right"/>
+      <w:pPr>
+        <w:ind w:left="2160" w:hanging="180"/>
+      </w:pPr>
+    </w:lvl>
+    <w:lvl w:ilvl="3" w:tplc="0409000F" w:tentative="1">
+      <w:start w:val="1"/>
+      <w:numFmt w:val="decimal"/>
+      <w:lvlText w:val="%4."/>
+      <w:lvlJc w:val="left"/>
+      <w:pPr>
+        <w:ind w:left="2880" w:hanging="360"/>
+      </w:pPr>
+    </w:lvl>
+    <w:lvl w:ilvl="4" w:tplc="04090019" w:tentative="1">
+      <w:start w:val="1"/>
+      <w:numFmt w:val="lowerLetter"/>
+      <w:lvlText w:val="%5."/>
+      <w:lvlJc w:val="left"/>
+      <w:pPr>
+        <w:ind w:left="3600" w:hanging="360"/>
+      </w:pPr>
+    </w:lvl>
+    <w:lvl w:ilvl="5" w:tplc="0409001B" w:tentative="1">
+      <w:start w:val="1"/>
+      <w:numFmt w:val="lowerRoman"/>
+      <w:lvlText w:val="%6."/>
+      <w:lvlJc w:val="right"/>
+      <w:pPr>
+        <w:ind w:left="4320" w:hanging="180"/>
+      </w:pPr>
+    </w:lvl>
+    <w:lvl w:ilvl="6" w:tplc="0409000F" w:tentative="1">
+      <w:start w:val="1"/>
+      <w:numFmt w:val="decimal"/>
+      <w:lvlText w:val="%7."/>
+      <w:lvlJc w:val="left"/>
+      <w:pPr>
+        <w:ind w:left="5040" w:hanging="360"/>
+      </w:pPr>
+    </w:lvl>
+    <w:lvl w:ilvl="7" w:tplc="04090019" w:tentative="1">
+      <w:start w:val="1"/>
+      <w:numFmt w:val="lowerLetter"/>
+      <w:lvlText w:val="%8."/>
+      <w:lvlJc w:val="left"/>
+      <w:pPr>
+        <w:ind w:left="5760" w:hanging="360"/>
+      </w:pPr>
+    </w:lvl>
+    <w:lvl w:ilvl="8" w:tplc="0409001B" w:tentative="1">
+      <w:start w:val="1"/>
+      <w:numFmt w:val="lowerRoman"/>
+      <w:lvlText w:val="%9."/>
+      <w:lvlJc w:val="right"/>
+      <w:pPr>
+        <w:ind w:left="6480" w:hanging="180"/>
+      </w:pPr>
+    </w:lvl>
+  </w:abstractNum>
+  <w:abstractNum w:abstractNumId="25" w15:restartNumberingAfterBreak="0">
+    <w:nsid w:val="692D3CAC"/>
+    <w:multiLevelType w:val="hybridMultilevel"/>
+    <w:tmpl w:val="1AD84C82"/>
+    <w:lvl w:ilvl="0" w:tplc="04090001">
+      <w:numFmt w:val="bullet"/>
+      <w:lvlText w:val=""/>
+      <w:lvlJc w:val="left"/>
+      <w:pPr>
+        <w:ind w:left="720" w:hanging="360"/>
+      </w:pPr>
+      <w:rPr>
+        <w:rFonts w:ascii="Symbol" w:eastAsia="Times New Roman" w:hAnsi="Symbol" w:cs="Times New Roman" w:hint="default"/>
+      </w:rPr>
+    </w:lvl>
+    <w:lvl w:ilvl="1" w:tplc="04090003" w:tentative="1">
+      <w:start w:val="1"/>
+      <w:numFmt w:val="bullet"/>
+      <w:lvlText w:val="o"/>
+      <w:lvlJc w:val="left"/>
+      <w:pPr>
+        <w:ind w:left="1440" w:hanging="360"/>
+      </w:pPr>
+      <w:rPr>
+        <w:rFonts w:ascii="Courier New" w:hAnsi="Courier New" w:cs="Courier New" w:hint="default"/>
+      </w:rPr>
+    </w:lvl>
+    <w:lvl w:ilvl="2" w:tplc="04090005" w:tentative="1">
+      <w:start w:val="1"/>
+      <w:numFmt w:val="bullet"/>
+      <w:lvlText w:val=""/>
+      <w:lvlJc w:val="left"/>
+      <w:pPr>
+        <w:ind w:left="2160" w:hanging="360"/>
+      </w:pPr>
+      <w:rPr>
+        <w:rFonts w:ascii="Wingdings" w:hAnsi="Wingdings" w:hint="default"/>
+      </w:rPr>
+    </w:lvl>
+    <w:lvl w:ilvl="3" w:tplc="04090001" w:tentative="1">
+      <w:start w:val="1"/>
+      <w:numFmt w:val="bullet"/>
+      <w:lvlText w:val=""/>
+      <w:lvlJc w:val="left"/>
+      <w:pPr>
+        <w:ind w:left="2880" w:hanging="360"/>
+      </w:pPr>
+      <w:rPr>
+        <w:rFonts w:ascii="Symbol" w:hAnsi="Symbol" w:hint="default"/>
+      </w:rPr>
+    </w:lvl>
+    <w:lvl w:ilvl="4" w:tplc="04090003" w:tentative="1">
+      <w:start w:val="1"/>
+      <w:numFmt w:val="bullet"/>
+      <w:lvlText w:val="o"/>
+      <w:lvlJc w:val="left"/>
+      <w:pPr>
+        <w:ind w:left="3600" w:hanging="360"/>
+      </w:pPr>
+      <w:rPr>
+        <w:rFonts w:ascii="Courier New" w:hAnsi="Courier New" w:cs="Courier New" w:hint="default"/>
+      </w:rPr>
+    </w:lvl>
+    <w:lvl w:ilvl="5" w:tplc="04090005" w:tentative="1">
+      <w:start w:val="1"/>
+      <w:numFmt w:val="bullet"/>
+      <w:lvlText w:val=""/>
+      <w:lvlJc w:val="left"/>
+      <w:pPr>
+        <w:ind w:left="4320" w:hanging="360"/>
+      </w:pPr>
+      <w:rPr>
+        <w:rFonts w:ascii="Wingdings" w:hAnsi="Wingdings" w:hint="default"/>
+      </w:rPr>
+    </w:lvl>
+    <w:lvl w:ilvl="6" w:tplc="04090001" w:tentative="1">
+      <w:start w:val="1"/>
+      <w:numFmt w:val="bullet"/>
+      <w:lvlText w:val=""/>
+      <w:lvlJc w:val="left"/>
+      <w:pPr>
+        <w:ind w:left="5040" w:hanging="360"/>
+      </w:pPr>
+      <w:rPr>
+        <w:rFonts w:ascii="Symbol" w:hAnsi="Symbol" w:hint="default"/>
+      </w:rPr>
+    </w:lvl>
+    <w:lvl w:ilvl="7" w:tplc="04090003" w:tentative="1">
+      <w:start w:val="1"/>
+      <w:numFmt w:val="bullet"/>
+      <w:lvlText w:val="o"/>
+      <w:lvlJc w:val="left"/>
+      <w:pPr>
+        <w:ind w:left="5760" w:hanging="360"/>
+      </w:pPr>
+      <w:rPr>
+        <w:rFonts w:ascii="Courier New" w:hAnsi="Courier New" w:cs="Courier New" w:hint="default"/>
+      </w:rPr>
+    </w:lvl>
+    <w:lvl w:ilvl="8" w:tplc="04090005" w:tentative="1">
+      <w:start w:val="1"/>
+      <w:numFmt w:val="bullet"/>
+      <w:lvlText w:val=""/>
+      <w:lvlJc w:val="left"/>
+      <w:pPr>
+        <w:ind w:left="6480" w:hanging="360"/>
+      </w:pPr>
+      <w:rPr>
+        <w:rFonts w:ascii="Wingdings" w:hAnsi="Wingdings" w:hint="default"/>
+      </w:rPr>
+    </w:lvl>
+  </w:abstractNum>
+  <w:abstractNum w:abstractNumId="26" w15:restartNumberingAfterBreak="0">
+    <w:nsid w:val="6A7130B8"/>
+    <w:multiLevelType w:val="hybridMultilevel"/>
+    <w:tmpl w:val="7D3E42A4"/>
+    <w:lvl w:ilvl="0" w:tplc="04090001">
+      <w:start w:val="1"/>
+      <w:numFmt w:val="bullet"/>
+      <w:lvlText w:val=""/>
+      <w:lvlJc w:val="left"/>
+      <w:pPr>
+        <w:ind w:left="720" w:hanging="360"/>
+      </w:pPr>
+      <w:rPr>
+        <w:rFonts w:ascii="Symbol" w:hAnsi="Symbol" w:hint="default"/>
+      </w:rPr>
+    </w:lvl>
+    <w:lvl w:ilvl="1" w:tplc="040C0003" w:tentative="1">
+      <w:start w:val="1"/>
+      <w:numFmt w:val="bullet"/>
+      <w:lvlText w:val="o"/>
+      <w:lvlJc w:val="left"/>
+      <w:pPr>
+        <w:ind w:left="1440" w:hanging="360"/>
+      </w:pPr>
+      <w:rPr>
+        <w:rFonts w:ascii="Courier New" w:hAnsi="Courier New" w:cs="Courier New" w:hint="default"/>
+      </w:rPr>
+    </w:lvl>
+    <w:lvl w:ilvl="2" w:tplc="040C0005" w:tentative="1">
+      <w:start w:val="1"/>
+      <w:numFmt w:val="bullet"/>
+      <w:lvlText w:val=""/>
+      <w:lvlJc w:val="left"/>
+      <w:pPr>
+        <w:ind w:left="2160" w:hanging="360"/>
+      </w:pPr>
+      <w:rPr>
+        <w:rFonts w:ascii="Wingdings" w:hAnsi="Wingdings" w:hint="default"/>
+      </w:rPr>
+    </w:lvl>
+    <w:lvl w:ilvl="3" w:tplc="040C0001" w:tentative="1">
+      <w:start w:val="1"/>
+      <w:numFmt w:val="bullet"/>
+      <w:lvlText w:val=""/>
+      <w:lvlJc w:val="left"/>
+      <w:pPr>
+        <w:ind w:left="2880" w:hanging="360"/>
+      </w:pPr>
+      <w:rPr>
+        <w:rFonts w:ascii="Symbol" w:hAnsi="Symbol" w:hint="default"/>
+      </w:rPr>
+    </w:lvl>
+    <w:lvl w:ilvl="4" w:tplc="040C0003" w:tentative="1">
+      <w:start w:val="1"/>
+      <w:numFmt w:val="bullet"/>
+      <w:lvlText w:val="o"/>
+      <w:lvlJc w:val="left"/>
+      <w:pPr>
+        <w:ind w:left="3600" w:hanging="360"/>
+      </w:pPr>
+      <w:rPr>
+        <w:rFonts w:ascii="Courier New" w:hAnsi="Courier New" w:cs="Courier New" w:hint="default"/>
+      </w:rPr>
+    </w:lvl>
+    <w:lvl w:ilvl="5" w:tplc="040C0005" w:tentative="1">
+      <w:start w:val="1"/>
+      <w:numFmt w:val="bullet"/>
+      <w:lvlText w:val=""/>
+      <w:lvlJc w:val="left"/>
+      <w:pPr>
+        <w:ind w:left="4320" w:hanging="360"/>
+      </w:pPr>
+      <w:rPr>
+        <w:rFonts w:ascii="Wingdings" w:hAnsi="Wingdings" w:hint="default"/>
+      </w:rPr>
+    </w:lvl>
+    <w:lvl w:ilvl="6" w:tplc="040C0001" w:tentative="1">
+      <w:start w:val="1"/>
+      <w:numFmt w:val="bullet"/>
+      <w:lvlText w:val=""/>
+      <w:lvlJc w:val="left"/>
+      <w:pPr>
+        <w:ind w:left="5040" w:hanging="360"/>
+      </w:pPr>
+      <w:rPr>
+        <w:rFonts w:ascii="Symbol" w:hAnsi="Symbol" w:hint="default"/>
+      </w:rPr>
+    </w:lvl>
+    <w:lvl w:ilvl="7" w:tplc="040C0003" w:tentative="1">
+      <w:start w:val="1"/>
+      <w:numFmt w:val="bullet"/>
+      <w:lvlText w:val="o"/>
+      <w:lvlJc w:val="left"/>
+      <w:pPr>
+        <w:ind w:left="5760" w:hanging="360"/>
+      </w:pPr>
+      <w:rPr>
+        <w:rFonts w:ascii="Courier New" w:hAnsi="Courier New" w:cs="Courier New" w:hint="default"/>
+      </w:rPr>
+    </w:lvl>
+    <w:lvl w:ilvl="8" w:tplc="040C0005" w:tentative="1">
+      <w:start w:val="1"/>
+      <w:numFmt w:val="bullet"/>
+      <w:lvlText w:val=""/>
+      <w:lvlJc w:val="left"/>
+      <w:pPr>
+        <w:ind w:left="6480" w:hanging="360"/>
+      </w:pPr>
+      <w:rPr>
+        <w:rFonts w:ascii="Wingdings" w:hAnsi="Wingdings" w:hint="default"/>
+      </w:rPr>
+    </w:lvl>
+  </w:abstractNum>
+  <w:abstractNum w:abstractNumId="27" w15:restartNumberingAfterBreak="0">
+    <w:nsid w:val="6F9D19D8"/>
+    <w:multiLevelType w:val="hybridMultilevel"/>
+    <w:tmpl w:val="6CB84494"/>
+    <w:lvl w:ilvl="0" w:tplc="0409000F">
+      <w:start w:val="1"/>
+      <w:numFmt w:val="decimal"/>
+      <w:lvlText w:val="%1."/>
+      <w:lvlJc w:val="left"/>
+      <w:pPr>
+        <w:ind w:left="720" w:hanging="360"/>
+      </w:pPr>
+    </w:lvl>
+    <w:lvl w:ilvl="1" w:tplc="04090019" w:tentative="1">
+      <w:start w:val="1"/>
+      <w:numFmt w:val="lowerLetter"/>
+      <w:lvlText w:val="%2."/>
+      <w:lvlJc w:val="left"/>
+      <w:pPr>
+        <w:ind w:left="1440" w:hanging="360"/>
+      </w:pPr>
+    </w:lvl>
+    <w:lvl w:ilvl="2" w:tplc="0409001B" w:tentative="1">
+      <w:start w:val="1"/>
+      <w:numFmt w:val="lowerRoman"/>
+      <w:lvlText w:val="%3."/>
+      <w:lvlJc w:val="right"/>
+      <w:pPr>
+        <w:ind w:left="2160" w:hanging="180"/>
+      </w:pPr>
+    </w:lvl>
+    <w:lvl w:ilvl="3" w:tplc="0409000F" w:tentative="1">
+      <w:start w:val="1"/>
+      <w:numFmt w:val="decimal"/>
+      <w:lvlText w:val="%4."/>
+      <w:lvlJc w:val="left"/>
+      <w:pPr>
+        <w:ind w:left="2880" w:hanging="360"/>
+      </w:pPr>
+    </w:lvl>
+    <w:lvl w:ilvl="4" w:tplc="04090019" w:tentative="1">
+      <w:start w:val="1"/>
+      <w:numFmt w:val="lowerLetter"/>
+      <w:lvlText w:val="%5."/>
+      <w:lvlJc w:val="left"/>
+      <w:pPr>
+        <w:ind w:left="3600" w:hanging="360"/>
+      </w:pPr>
+    </w:lvl>
+    <w:lvl w:ilvl="5" w:tplc="0409001B" w:tentative="1">
+      <w:start w:val="1"/>
+      <w:numFmt w:val="lowerRoman"/>
+      <w:lvlText w:val="%6."/>
+      <w:lvlJc w:val="right"/>
+      <w:pPr>
+        <w:ind w:left="4320" w:hanging="180"/>
+      </w:pPr>
+    </w:lvl>
+    <w:lvl w:ilvl="6" w:tplc="0409000F" w:tentative="1">
+      <w:start w:val="1"/>
+      <w:numFmt w:val="decimal"/>
+      <w:lvlText w:val="%7."/>
+      <w:lvlJc w:val="left"/>
+      <w:pPr>
+        <w:ind w:left="5040" w:hanging="360"/>
+      </w:pPr>
+    </w:lvl>
+    <w:lvl w:ilvl="7" w:tplc="04090019" w:tentative="1">
+      <w:start w:val="1"/>
+      <w:numFmt w:val="lowerLetter"/>
+      <w:lvlText w:val="%8."/>
+      <w:lvlJc w:val="left"/>
+      <w:pPr>
+        <w:ind w:left="5760" w:hanging="360"/>
+      </w:pPr>
+    </w:lvl>
+    <w:lvl w:ilvl="8" w:tplc="0409001B" w:tentative="1">
+      <w:start w:val="1"/>
+      <w:numFmt w:val="lowerRoman"/>
+      <w:lvlText w:val="%9."/>
+      <w:lvlJc w:val="right"/>
+      <w:pPr>
+        <w:ind w:left="6480" w:hanging="180"/>
+      </w:pPr>
+    </w:lvl>
+  </w:abstractNum>
+  <w:abstractNum w:abstractNumId="28" w15:restartNumberingAfterBreak="0">
+    <w:nsid w:val="720A3C41"/>
+    <w:multiLevelType w:val="multilevel"/>
+    <w:tmpl w:val="99502C3C"/>
+    <w:lvl w:ilvl="0">
+      <w:start w:val="1"/>
+      <w:numFmt w:val="bullet"/>
+      <w:lvlText w:val=""/>
+      <w:lvlJc w:val="left"/>
+      <w:pPr>
+        <w:tabs>
+          <w:tab w:val="num" w:pos="720"/>
+        </w:tabs>
+        <w:ind w:left="720" w:hanging="360"/>
+      </w:pPr>
+      <w:rPr>
+        <w:rFonts w:ascii="Symbol" w:hAnsi="Symbol" w:hint="default"/>
+        <w:sz w:val="20"/>
+      </w:rPr>
+    </w:lvl>
+    <w:lvl w:ilvl="1" w:tentative="1">
+      <w:start w:val="1"/>
+      <w:numFmt w:val="bullet"/>
+      <w:lvlText w:val="o"/>
+      <w:lvlJc w:val="left"/>
+      <w:pPr>
+        <w:tabs>
+          <w:tab w:val="num" w:pos="1440"/>
+        </w:tabs>
+        <w:ind w:left="1440" w:hanging="360"/>
+      </w:pPr>
+      <w:rPr>
+        <w:rFonts w:ascii="Courier New" w:hAnsi="Courier New" w:hint="default"/>
+        <w:sz w:val="20"/>
+      </w:rPr>
+    </w:lvl>
+    <w:lvl w:ilvl="2" w:tentative="1">
+      <w:start w:val="1"/>
+      <w:numFmt w:val="bullet"/>
+      <w:lvlText w:val=""/>
+      <w:lvlJc w:val="left"/>
+      <w:pPr>
+        <w:tabs>
+          <w:tab w:val="num" w:pos="2160"/>
+        </w:tabs>
+        <w:ind w:left="2160" w:hanging="360"/>
+      </w:pPr>
+      <w:rPr>
+        <w:rFonts w:ascii="Wingdings" w:hAnsi="Wingdings" w:hint="default"/>
+        <w:sz w:val="20"/>
+      </w:rPr>
+    </w:lvl>
+    <w:lvl w:ilvl="3" w:tentative="1">
+      <w:start w:val="1"/>
+      <w:numFmt w:val="bullet"/>
+      <w:lvlText w:val=""/>
+      <w:lvlJc w:val="left"/>
+      <w:pPr>
+        <w:tabs>
+          <w:tab w:val="num" w:pos="2880"/>
+        </w:tabs>
+        <w:ind w:left="2880" w:hanging="360"/>
+      </w:pPr>
+      <w:rPr>
+        <w:rFonts w:ascii="Wingdings" w:hAnsi="Wingdings" w:hint="default"/>
+        <w:sz w:val="20"/>
+      </w:rPr>
+    </w:lvl>
+    <w:lvl w:ilvl="4" w:tentative="1">
+      <w:start w:val="1"/>
+      <w:numFmt w:val="bullet"/>
+      <w:lvlText w:val=""/>
+      <w:lvlJc w:val="left"/>
+      <w:pPr>
+        <w:tabs>
+          <w:tab w:val="num" w:pos="3600"/>
+        </w:tabs>
+        <w:ind w:left="3600" w:hanging="360"/>
+      </w:pPr>
+      <w:rPr>
+        <w:rFonts w:ascii="Wingdings" w:hAnsi="Wingdings" w:hint="default"/>
+        <w:sz w:val="20"/>
+      </w:rPr>
+    </w:lvl>
+    <w:lvl w:ilvl="5" w:tentative="1">
+      <w:start w:val="1"/>
+      <w:numFmt w:val="bullet"/>
+      <w:lvlText w:val=""/>
+      <w:lvlJc w:val="left"/>
+      <w:pPr>
+        <w:tabs>
+          <w:tab w:val="num" w:pos="4320"/>
+        </w:tabs>
+        <w:ind w:left="4320" w:hanging="360"/>
+      </w:pPr>
+      <w:rPr>
+        <w:rFonts w:ascii="Wingdings" w:hAnsi="Wingdings" w:hint="default"/>
+        <w:sz w:val="20"/>
+      </w:rPr>
+    </w:lvl>
+    <w:lvl w:ilvl="6" w:tentative="1">
+      <w:start w:val="1"/>
+      <w:numFmt w:val="bullet"/>
+      <w:lvlText w:val=""/>
+      <w:lvlJc w:val="left"/>
+      <w:pPr>
+        <w:tabs>
+          <w:tab w:val="num" w:pos="5040"/>
+        </w:tabs>
+        <w:ind w:left="5040" w:hanging="360"/>
+      </w:pPr>
+      <w:rPr>
+        <w:rFonts w:ascii="Wingdings" w:hAnsi="Wingdings" w:hint="default"/>
+        <w:sz w:val="20"/>
+      </w:rPr>
+    </w:lvl>
+    <w:lvl w:ilvl="7" w:tentative="1">
+      <w:start w:val="1"/>
+      <w:numFmt w:val="bullet"/>
+      <w:lvlText w:val=""/>
+      <w:lvlJc w:val="left"/>
+      <w:pPr>
+        <w:tabs>
+          <w:tab w:val="num" w:pos="5760"/>
+        </w:tabs>
+        <w:ind w:left="5760" w:hanging="360"/>
+      </w:pPr>
+      <w:rPr>
+        <w:rFonts w:ascii="Wingdings" w:hAnsi="Wingdings" w:hint="default"/>
+        <w:sz w:val="20"/>
+      </w:rPr>
+    </w:lvl>
+    <w:lvl w:ilvl="8" w:tentative="1">
+      <w:start w:val="1"/>
+      <w:numFmt w:val="bullet"/>
+      <w:lvlText w:val=""/>
+      <w:lvlJc w:val="left"/>
+      <w:pPr>
+        <w:tabs>
+          <w:tab w:val="num" w:pos="6480"/>
+        </w:tabs>
+        <w:ind w:left="6480" w:hanging="360"/>
+      </w:pPr>
+      <w:rPr>
+        <w:rFonts w:ascii="Wingdings" w:hAnsi="Wingdings" w:hint="default"/>
+        <w:sz w:val="20"/>
+      </w:rPr>
+    </w:lvl>
+  </w:abstractNum>
+  <w:abstractNum w:abstractNumId="29" w15:restartNumberingAfterBreak="0">
+    <w:nsid w:val="72BB48EF"/>
+    <w:multiLevelType w:val="hybridMultilevel"/>
+    <w:tmpl w:val="6A70AB3A"/>
+    <w:lvl w:ilvl="0" w:tplc="0409000F">
+      <w:start w:val="1"/>
+      <w:numFmt w:val="decimal"/>
+      <w:lvlText w:val="%1."/>
+      <w:lvlJc w:val="left"/>
+      <w:pPr>
+        <w:ind w:left="720" w:hanging="360"/>
+      </w:pPr>
+    </w:lvl>
+    <w:lvl w:ilvl="1" w:tplc="04090019" w:tentative="1">
+      <w:start w:val="1"/>
+      <w:numFmt w:val="lowerLetter"/>
+      <w:lvlText w:val="%2."/>
+      <w:lvlJc w:val="left"/>
+      <w:pPr>
+        <w:ind w:left="1440" w:hanging="360"/>
+      </w:pPr>
+    </w:lvl>
+    <w:lvl w:ilvl="2" w:tplc="0409001B" w:tentative="1">
+      <w:start w:val="1"/>
+      <w:numFmt w:val="lowerRoman"/>
+      <w:lvlText w:val="%3."/>
+      <w:lvlJc w:val="right"/>
+      <w:pPr>
+        <w:ind w:left="2160" w:hanging="180"/>
+      </w:pPr>
+    </w:lvl>
+    <w:lvl w:ilvl="3" w:tplc="0409000F" w:tentative="1">
+      <w:start w:val="1"/>
+      <w:numFmt w:val="decimal"/>
+      <w:lvlText w:val="%4."/>
+      <w:lvlJc w:val="left"/>
+      <w:pPr>
+        <w:ind w:left="2880" w:hanging="360"/>
+      </w:pPr>
+    </w:lvl>
+    <w:lvl w:ilvl="4" w:tplc="04090019" w:tentative="1">
+      <w:start w:val="1"/>
+      <w:numFmt w:val="lowerLetter"/>
+      <w:lvlText w:val="%5."/>
+      <w:lvlJc w:val="left"/>
+      <w:pPr>
+        <w:ind w:left="3600" w:hanging="360"/>
+      </w:pPr>
+    </w:lvl>
+    <w:lvl w:ilvl="5" w:tplc="0409001B" w:tentative="1">
+      <w:start w:val="1"/>
+      <w:numFmt w:val="lowerRoman"/>
+      <w:lvlText w:val="%6."/>
+      <w:lvlJc w:val="right"/>
+      <w:pPr>
+        <w:ind w:left="4320" w:hanging="180"/>
+      </w:pPr>
+    </w:lvl>
+    <w:lvl w:ilvl="6" w:tplc="0409000F" w:tentative="1">
+      <w:start w:val="1"/>
+      <w:numFmt w:val="decimal"/>
+      <w:lvlText w:val="%7."/>
+      <w:lvlJc w:val="left"/>
+      <w:pPr>
+        <w:ind w:left="5040" w:hanging="360"/>
+      </w:pPr>
+    </w:lvl>
+    <w:lvl w:ilvl="7" w:tplc="04090019" w:tentative="1">
+      <w:start w:val="1"/>
+      <w:numFmt w:val="lowerLetter"/>
+      <w:lvlText w:val="%8."/>
+      <w:lvlJc w:val="left"/>
+      <w:pPr>
+        <w:ind w:left="5760" w:hanging="360"/>
+      </w:pPr>
+    </w:lvl>
+    <w:lvl w:ilvl="8" w:tplc="0409001B" w:tentative="1">
+      <w:start w:val="1"/>
+      <w:numFmt w:val="lowerRoman"/>
+      <w:lvlText w:val="%9."/>
+      <w:lvlJc w:val="right"/>
+      <w:pPr>
+        <w:ind w:left="6480" w:hanging="180"/>
+      </w:pPr>
+    </w:lvl>
+  </w:abstractNum>
+  <w:abstractNum w:abstractNumId="30" w15:restartNumberingAfterBreak="0">
+    <w:nsid w:val="75550180"/>
+    <w:multiLevelType w:val="hybridMultilevel"/>
+    <w:tmpl w:val="6EFE8270"/>
+    <w:lvl w:ilvl="0" w:tplc="FFFFFFFF">
+      <w:start w:val="1"/>
+      <w:numFmt w:val="decimal"/>
+      <w:lvlText w:val="%1)"/>
+      <w:lvlJc w:val="left"/>
+      <w:pPr>
+        <w:ind w:left="720" w:hanging="360"/>
+      </w:pPr>
+      <w:rPr>
+        <w:rFonts w:hint="default"/>
+      </w:rPr>
+    </w:lvl>
+    <w:lvl w:ilvl="1" w:tplc="040C0019" w:tentative="1">
+      <w:start w:val="1"/>
+      <w:numFmt w:val="lowerLetter"/>
+      <w:lvlText w:val="%2."/>
+      <w:lvlJc w:val="left"/>
+      <w:pPr>
+        <w:ind w:left="1440" w:hanging="360"/>
+      </w:pPr>
+    </w:lvl>
+    <w:lvl w:ilvl="2" w:tplc="040C001B" w:tentative="1">
+      <w:start w:val="1"/>
+      <w:numFmt w:val="lowerRoman"/>
+      <w:lvlText w:val="%3."/>
+      <w:lvlJc w:val="right"/>
+      <w:pPr>
+        <w:ind w:left="2160" w:hanging="180"/>
+      </w:pPr>
+    </w:lvl>
+    <w:lvl w:ilvl="3" w:tplc="040C000F" w:tentative="1">
+      <w:start w:val="1"/>
+      <w:numFmt w:val="decimal"/>
+      <w:lvlText w:val="%4."/>
+      <w:lvlJc w:val="left"/>
+      <w:pPr>
+        <w:ind w:left="2880" w:hanging="360"/>
+      </w:pPr>
+    </w:lvl>
+    <w:lvl w:ilvl="4" w:tplc="040C0019" w:tentative="1">
+      <w:start w:val="1"/>
+      <w:numFmt w:val="lowerLetter"/>
+      <w:lvlText w:val="%5."/>
+      <w:lvlJc w:val="left"/>
+      <w:pPr>
+        <w:ind w:left="3600" w:hanging="360"/>
+      </w:pPr>
+    </w:lvl>
+    <w:lvl w:ilvl="5" w:tplc="040C001B" w:tentative="1">
+      <w:start w:val="1"/>
+      <w:numFmt w:val="lowerRoman"/>
+      <w:lvlText w:val="%6."/>
+      <w:lvlJc w:val="right"/>
+      <w:pPr>
+        <w:ind w:left="4320" w:hanging="180"/>
+      </w:pPr>
+    </w:lvl>
+    <w:lvl w:ilvl="6" w:tplc="040C000F" w:tentative="1">
+      <w:start w:val="1"/>
+      <w:numFmt w:val="decimal"/>
+      <w:lvlText w:val="%7."/>
+      <w:lvlJc w:val="left"/>
+      <w:pPr>
+        <w:ind w:left="5040" w:hanging="360"/>
+      </w:pPr>
+    </w:lvl>
+    <w:lvl w:ilvl="7" w:tplc="040C0019" w:tentative="1">
+      <w:start w:val="1"/>
+      <w:numFmt w:val="lowerLetter"/>
+      <w:lvlText w:val="%8."/>
+      <w:lvlJc w:val="left"/>
+      <w:pPr>
+        <w:ind w:left="5760" w:hanging="360"/>
+      </w:pPr>
+    </w:lvl>
+    <w:lvl w:ilvl="8" w:tplc="040C001B" w:tentative="1">
+      <w:start w:val="1"/>
+      <w:numFmt w:val="lowerRoman"/>
+      <w:lvlText w:val="%9."/>
+      <w:lvlJc w:val="right"/>
+      <w:pPr>
+        <w:ind w:left="6480" w:hanging="180"/>
+      </w:pPr>
+    </w:lvl>
+  </w:abstractNum>
+  <w:num w:numId="1" w16cid:durableId="1851871220">
+    <w:abstractNumId w:val="25"/>
+  </w:num>
+  <w:num w:numId="2" w16cid:durableId="864950355">
+    <w:abstractNumId w:val="13"/>
+  </w:num>
+  <w:num w:numId="3" w16cid:durableId="1334840302">
+    <w:abstractNumId w:val="10"/>
+  </w:num>
+  <w:num w:numId="4" w16cid:durableId="1468082961">
+    <w:abstractNumId w:val="27"/>
+  </w:num>
+  <w:num w:numId="5" w16cid:durableId="213273258">
+    <w:abstractNumId w:val="5"/>
+  </w:num>
+  <w:num w:numId="6" w16cid:durableId="222910829">
+    <w:abstractNumId w:val="24"/>
+  </w:num>
+  <w:num w:numId="7" w16cid:durableId="18510155">
+    <w:abstractNumId w:val="14"/>
+  </w:num>
+  <w:num w:numId="8" w16cid:durableId="2058704355">
+    <w:abstractNumId w:val="11"/>
+  </w:num>
+  <w:num w:numId="9" w16cid:durableId="801848313">
+    <w:abstractNumId w:val="28"/>
+  </w:num>
+  <w:num w:numId="10" w16cid:durableId="1791706795">
+    <w:abstractNumId w:val="12"/>
+  </w:num>
+  <w:num w:numId="11" w16cid:durableId="1932346551">
+    <w:abstractNumId w:val="9"/>
+  </w:num>
+  <w:num w:numId="12" w16cid:durableId="902445368">
+    <w:abstractNumId w:val="1"/>
+  </w:num>
+  <w:num w:numId="13" w16cid:durableId="1916283762">
+    <w:abstractNumId w:val="22"/>
+  </w:num>
+  <w:num w:numId="14" w16cid:durableId="995451726">
+    <w:abstractNumId w:val="4"/>
+  </w:num>
+  <w:num w:numId="15" w16cid:durableId="1147473317">
+    <w:abstractNumId w:val="6"/>
+  </w:num>
+  <w:num w:numId="16" w16cid:durableId="1407341606">
+    <w:abstractNumId w:val="29"/>
+  </w:num>
+  <w:num w:numId="17" w16cid:durableId="609434593">
+    <w:abstractNumId w:val="7"/>
+  </w:num>
+  <w:num w:numId="18" w16cid:durableId="1233465615">
+    <w:abstractNumId w:val="17"/>
+  </w:num>
+  <w:num w:numId="19" w16cid:durableId="1531142692">
+    <w:abstractNumId w:val="20"/>
+  </w:num>
+  <w:num w:numId="20" w16cid:durableId="1038892398">
+    <w:abstractNumId w:val="21"/>
+  </w:num>
+  <w:num w:numId="21" w16cid:durableId="2006398776">
     <w:abstractNumId w:val="0"/>
+  </w:num>
+  <w:num w:numId="22" w16cid:durableId="1857694310">
+    <w:abstractNumId w:val="18"/>
+  </w:num>
+  <w:num w:numId="23" w16cid:durableId="543911979">
+    <w:abstractNumId w:val="26"/>
+  </w:num>
+  <w:num w:numId="24" w16cid:durableId="1674453303">
+    <w:abstractNumId w:val="23"/>
+  </w:num>
+  <w:num w:numId="25" w16cid:durableId="1551771533">
+    <w:abstractNumId w:val="2"/>
+  </w:num>
+  <w:num w:numId="26" w16cid:durableId="241991116">
+    <w:abstractNumId w:val="8"/>
+  </w:num>
+  <w:num w:numId="27" w16cid:durableId="1302926530">
+    <w:abstractNumId w:val="16"/>
+  </w:num>
+  <w:num w:numId="28" w16cid:durableId="437799592">
+    <w:abstractNumId w:val="15"/>
+  </w:num>
+  <w:num w:numId="29" w16cid:durableId="824471672">
+    <w:abstractNumId w:val="30"/>
+  </w:num>
+  <w:num w:numId="30" w16cid:durableId="1871146265">
+    <w:abstractNumId w:val="3"/>
+  </w:num>
+  <w:num w:numId="31" w16cid:durableId="1703361631">
+    <w:abstractNumId w:val="19"/>
   </w:num>
 </w:numbering>
 </file>
@@ -12284,7 +15619,7 @@
   <w:style w:type="paragraph" w:default="1" w:styleId="Normal">
     <w:name w:val="Normal"/>
     <w:qFormat/>
-    <w:rsid w:val="00D8744A"/>
+    <w:rsid w:val="003806A5"/>
     <w:pPr>
       <w:spacing w:after="0" w:line="360" w:lineRule="auto"/>
       <w:jc w:val="both"/>
@@ -12304,7 +15639,7 @@
     <w:link w:val="Titre1Car"/>
     <w:uiPriority w:val="9"/>
     <w:qFormat/>
-    <w:rsid w:val="00D8744A"/>
+    <w:rsid w:val="003806A5"/>
     <w:pPr>
       <w:keepNext/>
       <w:keepLines/>
@@ -12326,7 +15661,7 @@
     <w:uiPriority w:val="9"/>
     <w:unhideWhenUsed/>
     <w:qFormat/>
-    <w:rsid w:val="00D8744A"/>
+    <w:rsid w:val="003806A5"/>
     <w:pPr>
       <w:keepNext/>
       <w:keepLines/>
@@ -12346,10 +15681,9 @@
     <w:next w:val="Normal"/>
     <w:link w:val="Titre3Car"/>
     <w:uiPriority w:val="9"/>
-    <w:semiHidden/>
     <w:unhideWhenUsed/>
     <w:qFormat/>
-    <w:rsid w:val="00D8744A"/>
+    <w:rsid w:val="003806A5"/>
     <w:pPr>
       <w:keepNext/>
       <w:keepLines/>
@@ -12368,10 +15702,9 @@
     <w:next w:val="Normal"/>
     <w:link w:val="Titre4Car"/>
     <w:uiPriority w:val="9"/>
-    <w:semiHidden/>
     <w:unhideWhenUsed/>
     <w:qFormat/>
-    <w:rsid w:val="00D8744A"/>
+    <w:rsid w:val="003806A5"/>
     <w:pPr>
       <w:keepNext/>
       <w:keepLines/>
@@ -12394,7 +15727,7 @@
     <w:semiHidden/>
     <w:unhideWhenUsed/>
     <w:qFormat/>
-    <w:rsid w:val="00D8744A"/>
+    <w:rsid w:val="003806A5"/>
     <w:pPr>
       <w:keepNext/>
       <w:keepLines/>
@@ -12415,7 +15748,7 @@
     <w:semiHidden/>
     <w:unhideWhenUsed/>
     <w:qFormat/>
-    <w:rsid w:val="00D8744A"/>
+    <w:rsid w:val="003806A5"/>
     <w:pPr>
       <w:keepNext/>
       <w:keepLines/>
@@ -12438,7 +15771,7 @@
     <w:semiHidden/>
     <w:unhideWhenUsed/>
     <w:qFormat/>
-    <w:rsid w:val="00D8744A"/>
+    <w:rsid w:val="003806A5"/>
     <w:pPr>
       <w:keepNext/>
       <w:keepLines/>
@@ -12459,7 +15792,7 @@
     <w:semiHidden/>
     <w:unhideWhenUsed/>
     <w:qFormat/>
-    <w:rsid w:val="00D8744A"/>
+    <w:rsid w:val="003806A5"/>
     <w:pPr>
       <w:keepNext/>
       <w:keepLines/>
@@ -12481,7 +15814,7 @@
     <w:semiHidden/>
     <w:unhideWhenUsed/>
     <w:qFormat/>
-    <w:rsid w:val="00D8744A"/>
+    <w:rsid w:val="003806A5"/>
     <w:pPr>
       <w:keepNext/>
       <w:keepLines/>
@@ -12524,7 +15857,7 @@
     <w:basedOn w:val="Policepardfaut"/>
     <w:link w:val="Titre1"/>
     <w:uiPriority w:val="9"/>
-    <w:rsid w:val="00D8744A"/>
+    <w:rsid w:val="003806A5"/>
     <w:rPr>
       <w:rFonts w:asciiTheme="majorHAnsi" w:eastAsiaTheme="majorEastAsia" w:hAnsiTheme="majorHAnsi" w:cstheme="majorBidi"/>
       <w:color w:val="0F4761" w:themeColor="accent1" w:themeShade="BF"/>
@@ -12537,7 +15870,7 @@
     <w:basedOn w:val="Policepardfaut"/>
     <w:link w:val="Titre2"/>
     <w:uiPriority w:val="9"/>
-    <w:rsid w:val="00D8744A"/>
+    <w:rsid w:val="003806A5"/>
     <w:rPr>
       <w:rFonts w:asciiTheme="majorHAnsi" w:eastAsiaTheme="majorEastAsia" w:hAnsiTheme="majorHAnsi" w:cstheme="majorBidi"/>
       <w:color w:val="0F4761" w:themeColor="accent1" w:themeShade="BF"/>
@@ -12550,8 +15883,7 @@
     <w:basedOn w:val="Policepardfaut"/>
     <w:link w:val="Titre3"/>
     <w:uiPriority w:val="9"/>
-    <w:semiHidden/>
-    <w:rsid w:val="00D8744A"/>
+    <w:rsid w:val="003806A5"/>
     <w:rPr>
       <w:rFonts w:eastAsiaTheme="majorEastAsia" w:cstheme="majorBidi"/>
       <w:color w:val="0F4761" w:themeColor="accent1" w:themeShade="BF"/>
@@ -12564,8 +15896,7 @@
     <w:basedOn w:val="Policepardfaut"/>
     <w:link w:val="Titre4"/>
     <w:uiPriority w:val="9"/>
-    <w:semiHidden/>
-    <w:rsid w:val="00D8744A"/>
+    <w:rsid w:val="003806A5"/>
     <w:rPr>
       <w:rFonts w:eastAsiaTheme="majorEastAsia" w:cstheme="majorBidi"/>
       <w:i/>
@@ -12579,7 +15910,7 @@
     <w:link w:val="Titre5"/>
     <w:uiPriority w:val="9"/>
     <w:semiHidden/>
-    <w:rsid w:val="00D8744A"/>
+    <w:rsid w:val="003806A5"/>
     <w:rPr>
       <w:rFonts w:eastAsiaTheme="majorEastAsia" w:cstheme="majorBidi"/>
       <w:color w:val="0F4761" w:themeColor="accent1" w:themeShade="BF"/>
@@ -12591,7 +15922,7 @@
     <w:link w:val="Titre6"/>
     <w:uiPriority w:val="9"/>
     <w:semiHidden/>
-    <w:rsid w:val="00D8744A"/>
+    <w:rsid w:val="003806A5"/>
     <w:rPr>
       <w:rFonts w:eastAsiaTheme="majorEastAsia" w:cstheme="majorBidi"/>
       <w:i/>
@@ -12605,7 +15936,7 @@
     <w:link w:val="Titre7"/>
     <w:uiPriority w:val="9"/>
     <w:semiHidden/>
-    <w:rsid w:val="00D8744A"/>
+    <w:rsid w:val="003806A5"/>
     <w:rPr>
       <w:rFonts w:eastAsiaTheme="majorEastAsia" w:cstheme="majorBidi"/>
       <w:color w:val="595959" w:themeColor="text1" w:themeTint="A6"/>
@@ -12617,7 +15948,7 @@
     <w:link w:val="Titre8"/>
     <w:uiPriority w:val="9"/>
     <w:semiHidden/>
-    <w:rsid w:val="00D8744A"/>
+    <w:rsid w:val="003806A5"/>
     <w:rPr>
       <w:rFonts w:eastAsiaTheme="majorEastAsia" w:cstheme="majorBidi"/>
       <w:i/>
@@ -12631,7 +15962,7 @@
     <w:link w:val="Titre9"/>
     <w:uiPriority w:val="9"/>
     <w:semiHidden/>
-    <w:rsid w:val="00D8744A"/>
+    <w:rsid w:val="003806A5"/>
     <w:rPr>
       <w:rFonts w:eastAsiaTheme="majorEastAsia" w:cstheme="majorBidi"/>
       <w:color w:val="272727" w:themeColor="text1" w:themeTint="D8"/>
@@ -12644,7 +15975,7 @@
     <w:link w:val="TitreCar"/>
     <w:uiPriority w:val="10"/>
     <w:qFormat/>
-    <w:rsid w:val="00D8744A"/>
+    <w:rsid w:val="003806A5"/>
     <w:pPr>
       <w:spacing w:after="80" w:line="240" w:lineRule="auto"/>
       <w:contextualSpacing/>
@@ -12662,7 +15993,7 @@
     <w:basedOn w:val="Policepardfaut"/>
     <w:link w:val="Titre"/>
     <w:uiPriority w:val="10"/>
-    <w:rsid w:val="00D8744A"/>
+    <w:rsid w:val="003806A5"/>
     <w:rPr>
       <w:rFonts w:asciiTheme="majorHAnsi" w:eastAsiaTheme="majorEastAsia" w:hAnsiTheme="majorHAnsi" w:cstheme="majorBidi"/>
       <w:spacing w:val="-10"/>
@@ -12678,7 +16009,7 @@
     <w:link w:val="Sous-titreCar"/>
     <w:uiPriority w:val="11"/>
     <w:qFormat/>
-    <w:rsid w:val="00D8744A"/>
+    <w:rsid w:val="003806A5"/>
     <w:pPr>
       <w:numPr>
         <w:ilvl w:val="1"/>
@@ -12696,7 +16027,7 @@
     <w:basedOn w:val="Policepardfaut"/>
     <w:link w:val="Sous-titre"/>
     <w:uiPriority w:val="11"/>
-    <w:rsid w:val="00D8744A"/>
+    <w:rsid w:val="003806A5"/>
     <w:rPr>
       <w:rFonts w:eastAsiaTheme="majorEastAsia" w:cstheme="majorBidi"/>
       <w:color w:val="595959" w:themeColor="text1" w:themeTint="A6"/>
@@ -12712,7 +16043,7 @@
     <w:link w:val="CitationCar"/>
     <w:uiPriority w:val="29"/>
     <w:qFormat/>
-    <w:rsid w:val="00D8744A"/>
+    <w:rsid w:val="003806A5"/>
     <w:pPr>
       <w:spacing w:before="160"/>
       <w:jc w:val="center"/>
@@ -12728,7 +16059,7 @@
     <w:basedOn w:val="Policepardfaut"/>
     <w:link w:val="Citation"/>
     <w:uiPriority w:val="29"/>
-    <w:rsid w:val="00D8744A"/>
+    <w:rsid w:val="003806A5"/>
     <w:rPr>
       <w:i/>
       <w:iCs/>
@@ -12740,7 +16071,7 @@
     <w:basedOn w:val="Normal"/>
     <w:uiPriority w:val="34"/>
     <w:qFormat/>
-    <w:rsid w:val="00D8744A"/>
+    <w:rsid w:val="003806A5"/>
     <w:pPr>
       <w:ind w:left="720"/>
       <w:contextualSpacing/>
@@ -12751,7 +16082,7 @@
     <w:basedOn w:val="Policepardfaut"/>
     <w:uiPriority w:val="21"/>
     <w:qFormat/>
-    <w:rsid w:val="00D8744A"/>
+    <w:rsid w:val="003806A5"/>
     <w:rPr>
       <w:i/>
       <w:iCs/>
@@ -12765,7 +16096,7 @@
     <w:link w:val="CitationintenseCar"/>
     <w:uiPriority w:val="30"/>
     <w:qFormat/>
-    <w:rsid w:val="00D8744A"/>
+    <w:rsid w:val="003806A5"/>
     <w:pPr>
       <w:pBdr>
         <w:top w:val="single" w:sz="4" w:space="10" w:color="0F4761" w:themeColor="accent1" w:themeShade="BF"/>
@@ -12786,7 +16117,7 @@
     <w:basedOn w:val="Policepardfaut"/>
     <w:link w:val="Citationintense"/>
     <w:uiPriority w:val="30"/>
-    <w:rsid w:val="00D8744A"/>
+    <w:rsid w:val="003806A5"/>
     <w:rPr>
       <w:i/>
       <w:iCs/>
@@ -12798,7 +16129,7 @@
     <w:basedOn w:val="Policepardfaut"/>
     <w:uiPriority w:val="32"/>
     <w:qFormat/>
-    <w:rsid w:val="00D8744A"/>
+    <w:rsid w:val="003806A5"/>
     <w:rPr>
       <w:b/>
       <w:bCs/>
@@ -12807,11 +16138,384 @@
       <w:spacing w:val="5"/>
     </w:rPr>
   </w:style>
+  <w:style w:type="paragraph" w:styleId="Sansinterligne">
+    <w:name w:val="No Spacing"/>
+    <w:uiPriority w:val="1"/>
+    <w:qFormat/>
+    <w:rsid w:val="003806A5"/>
+    <w:pPr>
+      <w:spacing w:after="0" w:line="240" w:lineRule="auto"/>
+    </w:pPr>
+    <w:rPr>
+      <w:rFonts w:ascii="Times New Roman" w:eastAsia="Times New Roman" w:hAnsi="Times New Roman" w:cs="Times New Roman"/>
+      <w:color w:val="000000"/>
+      <w:kern w:val="0"/>
+      <w:sz w:val="20"/>
+      <w:szCs w:val="20"/>
+      <w:lang w:val="ru-RU" w:eastAsia="ru-RU"/>
+      <w14:ligatures w14:val="none"/>
+    </w:rPr>
+  </w:style>
+  <w:style w:type="paragraph" w:customStyle="1" w:styleId="p1">
+    <w:name w:val="p1"/>
+    <w:basedOn w:val="Normal"/>
+    <w:rsid w:val="003806A5"/>
+    <w:pPr>
+      <w:spacing w:line="240" w:lineRule="auto"/>
+      <w:jc w:val="left"/>
+    </w:pPr>
+    <w:rPr>
+      <w:color w:val="000000"/>
+      <w:sz w:val="26"/>
+      <w:szCs w:val="26"/>
+    </w:rPr>
+  </w:style>
+  <w:style w:type="paragraph" w:styleId="NormalWeb">
+    <w:name w:val="Normal (Web)"/>
+    <w:basedOn w:val="Normal"/>
+    <w:uiPriority w:val="99"/>
+    <w:unhideWhenUsed/>
+    <w:rsid w:val="003806A5"/>
+    <w:pPr>
+      <w:spacing w:before="100" w:beforeAutospacing="1" w:after="100" w:afterAutospacing="1" w:line="240" w:lineRule="auto"/>
+      <w:jc w:val="left"/>
+    </w:pPr>
+  </w:style>
+  <w:style w:type="character" w:styleId="lev">
+    <w:name w:val="Strong"/>
+    <w:basedOn w:val="Policepardfaut"/>
+    <w:uiPriority w:val="22"/>
+    <w:qFormat/>
+    <w:rsid w:val="003806A5"/>
+    <w:rPr>
+      <w:b/>
+      <w:bCs/>
+    </w:rPr>
+  </w:style>
+  <w:style w:type="character" w:styleId="Accentuation">
+    <w:name w:val="Emphasis"/>
+    <w:basedOn w:val="Policepardfaut"/>
+    <w:uiPriority w:val="20"/>
+    <w:qFormat/>
+    <w:rsid w:val="003806A5"/>
+    <w:rPr>
+      <w:i/>
+      <w:iCs/>
+    </w:rPr>
+  </w:style>
+  <w:style w:type="paragraph" w:styleId="Notedebasdepage">
+    <w:name w:val="footnote text"/>
+    <w:basedOn w:val="Normal"/>
+    <w:link w:val="NotedebasdepageCar"/>
+    <w:uiPriority w:val="99"/>
+    <w:unhideWhenUsed/>
+    <w:rsid w:val="003806A5"/>
+    <w:pPr>
+      <w:spacing w:line="240" w:lineRule="auto"/>
+    </w:pPr>
+    <w:rPr>
+      <w:sz w:val="20"/>
+      <w:szCs w:val="20"/>
+    </w:rPr>
+  </w:style>
+  <w:style w:type="character" w:customStyle="1" w:styleId="NotedebasdepageCar">
+    <w:name w:val="Note de bas de page Car"/>
+    <w:basedOn w:val="Policepardfaut"/>
+    <w:link w:val="Notedebasdepage"/>
+    <w:uiPriority w:val="99"/>
+    <w:rsid w:val="003806A5"/>
+    <w:rPr>
+      <w:rFonts w:ascii="Times New Roman" w:eastAsia="Times New Roman" w:hAnsi="Times New Roman" w:cs="Times New Roman"/>
+      <w:kern w:val="0"/>
+      <w:sz w:val="20"/>
+      <w:szCs w:val="20"/>
+      <w:lang w:eastAsia="fr-FR"/>
+      <w14:ligatures w14:val="none"/>
+    </w:rPr>
+  </w:style>
+  <w:style w:type="character" w:styleId="Appelnotedebasdep">
+    <w:name w:val="footnote reference"/>
+    <w:basedOn w:val="Policepardfaut"/>
+    <w:uiPriority w:val="99"/>
+    <w:semiHidden/>
+    <w:unhideWhenUsed/>
+    <w:rsid w:val="003806A5"/>
+    <w:rPr>
+      <w:vertAlign w:val="superscript"/>
+    </w:rPr>
+  </w:style>
+  <w:style w:type="character" w:styleId="Lienhypertexte">
+    <w:name w:val="Hyperlink"/>
+    <w:basedOn w:val="Policepardfaut"/>
+    <w:uiPriority w:val="99"/>
+    <w:unhideWhenUsed/>
+    <w:rsid w:val="003806A5"/>
+    <w:rPr>
+      <w:color w:val="467886" w:themeColor="hyperlink"/>
+      <w:u w:val="single"/>
+    </w:rPr>
+  </w:style>
+  <w:style w:type="character" w:styleId="Mentionnonrsolue">
+    <w:name w:val="Unresolved Mention"/>
+    <w:basedOn w:val="Policepardfaut"/>
+    <w:uiPriority w:val="99"/>
+    <w:semiHidden/>
+    <w:unhideWhenUsed/>
+    <w:rsid w:val="003806A5"/>
+    <w:rPr>
+      <w:color w:val="605E5C"/>
+      <w:shd w:val="clear" w:color="auto" w:fill="E1DFDD"/>
+    </w:rPr>
+  </w:style>
+  <w:style w:type="paragraph" w:styleId="En-tte">
+    <w:name w:val="header"/>
+    <w:basedOn w:val="Normal"/>
+    <w:link w:val="En-tteCar"/>
+    <w:uiPriority w:val="99"/>
+    <w:unhideWhenUsed/>
+    <w:rsid w:val="003806A5"/>
+    <w:pPr>
+      <w:tabs>
+        <w:tab w:val="center" w:pos="4680"/>
+        <w:tab w:val="right" w:pos="9360"/>
+      </w:tabs>
+      <w:spacing w:line="240" w:lineRule="auto"/>
+    </w:pPr>
+  </w:style>
+  <w:style w:type="character" w:customStyle="1" w:styleId="En-tteCar">
+    <w:name w:val="En-tête Car"/>
+    <w:basedOn w:val="Policepardfaut"/>
+    <w:link w:val="En-tte"/>
+    <w:uiPriority w:val="99"/>
+    <w:rsid w:val="003806A5"/>
+    <w:rPr>
+      <w:rFonts w:ascii="Times New Roman" w:eastAsia="Times New Roman" w:hAnsi="Times New Roman" w:cs="Times New Roman"/>
+      <w:kern w:val="0"/>
+      <w:sz w:val="28"/>
+      <w:lang w:eastAsia="fr-FR"/>
+      <w14:ligatures w14:val="none"/>
+    </w:rPr>
+  </w:style>
+  <w:style w:type="paragraph" w:styleId="Pieddepage">
+    <w:name w:val="footer"/>
+    <w:basedOn w:val="Normal"/>
+    <w:link w:val="PieddepageCar"/>
+    <w:uiPriority w:val="99"/>
+    <w:unhideWhenUsed/>
+    <w:rsid w:val="003806A5"/>
+    <w:pPr>
+      <w:tabs>
+        <w:tab w:val="center" w:pos="4680"/>
+        <w:tab w:val="right" w:pos="9360"/>
+      </w:tabs>
+      <w:spacing w:line="240" w:lineRule="auto"/>
+    </w:pPr>
+  </w:style>
+  <w:style w:type="character" w:customStyle="1" w:styleId="PieddepageCar">
+    <w:name w:val="Pied de page Car"/>
+    <w:basedOn w:val="Policepardfaut"/>
+    <w:link w:val="Pieddepage"/>
+    <w:uiPriority w:val="99"/>
+    <w:rsid w:val="003806A5"/>
+    <w:rPr>
+      <w:rFonts w:ascii="Times New Roman" w:eastAsia="Times New Roman" w:hAnsi="Times New Roman" w:cs="Times New Roman"/>
+      <w:kern w:val="0"/>
+      <w:sz w:val="28"/>
+      <w:lang w:eastAsia="fr-FR"/>
+      <w14:ligatures w14:val="none"/>
+    </w:rPr>
+  </w:style>
+  <w:style w:type="character" w:styleId="Numrodepage">
+    <w:name w:val="page number"/>
+    <w:basedOn w:val="Policepardfaut"/>
+    <w:uiPriority w:val="99"/>
+    <w:semiHidden/>
+    <w:unhideWhenUsed/>
+    <w:rsid w:val="003806A5"/>
+  </w:style>
+  <w:style w:type="paragraph" w:styleId="TM1">
+    <w:name w:val="toc 1"/>
+    <w:basedOn w:val="Normal"/>
+    <w:next w:val="Normal"/>
+    <w:autoRedefine/>
+    <w:uiPriority w:val="39"/>
+    <w:unhideWhenUsed/>
+    <w:rsid w:val="003806A5"/>
+    <w:pPr>
+      <w:spacing w:before="120"/>
+      <w:jc w:val="left"/>
+    </w:pPr>
+    <w:rPr>
+      <w:rFonts w:asciiTheme="minorHAnsi" w:hAnsiTheme="minorHAnsi"/>
+      <w:b/>
+      <w:bCs/>
+      <w:i/>
+      <w:iCs/>
+      <w:sz w:val="24"/>
+    </w:rPr>
+  </w:style>
+  <w:style w:type="paragraph" w:styleId="TM2">
+    <w:name w:val="toc 2"/>
+    <w:basedOn w:val="Normal"/>
+    <w:next w:val="Normal"/>
+    <w:autoRedefine/>
+    <w:uiPriority w:val="39"/>
+    <w:unhideWhenUsed/>
+    <w:rsid w:val="003806A5"/>
+    <w:pPr>
+      <w:spacing w:before="120"/>
+      <w:ind w:left="280"/>
+      <w:jc w:val="left"/>
+    </w:pPr>
+    <w:rPr>
+      <w:rFonts w:asciiTheme="minorHAnsi" w:hAnsiTheme="minorHAnsi"/>
+      <w:b/>
+      <w:bCs/>
+      <w:sz w:val="22"/>
+      <w:szCs w:val="22"/>
+    </w:rPr>
+  </w:style>
+  <w:style w:type="paragraph" w:styleId="TM3">
+    <w:name w:val="toc 3"/>
+    <w:basedOn w:val="Normal"/>
+    <w:next w:val="Normal"/>
+    <w:autoRedefine/>
+    <w:uiPriority w:val="39"/>
+    <w:unhideWhenUsed/>
+    <w:rsid w:val="003806A5"/>
+    <w:pPr>
+      <w:ind w:left="560"/>
+      <w:jc w:val="left"/>
+    </w:pPr>
+    <w:rPr>
+      <w:rFonts w:asciiTheme="minorHAnsi" w:hAnsiTheme="minorHAnsi"/>
+      <w:sz w:val="20"/>
+      <w:szCs w:val="20"/>
+    </w:rPr>
+  </w:style>
+  <w:style w:type="paragraph" w:styleId="TM4">
+    <w:name w:val="toc 4"/>
+    <w:basedOn w:val="Normal"/>
+    <w:next w:val="Normal"/>
+    <w:autoRedefine/>
+    <w:uiPriority w:val="39"/>
+    <w:unhideWhenUsed/>
+    <w:rsid w:val="003806A5"/>
+    <w:pPr>
+      <w:ind w:left="840"/>
+      <w:jc w:val="left"/>
+    </w:pPr>
+    <w:rPr>
+      <w:rFonts w:asciiTheme="minorHAnsi" w:hAnsiTheme="minorHAnsi"/>
+      <w:sz w:val="20"/>
+      <w:szCs w:val="20"/>
+    </w:rPr>
+  </w:style>
+  <w:style w:type="paragraph" w:styleId="TM5">
+    <w:name w:val="toc 5"/>
+    <w:basedOn w:val="Normal"/>
+    <w:next w:val="Normal"/>
+    <w:autoRedefine/>
+    <w:uiPriority w:val="39"/>
+    <w:unhideWhenUsed/>
+    <w:rsid w:val="003806A5"/>
+    <w:pPr>
+      <w:ind w:left="1120"/>
+      <w:jc w:val="left"/>
+    </w:pPr>
+    <w:rPr>
+      <w:rFonts w:asciiTheme="minorHAnsi" w:hAnsiTheme="minorHAnsi"/>
+      <w:sz w:val="20"/>
+      <w:szCs w:val="20"/>
+    </w:rPr>
+  </w:style>
+  <w:style w:type="paragraph" w:styleId="TM6">
+    <w:name w:val="toc 6"/>
+    <w:basedOn w:val="Normal"/>
+    <w:next w:val="Normal"/>
+    <w:autoRedefine/>
+    <w:uiPriority w:val="39"/>
+    <w:unhideWhenUsed/>
+    <w:rsid w:val="003806A5"/>
+    <w:pPr>
+      <w:ind w:left="1400"/>
+      <w:jc w:val="left"/>
+    </w:pPr>
+    <w:rPr>
+      <w:rFonts w:asciiTheme="minorHAnsi" w:hAnsiTheme="minorHAnsi"/>
+      <w:sz w:val="20"/>
+      <w:szCs w:val="20"/>
+    </w:rPr>
+  </w:style>
+  <w:style w:type="paragraph" w:styleId="TM7">
+    <w:name w:val="toc 7"/>
+    <w:basedOn w:val="Normal"/>
+    <w:next w:val="Normal"/>
+    <w:autoRedefine/>
+    <w:uiPriority w:val="39"/>
+    <w:unhideWhenUsed/>
+    <w:rsid w:val="003806A5"/>
+    <w:pPr>
+      <w:ind w:left="1680"/>
+      <w:jc w:val="left"/>
+    </w:pPr>
+    <w:rPr>
+      <w:rFonts w:asciiTheme="minorHAnsi" w:hAnsiTheme="minorHAnsi"/>
+      <w:sz w:val="20"/>
+      <w:szCs w:val="20"/>
+    </w:rPr>
+  </w:style>
+  <w:style w:type="paragraph" w:styleId="TM8">
+    <w:name w:val="toc 8"/>
+    <w:basedOn w:val="Normal"/>
+    <w:next w:val="Normal"/>
+    <w:autoRedefine/>
+    <w:uiPriority w:val="39"/>
+    <w:unhideWhenUsed/>
+    <w:rsid w:val="003806A5"/>
+    <w:pPr>
+      <w:ind w:left="1960"/>
+      <w:jc w:val="left"/>
+    </w:pPr>
+    <w:rPr>
+      <w:rFonts w:asciiTheme="minorHAnsi" w:hAnsiTheme="minorHAnsi"/>
+      <w:sz w:val="20"/>
+      <w:szCs w:val="20"/>
+    </w:rPr>
+  </w:style>
+  <w:style w:type="paragraph" w:styleId="TM9">
+    <w:name w:val="toc 9"/>
+    <w:basedOn w:val="Normal"/>
+    <w:next w:val="Normal"/>
+    <w:autoRedefine/>
+    <w:uiPriority w:val="39"/>
+    <w:unhideWhenUsed/>
+    <w:rsid w:val="003806A5"/>
+    <w:pPr>
+      <w:ind w:left="2240"/>
+      <w:jc w:val="left"/>
+    </w:pPr>
+    <w:rPr>
+      <w:rFonts w:asciiTheme="minorHAnsi" w:hAnsiTheme="minorHAnsi"/>
+      <w:sz w:val="20"/>
+      <w:szCs w:val="20"/>
+    </w:rPr>
+  </w:style>
+  <w:style w:type="character" w:styleId="Textedelespacerserv">
+    <w:name w:val="Placeholder Text"/>
+    <w:basedOn w:val="Policepardfaut"/>
+    <w:uiPriority w:val="99"/>
+    <w:semiHidden/>
+    <w:rsid w:val="003806A5"/>
+    <w:rPr>
+      <w:color w:val="666666"/>
+    </w:rPr>
+  </w:style>
   <w:style w:type="table" w:styleId="Grilledutableau">
     <w:name w:val="Table Grid"/>
     <w:basedOn w:val="TableauNormal"/>
     <w:uiPriority w:val="39"/>
-    <w:rsid w:val="00D8744A"/>
+    <w:rsid w:val="003806A5"/>
     <w:pPr>
       <w:spacing w:after="0" w:line="240" w:lineRule="auto"/>
     </w:pPr>
@@ -12829,11 +16533,215 @@
       </w:tblBorders>
     </w:tblPr>
   </w:style>
+  <w:style w:type="table" w:styleId="TableauGrille7Couleur">
+    <w:name w:val="Grid Table 7 Colorful"/>
+    <w:basedOn w:val="TableauNormal"/>
+    <w:uiPriority w:val="52"/>
+    <w:rsid w:val="003806A5"/>
+    <w:pPr>
+      <w:spacing w:after="0" w:line="240" w:lineRule="auto"/>
+    </w:pPr>
+    <w:rPr>
+      <w:color w:val="000000" w:themeColor="text1"/>
+      <w:lang w:val="en-US"/>
+    </w:rPr>
+    <w:tblPr>
+      <w:tblStyleRowBandSize w:val="1"/>
+      <w:tblStyleColBandSize w:val="1"/>
+      <w:tblBorders>
+        <w:top w:val="single" w:sz="4" w:space="0" w:color="666666" w:themeColor="text1" w:themeTint="99"/>
+        <w:left w:val="single" w:sz="4" w:space="0" w:color="666666" w:themeColor="text1" w:themeTint="99"/>
+        <w:bottom w:val="single" w:sz="4" w:space="0" w:color="666666" w:themeColor="text1" w:themeTint="99"/>
+        <w:right w:val="single" w:sz="4" w:space="0" w:color="666666" w:themeColor="text1" w:themeTint="99"/>
+        <w:insideH w:val="single" w:sz="4" w:space="0" w:color="666666" w:themeColor="text1" w:themeTint="99"/>
+        <w:insideV w:val="single" w:sz="4" w:space="0" w:color="666666" w:themeColor="text1" w:themeTint="99"/>
+      </w:tblBorders>
+    </w:tblPr>
+    <w:tblStylePr w:type="firstRow">
+      <w:rPr>
+        <w:b/>
+        <w:bCs/>
+      </w:rPr>
+      <w:tblPr/>
+      <w:tcPr>
+        <w:tcBorders>
+          <w:top w:val="nil"/>
+          <w:left w:val="nil"/>
+          <w:right w:val="nil"/>
+          <w:insideH w:val="nil"/>
+          <w:insideV w:val="nil"/>
+        </w:tcBorders>
+        <w:shd w:val="clear" w:color="auto" w:fill="FFFFFF" w:themeFill="background1"/>
+      </w:tcPr>
+    </w:tblStylePr>
+    <w:tblStylePr w:type="lastRow">
+      <w:rPr>
+        <w:b/>
+        <w:bCs/>
+      </w:rPr>
+      <w:tblPr/>
+      <w:tcPr>
+        <w:tcBorders>
+          <w:left w:val="nil"/>
+          <w:bottom w:val="nil"/>
+          <w:right w:val="nil"/>
+          <w:insideH w:val="nil"/>
+          <w:insideV w:val="nil"/>
+        </w:tcBorders>
+        <w:shd w:val="clear" w:color="auto" w:fill="FFFFFF" w:themeFill="background1"/>
+      </w:tcPr>
+    </w:tblStylePr>
+    <w:tblStylePr w:type="firstCol">
+      <w:pPr>
+        <w:jc w:val="right"/>
+      </w:pPr>
+      <w:rPr>
+        <w:i/>
+        <w:iCs/>
+      </w:rPr>
+      <w:tblPr/>
+      <w:tcPr>
+        <w:tcBorders>
+          <w:top w:val="nil"/>
+          <w:left w:val="nil"/>
+          <w:bottom w:val="nil"/>
+          <w:insideH w:val="nil"/>
+          <w:insideV w:val="nil"/>
+        </w:tcBorders>
+        <w:shd w:val="clear" w:color="auto" w:fill="FFFFFF" w:themeFill="background1"/>
+      </w:tcPr>
+    </w:tblStylePr>
+    <w:tblStylePr w:type="lastCol">
+      <w:rPr>
+        <w:i/>
+        <w:iCs/>
+      </w:rPr>
+      <w:tblPr/>
+      <w:tcPr>
+        <w:tcBorders>
+          <w:top w:val="nil"/>
+          <w:bottom w:val="nil"/>
+          <w:right w:val="nil"/>
+          <w:insideH w:val="nil"/>
+          <w:insideV w:val="nil"/>
+        </w:tcBorders>
+        <w:shd w:val="clear" w:color="auto" w:fill="FFFFFF" w:themeFill="background1"/>
+      </w:tcPr>
+    </w:tblStylePr>
+    <w:tblStylePr w:type="band1Vert">
+      <w:tblPr/>
+      <w:tcPr>
+        <w:shd w:val="clear" w:color="auto" w:fill="CCCCCC" w:themeFill="text1" w:themeFillTint="33"/>
+      </w:tcPr>
+    </w:tblStylePr>
+    <w:tblStylePr w:type="band1Horz">
+      <w:tblPr/>
+      <w:tcPr>
+        <w:shd w:val="clear" w:color="auto" w:fill="CCCCCC" w:themeFill="text1" w:themeFillTint="33"/>
+      </w:tcPr>
+    </w:tblStylePr>
+    <w:tblStylePr w:type="neCell">
+      <w:tblPr/>
+      <w:tcPr>
+        <w:tcBorders>
+          <w:bottom w:val="single" w:sz="4" w:space="0" w:color="666666" w:themeColor="text1" w:themeTint="99"/>
+        </w:tcBorders>
+      </w:tcPr>
+    </w:tblStylePr>
+    <w:tblStylePr w:type="nwCell">
+      <w:tblPr/>
+      <w:tcPr>
+        <w:tcBorders>
+          <w:bottom w:val="single" w:sz="4" w:space="0" w:color="666666" w:themeColor="text1" w:themeTint="99"/>
+        </w:tcBorders>
+      </w:tcPr>
+    </w:tblStylePr>
+    <w:tblStylePr w:type="seCell">
+      <w:tblPr/>
+      <w:tcPr>
+        <w:tcBorders>
+          <w:top w:val="single" w:sz="4" w:space="0" w:color="666666" w:themeColor="text1" w:themeTint="99"/>
+        </w:tcBorders>
+      </w:tcPr>
+    </w:tblStylePr>
+    <w:tblStylePr w:type="swCell">
+      <w:tblPr/>
+      <w:tcPr>
+        <w:tcBorders>
+          <w:top w:val="single" w:sz="4" w:space="0" w:color="666666" w:themeColor="text1" w:themeTint="99"/>
+        </w:tcBorders>
+      </w:tcPr>
+    </w:tblStylePr>
+  </w:style>
+  <w:style w:type="table" w:styleId="TableauListe1Clair">
+    <w:name w:val="List Table 1 Light"/>
+    <w:basedOn w:val="TableauNormal"/>
+    <w:uiPriority w:val="46"/>
+    <w:rsid w:val="003806A5"/>
+    <w:pPr>
+      <w:spacing w:after="0" w:line="240" w:lineRule="auto"/>
+    </w:pPr>
+    <w:rPr>
+      <w:lang w:val="en-US"/>
+    </w:rPr>
+    <w:tblPr>
+      <w:tblStyleRowBandSize w:val="1"/>
+      <w:tblStyleColBandSize w:val="1"/>
+    </w:tblPr>
+    <w:tblStylePr w:type="firstRow">
+      <w:rPr>
+        <w:b/>
+        <w:bCs/>
+      </w:rPr>
+      <w:tblPr/>
+      <w:tcPr>
+        <w:tcBorders>
+          <w:bottom w:val="single" w:sz="4" w:space="0" w:color="666666" w:themeColor="text1" w:themeTint="99"/>
+        </w:tcBorders>
+      </w:tcPr>
+    </w:tblStylePr>
+    <w:tblStylePr w:type="lastRow">
+      <w:rPr>
+        <w:b/>
+        <w:bCs/>
+      </w:rPr>
+      <w:tblPr/>
+      <w:tcPr>
+        <w:tcBorders>
+          <w:top w:val="single" w:sz="4" w:space="0" w:color="666666" w:themeColor="text1" w:themeTint="99"/>
+        </w:tcBorders>
+      </w:tcPr>
+    </w:tblStylePr>
+    <w:tblStylePr w:type="firstCol">
+      <w:rPr>
+        <w:b/>
+        <w:bCs/>
+      </w:rPr>
+    </w:tblStylePr>
+    <w:tblStylePr w:type="lastCol">
+      <w:rPr>
+        <w:b/>
+        <w:bCs/>
+      </w:rPr>
+    </w:tblStylePr>
+    <w:tblStylePr w:type="band1Vert">
+      <w:tblPr/>
+      <w:tcPr>
+        <w:shd w:val="clear" w:color="auto" w:fill="CCCCCC" w:themeFill="text1" w:themeFillTint="33"/>
+      </w:tcPr>
+    </w:tblStylePr>
+    <w:tblStylePr w:type="band1Horz">
+      <w:tblPr/>
+      <w:tcPr>
+        <w:shd w:val="clear" w:color="auto" w:fill="CCCCCC" w:themeFill="text1" w:themeFillTint="33"/>
+      </w:tcPr>
+    </w:tblStylePr>
+  </w:style>
   <w:style w:type="table" w:styleId="Tableausimple5">
     <w:name w:val="Plain Table 5"/>
     <w:basedOn w:val="TableauNormal"/>
     <w:uiPriority w:val="45"/>
-    <w:rsid w:val="00D8744A"/>
+    <w:rsid w:val="003806A5"/>
     <w:pPr>
       <w:spacing w:after="0" w:line="240" w:lineRule="auto"/>
     </w:pPr>
@@ -12956,7 +16864,7 @@
     <w:name w:val="Plain Table 3"/>
     <w:basedOn w:val="TableauNormal"/>
     <w:uiPriority w:val="43"/>
-    <w:rsid w:val="00D8744A"/>
+    <w:rsid w:val="003806A5"/>
     <w:pPr>
       <w:spacing w:after="0" w:line="240" w:lineRule="auto"/>
     </w:pPr>
@@ -13048,11 +16956,346 @@
       </w:tcPr>
     </w:tblStylePr>
   </w:style>
+  <w:style w:type="table" w:styleId="TableauGrille1Clair">
+    <w:name w:val="Grid Table 1 Light"/>
+    <w:basedOn w:val="TableauNormal"/>
+    <w:uiPriority w:val="46"/>
+    <w:rsid w:val="003806A5"/>
+    <w:pPr>
+      <w:spacing w:after="0" w:line="240" w:lineRule="auto"/>
+    </w:pPr>
+    <w:rPr>
+      <w:lang w:val="en-US"/>
+    </w:rPr>
+    <w:tblPr>
+      <w:tblStyleRowBandSize w:val="1"/>
+      <w:tblStyleColBandSize w:val="1"/>
+      <w:tblBorders>
+        <w:top w:val="single" w:sz="4" w:space="0" w:color="999999" w:themeColor="text1" w:themeTint="66"/>
+        <w:left w:val="single" w:sz="4" w:space="0" w:color="999999" w:themeColor="text1" w:themeTint="66"/>
+        <w:bottom w:val="single" w:sz="4" w:space="0" w:color="999999" w:themeColor="text1" w:themeTint="66"/>
+        <w:right w:val="single" w:sz="4" w:space="0" w:color="999999" w:themeColor="text1" w:themeTint="66"/>
+        <w:insideH w:val="single" w:sz="4" w:space="0" w:color="999999" w:themeColor="text1" w:themeTint="66"/>
+        <w:insideV w:val="single" w:sz="4" w:space="0" w:color="999999" w:themeColor="text1" w:themeTint="66"/>
+      </w:tblBorders>
+    </w:tblPr>
+    <w:tblStylePr w:type="firstRow">
+      <w:rPr>
+        <w:b/>
+        <w:bCs/>
+      </w:rPr>
+      <w:tblPr/>
+      <w:tcPr>
+        <w:tcBorders>
+          <w:bottom w:val="single" w:sz="12" w:space="0" w:color="666666" w:themeColor="text1" w:themeTint="99"/>
+        </w:tcBorders>
+      </w:tcPr>
+    </w:tblStylePr>
+    <w:tblStylePr w:type="lastRow">
+      <w:rPr>
+        <w:b/>
+        <w:bCs/>
+      </w:rPr>
+      <w:tblPr/>
+      <w:tcPr>
+        <w:tcBorders>
+          <w:top w:val="double" w:sz="2" w:space="0" w:color="666666" w:themeColor="text1" w:themeTint="99"/>
+        </w:tcBorders>
+      </w:tcPr>
+    </w:tblStylePr>
+    <w:tblStylePr w:type="firstCol">
+      <w:rPr>
+        <w:b/>
+        <w:bCs/>
+      </w:rPr>
+    </w:tblStylePr>
+    <w:tblStylePr w:type="lastCol">
+      <w:rPr>
+        <w:b/>
+        <w:bCs/>
+      </w:rPr>
+    </w:tblStylePr>
+  </w:style>
+  <w:style w:type="table" w:styleId="Tableausimple1">
+    <w:name w:val="Plain Table 1"/>
+    <w:basedOn w:val="TableauNormal"/>
+    <w:uiPriority w:val="41"/>
+    <w:rsid w:val="003806A5"/>
+    <w:pPr>
+      <w:spacing w:after="0" w:line="240" w:lineRule="auto"/>
+    </w:pPr>
+    <w:rPr>
+      <w:lang w:val="en-US"/>
+    </w:rPr>
+    <w:tblPr>
+      <w:tblStyleRowBandSize w:val="1"/>
+      <w:tblStyleColBandSize w:val="1"/>
+      <w:tblBorders>
+        <w:top w:val="single" w:sz="4" w:space="0" w:color="BFBFBF" w:themeColor="background1" w:themeShade="BF"/>
+        <w:left w:val="single" w:sz="4" w:space="0" w:color="BFBFBF" w:themeColor="background1" w:themeShade="BF"/>
+        <w:bottom w:val="single" w:sz="4" w:space="0" w:color="BFBFBF" w:themeColor="background1" w:themeShade="BF"/>
+        <w:right w:val="single" w:sz="4" w:space="0" w:color="BFBFBF" w:themeColor="background1" w:themeShade="BF"/>
+        <w:insideH w:val="single" w:sz="4" w:space="0" w:color="BFBFBF" w:themeColor="background1" w:themeShade="BF"/>
+        <w:insideV w:val="single" w:sz="4" w:space="0" w:color="BFBFBF" w:themeColor="background1" w:themeShade="BF"/>
+      </w:tblBorders>
+    </w:tblPr>
+    <w:tblStylePr w:type="firstRow">
+      <w:rPr>
+        <w:b/>
+        <w:bCs/>
+      </w:rPr>
+    </w:tblStylePr>
+    <w:tblStylePr w:type="lastRow">
+      <w:rPr>
+        <w:b/>
+        <w:bCs/>
+      </w:rPr>
+      <w:tblPr/>
+      <w:tcPr>
+        <w:tcBorders>
+          <w:top w:val="double" w:sz="4" w:space="0" w:color="BFBFBF" w:themeColor="background1" w:themeShade="BF"/>
+        </w:tcBorders>
+      </w:tcPr>
+    </w:tblStylePr>
+    <w:tblStylePr w:type="firstCol">
+      <w:rPr>
+        <w:b/>
+        <w:bCs/>
+      </w:rPr>
+    </w:tblStylePr>
+    <w:tblStylePr w:type="lastCol">
+      <w:rPr>
+        <w:b/>
+        <w:bCs/>
+      </w:rPr>
+    </w:tblStylePr>
+    <w:tblStylePr w:type="band1Vert">
+      <w:tblPr/>
+      <w:tcPr>
+        <w:shd w:val="clear" w:color="auto" w:fill="F2F2F2" w:themeFill="background1" w:themeFillShade="F2"/>
+      </w:tcPr>
+    </w:tblStylePr>
+    <w:tblStylePr w:type="band1Horz">
+      <w:tblPr/>
+      <w:tcPr>
+        <w:shd w:val="clear" w:color="auto" w:fill="F2F2F2" w:themeFill="background1" w:themeFillShade="F2"/>
+      </w:tcPr>
+    </w:tblStylePr>
+  </w:style>
+  <w:style w:type="character" w:customStyle="1" w:styleId="relative">
+    <w:name w:val="relative"/>
+    <w:basedOn w:val="Policepardfaut"/>
+    <w:rsid w:val="003806A5"/>
+  </w:style>
+  <w:style w:type="paragraph" w:customStyle="1" w:styleId="msonormal0">
+    <w:name w:val="msonormal"/>
+    <w:basedOn w:val="Normal"/>
+    <w:rsid w:val="003806A5"/>
+    <w:pPr>
+      <w:spacing w:before="100" w:beforeAutospacing="1" w:after="100" w:afterAutospacing="1" w:line="240" w:lineRule="auto"/>
+      <w:jc w:val="left"/>
+    </w:pPr>
+    <w:rPr>
+      <w:sz w:val="24"/>
+    </w:rPr>
+  </w:style>
+  <w:style w:type="paragraph" w:styleId="PrformatHTML">
+    <w:name w:val="HTML Preformatted"/>
+    <w:basedOn w:val="Normal"/>
+    <w:link w:val="PrformatHTMLCar"/>
+    <w:uiPriority w:val="99"/>
+    <w:unhideWhenUsed/>
+    <w:rsid w:val="003806A5"/>
+    <w:pPr>
+      <w:tabs>
+        <w:tab w:val="left" w:pos="916"/>
+        <w:tab w:val="left" w:pos="1832"/>
+        <w:tab w:val="left" w:pos="2748"/>
+        <w:tab w:val="left" w:pos="3664"/>
+        <w:tab w:val="left" w:pos="4580"/>
+        <w:tab w:val="left" w:pos="5496"/>
+        <w:tab w:val="left" w:pos="6412"/>
+        <w:tab w:val="left" w:pos="7328"/>
+        <w:tab w:val="left" w:pos="8244"/>
+        <w:tab w:val="left" w:pos="9160"/>
+        <w:tab w:val="left" w:pos="10076"/>
+        <w:tab w:val="left" w:pos="10992"/>
+        <w:tab w:val="left" w:pos="11908"/>
+        <w:tab w:val="left" w:pos="12824"/>
+        <w:tab w:val="left" w:pos="13740"/>
+        <w:tab w:val="left" w:pos="14656"/>
+      </w:tabs>
+      <w:spacing w:line="240" w:lineRule="auto"/>
+      <w:jc w:val="left"/>
+    </w:pPr>
+    <w:rPr>
+      <w:rFonts w:ascii="Courier New" w:hAnsi="Courier New" w:cs="Courier New"/>
+      <w:sz w:val="20"/>
+      <w:szCs w:val="20"/>
+    </w:rPr>
+  </w:style>
+  <w:style w:type="character" w:customStyle="1" w:styleId="PrformatHTMLCar">
+    <w:name w:val="Préformaté HTML Car"/>
+    <w:basedOn w:val="Policepardfaut"/>
+    <w:link w:val="PrformatHTML"/>
+    <w:uiPriority w:val="99"/>
+    <w:rsid w:val="003806A5"/>
+    <w:rPr>
+      <w:rFonts w:ascii="Courier New" w:eastAsia="Times New Roman" w:hAnsi="Courier New" w:cs="Courier New"/>
+      <w:kern w:val="0"/>
+      <w:sz w:val="20"/>
+      <w:szCs w:val="20"/>
+      <w:lang w:eastAsia="fr-FR"/>
+      <w14:ligatures w14:val="none"/>
+    </w:rPr>
+  </w:style>
+  <w:style w:type="character" w:customStyle="1" w:styleId="cm-keyword">
+    <w:name w:val="cm-keyword"/>
+    <w:basedOn w:val="Policepardfaut"/>
+    <w:rsid w:val="003806A5"/>
+  </w:style>
+  <w:style w:type="character" w:customStyle="1" w:styleId="cm-variable">
+    <w:name w:val="cm-variable"/>
+    <w:basedOn w:val="Policepardfaut"/>
+    <w:rsid w:val="003806A5"/>
+  </w:style>
+  <w:style w:type="character" w:customStyle="1" w:styleId="cm-property">
+    <w:name w:val="cm-property"/>
+    <w:basedOn w:val="Policepardfaut"/>
+    <w:rsid w:val="003806A5"/>
+  </w:style>
+  <w:style w:type="character" w:customStyle="1" w:styleId="cm-operator">
+    <w:name w:val="cm-operator"/>
+    <w:basedOn w:val="Policepardfaut"/>
+    <w:rsid w:val="003806A5"/>
+  </w:style>
+  <w:style w:type="character" w:customStyle="1" w:styleId="cm-string">
+    <w:name w:val="cm-string"/>
+    <w:basedOn w:val="Policepardfaut"/>
+    <w:rsid w:val="003806A5"/>
+  </w:style>
+  <w:style w:type="character" w:customStyle="1" w:styleId="cm-number">
+    <w:name w:val="cm-number"/>
+    <w:basedOn w:val="Policepardfaut"/>
+    <w:rsid w:val="003806A5"/>
+  </w:style>
+  <w:style w:type="character" w:customStyle="1" w:styleId="cm-comment">
+    <w:name w:val="cm-comment"/>
+    <w:basedOn w:val="Policepardfaut"/>
+    <w:rsid w:val="003806A5"/>
+  </w:style>
+  <w:style w:type="character" w:customStyle="1" w:styleId="cm-def">
+    <w:name w:val="cm-def"/>
+    <w:basedOn w:val="Policepardfaut"/>
+    <w:rsid w:val="003806A5"/>
+  </w:style>
+  <w:style w:type="character" w:customStyle="1" w:styleId="cm-builtin">
+    <w:name w:val="cm-builtin"/>
+    <w:basedOn w:val="Policepardfaut"/>
+    <w:rsid w:val="003806A5"/>
+  </w:style>
+  <w:style w:type="paragraph" w:styleId="En-ttedetabledesmatires">
+    <w:name w:val="TOC Heading"/>
+    <w:basedOn w:val="Titre1"/>
+    <w:next w:val="Normal"/>
+    <w:uiPriority w:val="39"/>
+    <w:unhideWhenUsed/>
+    <w:qFormat/>
+    <w:rsid w:val="003806A5"/>
+    <w:pPr>
+      <w:spacing w:before="480" w:after="0" w:line="276" w:lineRule="auto"/>
+      <w:outlineLvl w:val="9"/>
+    </w:pPr>
+    <w:rPr>
+      <w:b/>
+      <w:bCs/>
+      <w:sz w:val="28"/>
+      <w:szCs w:val="28"/>
+    </w:rPr>
+  </w:style>
+  <w:style w:type="table" w:styleId="TableauGrille2">
+    <w:name w:val="Grid Table 2"/>
+    <w:basedOn w:val="TableauNormal"/>
+    <w:uiPriority w:val="47"/>
+    <w:rsid w:val="003806A5"/>
+    <w:pPr>
+      <w:spacing w:after="0" w:line="240" w:lineRule="auto"/>
+    </w:pPr>
+    <w:rPr>
+      <w:lang w:val="en-US"/>
+    </w:rPr>
+    <w:tblPr>
+      <w:tblStyleRowBandSize w:val="1"/>
+      <w:tblStyleColBandSize w:val="1"/>
+      <w:tblBorders>
+        <w:top w:val="single" w:sz="2" w:space="0" w:color="666666" w:themeColor="text1" w:themeTint="99"/>
+        <w:bottom w:val="single" w:sz="2" w:space="0" w:color="666666" w:themeColor="text1" w:themeTint="99"/>
+        <w:insideH w:val="single" w:sz="2" w:space="0" w:color="666666" w:themeColor="text1" w:themeTint="99"/>
+        <w:insideV w:val="single" w:sz="2" w:space="0" w:color="666666" w:themeColor="text1" w:themeTint="99"/>
+      </w:tblBorders>
+    </w:tblPr>
+    <w:tblStylePr w:type="firstRow">
+      <w:rPr>
+        <w:b/>
+        <w:bCs/>
+      </w:rPr>
+      <w:tblPr/>
+      <w:tcPr>
+        <w:tcBorders>
+          <w:top w:val="nil"/>
+          <w:bottom w:val="single" w:sz="12" w:space="0" w:color="666666" w:themeColor="text1" w:themeTint="99"/>
+          <w:insideH w:val="nil"/>
+          <w:insideV w:val="nil"/>
+        </w:tcBorders>
+        <w:shd w:val="clear" w:color="auto" w:fill="FFFFFF" w:themeFill="background1"/>
+      </w:tcPr>
+    </w:tblStylePr>
+    <w:tblStylePr w:type="lastRow">
+      <w:rPr>
+        <w:b/>
+        <w:bCs/>
+      </w:rPr>
+      <w:tblPr/>
+      <w:tcPr>
+        <w:tcBorders>
+          <w:top w:val="double" w:sz="2" w:space="0" w:color="666666" w:themeColor="text1" w:themeTint="99"/>
+          <w:bottom w:val="nil"/>
+          <w:insideH w:val="nil"/>
+          <w:insideV w:val="nil"/>
+        </w:tcBorders>
+        <w:shd w:val="clear" w:color="auto" w:fill="FFFFFF" w:themeFill="background1"/>
+      </w:tcPr>
+    </w:tblStylePr>
+    <w:tblStylePr w:type="firstCol">
+      <w:rPr>
+        <w:b/>
+        <w:bCs/>
+      </w:rPr>
+    </w:tblStylePr>
+    <w:tblStylePr w:type="lastCol">
+      <w:rPr>
+        <w:b/>
+        <w:bCs/>
+      </w:rPr>
+    </w:tblStylePr>
+    <w:tblStylePr w:type="band1Vert">
+      <w:tblPr/>
+      <w:tcPr>
+        <w:shd w:val="clear" w:color="auto" w:fill="CCCCCC" w:themeFill="text1" w:themeFillTint="33"/>
+      </w:tcPr>
+    </w:tblStylePr>
+    <w:tblStylePr w:type="band1Horz">
+      <w:tblPr/>
+      <w:tcPr>
+        <w:shd w:val="clear" w:color="auto" w:fill="CCCCCC" w:themeFill="text1" w:themeFillTint="33"/>
+      </w:tcPr>
+    </w:tblStylePr>
+  </w:style>
   <w:style w:type="paragraph" w:customStyle="1" w:styleId="Compact">
     <w:name w:val="Compact"/>
     <w:basedOn w:val="Corpsdetexte"/>
     <w:qFormat/>
-    <w:rsid w:val="00D8744A"/>
+    <w:rsid w:val="003806A5"/>
     <w:pPr>
       <w:spacing w:before="36" w:after="36" w:line="240" w:lineRule="auto"/>
       <w:jc w:val="left"/>
@@ -13068,7 +17311,7 @@
     <w:semiHidden/>
     <w:unhideWhenUsed/>
     <w:qFormat/>
-    <w:rsid w:val="00D8744A"/>
+    <w:rsid w:val="003806A5"/>
     <w:pPr>
       <w:spacing w:after="200" w:line="240" w:lineRule="auto"/>
     </w:pPr>
@@ -13106,7 +17349,7 @@
     <w:uiPriority w:val="99"/>
     <w:semiHidden/>
     <w:unhideWhenUsed/>
-    <w:rsid w:val="00D8744A"/>
+    <w:rsid w:val="003806A5"/>
     <w:pPr>
       <w:spacing w:after="120"/>
     </w:pPr>
@@ -13117,13 +17360,38 @@
     <w:link w:val="Corpsdetexte"/>
     <w:uiPriority w:val="99"/>
     <w:semiHidden/>
-    <w:rsid w:val="00D8744A"/>
+    <w:rsid w:val="003806A5"/>
     <w:rPr>
       <w:rFonts w:ascii="Times New Roman" w:eastAsia="Times New Roman" w:hAnsi="Times New Roman" w:cs="Times New Roman"/>
       <w:kern w:val="0"/>
       <w:sz w:val="28"/>
       <w:lang w:eastAsia="fr-FR"/>
       <w14:ligatures w14:val="none"/>
+    </w:rPr>
+  </w:style>
+  <w:style w:type="character" w:styleId="CodeHTML">
+    <w:name w:val="HTML Code"/>
+    <w:basedOn w:val="Policepardfaut"/>
+    <w:uiPriority w:val="99"/>
+    <w:semiHidden/>
+    <w:unhideWhenUsed/>
+    <w:rsid w:val="003806A5"/>
+    <w:rPr>
+      <w:rFonts w:ascii="Courier New" w:eastAsia="Times New Roman" w:hAnsi="Courier New" w:cs="Courier New"/>
+      <w:sz w:val="20"/>
+      <w:szCs w:val="20"/>
+    </w:rPr>
+  </w:style>
+  <w:style w:type="character" w:styleId="Lienhypertextesuivivisit">
+    <w:name w:val="FollowedHyperlink"/>
+    <w:basedOn w:val="Policepardfaut"/>
+    <w:uiPriority w:val="99"/>
+    <w:semiHidden/>
+    <w:unhideWhenUsed/>
+    <w:rsid w:val="003806A5"/>
+    <w:rPr>
+      <w:color w:val="96607D" w:themeColor="followedHyperlink"/>
+      <w:u w:val="single"/>
     </w:rPr>
   </w:style>
 </w:styles>
